--- a/pdf/canzoniere2.docx
+++ b/pdf/canzoniere2.docx
@@ -75,14 +75,14 @@
             </w:rPr>
             <w:fldChar w:fldCharType="separate"/>
           </w:r>
-          <w:hyperlink w:anchor="_Toc241056674" w:history="1">
+          <w:hyperlink w:anchor="_Toc241060551" w:history="1">
             <w:r>
               <w:rPr>
                 <w:rStyle w:val="Collegamentoipertestuale"/>
                 <w:rFonts w:ascii="Chalkboard" w:hAnsi="Chalkboard" w:cs="Arial"/>
                 <w:noProof/>
               </w:rPr>
-              <w:t>ALLELUIA CHIAMA ED IO VERRÒ</w:t>
+              <w:t>ABBRACCIAMI</w:t>
             </w:r>
             <w:r>
               <w:rPr>
@@ -103,7 +103,7 @@
                 <w:noProof/>
                 <w:webHidden/>
               </w:rPr>
-              <w:instrText xml:space="preserve"> PAGEREF _Toc241056674 \h </w:instrText>
+              <w:instrText xml:space="preserve"> PAGEREF _Toc241060551 \h </w:instrText>
             </w:r>
             <w:r>
               <w:rPr>
@@ -151,14 +151,14 @@
               <w14:ligatures w14:val="standardContextual"/>
             </w:rPr>
           </w:pPr>
-          <w:hyperlink w:anchor="_Toc241056675" w:history="1">
+          <w:hyperlink w:anchor="_Toc241060552" w:history="1">
             <w:r>
               <w:rPr>
                 <w:rStyle w:val="Collegamentoipertestuale"/>
                 <w:rFonts w:ascii="Chalkboard" w:hAnsi="Chalkboard" w:cs="Arial"/>
                 <w:noProof/>
               </w:rPr>
-              <w:t>ALLELUIA IRLANDESE</w:t>
+              <w:t>ALLELUIA CHIAMA ED IO VERRÒ</w:t>
             </w:r>
             <w:r>
               <w:rPr>
@@ -179,7 +179,7 @@
                 <w:noProof/>
                 <w:webHidden/>
               </w:rPr>
-              <w:instrText xml:space="preserve"> PAGEREF _Toc241056675 \h </w:instrText>
+              <w:instrText xml:space="preserve"> PAGEREF _Toc241060552 \h </w:instrText>
             </w:r>
             <w:r>
               <w:rPr>
@@ -199,7 +199,7 @@
                 <w:noProof/>
                 <w:webHidden/>
               </w:rPr>
-              <w:t>5</w:t>
+              <w:t>4</w:t>
             </w:r>
             <w:r>
               <w:rPr>
@@ -227,14 +227,14 @@
               <w14:ligatures w14:val="standardContextual"/>
             </w:rPr>
           </w:pPr>
-          <w:hyperlink w:anchor="_Toc241056676" w:history="1">
+          <w:hyperlink w:anchor="_Toc241060553" w:history="1">
             <w:r>
               <w:rPr>
                 <w:rStyle w:val="Collegamentoipertestuale"/>
                 <w:rFonts w:ascii="Chalkboard" w:hAnsi="Chalkboard" w:cs="Arial"/>
                 <w:noProof/>
               </w:rPr>
-              <w:t>ALLELUIA LODE COSMICA</w:t>
+              <w:t>ALLELUIA IRLANDESE</w:t>
             </w:r>
             <w:r>
               <w:rPr>
@@ -255,7 +255,7 @@
                 <w:noProof/>
                 <w:webHidden/>
               </w:rPr>
-              <w:instrText xml:space="preserve"> PAGEREF _Toc241056676 \h </w:instrText>
+              <w:instrText xml:space="preserve"> PAGEREF _Toc241060553 \h </w:instrText>
             </w:r>
             <w:r>
               <w:rPr>
@@ -303,14 +303,14 @@
               <w14:ligatures w14:val="standardContextual"/>
             </w:rPr>
           </w:pPr>
-          <w:hyperlink w:anchor="_Toc241056677" w:history="1">
+          <w:hyperlink w:anchor="_Toc241060554" w:history="1">
             <w:r>
               <w:rPr>
                 <w:rStyle w:val="Collegamentoipertestuale"/>
                 <w:rFonts w:ascii="Chalkboard" w:hAnsi="Chalkboard" w:cs="Arial"/>
                 <w:noProof/>
               </w:rPr>
-              <w:t>AVE MARIA VERBUM PANIS</w:t>
+              <w:t>ALLELUIA LODE COSMICA</w:t>
             </w:r>
             <w:r>
               <w:rPr>
@@ -331,7 +331,7 @@
                 <w:noProof/>
                 <w:webHidden/>
               </w:rPr>
-              <w:instrText xml:space="preserve"> PAGEREF _Toc241056677 \h </w:instrText>
+              <w:instrText xml:space="preserve"> PAGEREF _Toc241060554 \h </w:instrText>
             </w:r>
             <w:r>
               <w:rPr>
@@ -379,14 +379,14 @@
               <w14:ligatures w14:val="standardContextual"/>
             </w:rPr>
           </w:pPr>
-          <w:hyperlink w:anchor="_Toc241056678" w:history="1">
+          <w:hyperlink w:anchor="_Toc241060555" w:history="1">
             <w:r>
               <w:rPr>
                 <w:rStyle w:val="Collegamentoipertestuale"/>
                 <w:rFonts w:ascii="Chalkboard" w:hAnsi="Chalkboard" w:cs="Arial"/>
                 <w:noProof/>
               </w:rPr>
-              <w:t>BENEDETTO SEI TU</w:t>
+              <w:t>AVE MARIA VERBUM PANIS</w:t>
             </w:r>
             <w:r>
               <w:rPr>
@@ -407,7 +407,7 @@
                 <w:noProof/>
                 <w:webHidden/>
               </w:rPr>
-              <w:instrText xml:space="preserve"> PAGEREF _Toc241056678 \h </w:instrText>
+              <w:instrText xml:space="preserve"> PAGEREF _Toc241060555 \h </w:instrText>
             </w:r>
             <w:r>
               <w:rPr>
@@ -427,7 +427,7 @@
                 <w:noProof/>
                 <w:webHidden/>
               </w:rPr>
-              <w:t>6</w:t>
+              <w:t>5</w:t>
             </w:r>
             <w:r>
               <w:rPr>
@@ -455,14 +455,14 @@
               <w14:ligatures w14:val="standardContextual"/>
             </w:rPr>
           </w:pPr>
-          <w:hyperlink w:anchor="_Toc241056679" w:history="1">
+          <w:hyperlink w:anchor="_Toc241060556" w:history="1">
             <w:r>
               <w:rPr>
                 <w:rStyle w:val="Collegamentoipertestuale"/>
                 <w:rFonts w:ascii="Chalkboard" w:hAnsi="Chalkboard" w:cs="Arial"/>
                 <w:noProof/>
               </w:rPr>
-              <w:t>CAMMINIAMO INCONTRO AL SIGNORE</w:t>
+              <w:t>BENEDETTO SEI TU</w:t>
             </w:r>
             <w:r>
               <w:rPr>
@@ -483,7 +483,7 @@
                 <w:noProof/>
                 <w:webHidden/>
               </w:rPr>
-              <w:instrText xml:space="preserve"> PAGEREF _Toc241056679 \h </w:instrText>
+              <w:instrText xml:space="preserve"> PAGEREF _Toc241060556 \h </w:instrText>
             </w:r>
             <w:r>
               <w:rPr>
@@ -531,14 +531,14 @@
               <w14:ligatures w14:val="standardContextual"/>
             </w:rPr>
           </w:pPr>
-          <w:hyperlink w:anchor="_Toc241056680" w:history="1">
+          <w:hyperlink w:anchor="_Toc241060557" w:history="1">
             <w:r>
               <w:rPr>
                 <w:rStyle w:val="Collegamentoipertestuale"/>
                 <w:rFonts w:ascii="Chalkboard" w:hAnsi="Chalkboard" w:cs="Arial"/>
                 <w:noProof/>
               </w:rPr>
-              <w:t>CANTIAMO A TE</w:t>
+              <w:t>CAMMINIAMO INCONTRO AL SIGNORE</w:t>
             </w:r>
             <w:r>
               <w:rPr>
@@ -559,7 +559,7 @@
                 <w:noProof/>
                 <w:webHidden/>
               </w:rPr>
-              <w:instrText xml:space="preserve"> PAGEREF _Toc241056680 \h </w:instrText>
+              <w:instrText xml:space="preserve"> PAGEREF _Toc241060557 \h </w:instrText>
             </w:r>
             <w:r>
               <w:rPr>
@@ -579,7 +579,7 @@
                 <w:noProof/>
                 <w:webHidden/>
               </w:rPr>
-              <w:t>7</w:t>
+              <w:t>6</w:t>
             </w:r>
             <w:r>
               <w:rPr>
@@ -607,14 +607,14 @@
               <w14:ligatures w14:val="standardContextual"/>
             </w:rPr>
           </w:pPr>
-          <w:hyperlink w:anchor="_Toc241056681" w:history="1">
+          <w:hyperlink w:anchor="_Toc241060558" w:history="1">
             <w:r>
               <w:rPr>
                 <w:rStyle w:val="Collegamentoipertestuale"/>
                 <w:rFonts w:ascii="Chalkboard" w:hAnsi="Chalkboard" w:cs="Arial"/>
                 <w:noProof/>
               </w:rPr>
-              <w:t>CHE GIOIA CI HAI DATO (RESURREZIONE)</w:t>
+              <w:t>CANTIAMO A TE</w:t>
             </w:r>
             <w:r>
               <w:rPr>
@@ -635,7 +635,7 @@
                 <w:noProof/>
                 <w:webHidden/>
               </w:rPr>
-              <w:instrText xml:space="preserve"> PAGEREF _Toc241056681 \h </w:instrText>
+              <w:instrText xml:space="preserve"> PAGEREF _Toc241060558 \h </w:instrText>
             </w:r>
             <w:r>
               <w:rPr>
@@ -683,14 +683,14 @@
               <w14:ligatures w14:val="standardContextual"/>
             </w:rPr>
           </w:pPr>
-          <w:hyperlink w:anchor="_Toc241056682" w:history="1">
+          <w:hyperlink w:anchor="_Toc241060559" w:history="1">
             <w:r>
               <w:rPr>
                 <w:rStyle w:val="Collegamentoipertestuale"/>
                 <w:rFonts w:ascii="Chalkboard" w:hAnsi="Chalkboard" w:cs="Arial"/>
                 <w:noProof/>
               </w:rPr>
-              <w:t>CHIAMATI PER NOME</w:t>
+              <w:t>CHE GIOIA CI HAI DATO (RESURREZIONE)</w:t>
             </w:r>
             <w:r>
               <w:rPr>
@@ -711,7 +711,7 @@
                 <w:noProof/>
                 <w:webHidden/>
               </w:rPr>
-              <w:instrText xml:space="preserve"> PAGEREF _Toc241056682 \h </w:instrText>
+              <w:instrText xml:space="preserve"> PAGEREF _Toc241060559 \h </w:instrText>
             </w:r>
             <w:r>
               <w:rPr>
@@ -731,7 +731,7 @@
                 <w:noProof/>
                 <w:webHidden/>
               </w:rPr>
-              <w:t>8</w:t>
+              <w:t>7</w:t>
             </w:r>
             <w:r>
               <w:rPr>
@@ -759,14 +759,14 @@
               <w14:ligatures w14:val="standardContextual"/>
             </w:rPr>
           </w:pPr>
-          <w:hyperlink w:anchor="_Toc241056683" w:history="1">
+          <w:hyperlink w:anchor="_Toc241060560" w:history="1">
             <w:r>
               <w:rPr>
                 <w:rStyle w:val="Collegamentoipertestuale"/>
                 <w:rFonts w:ascii="Chalkboard" w:hAnsi="Chalkboard" w:cs="Arial"/>
                 <w:noProof/>
               </w:rPr>
-              <w:t>CHIARA È LA TUA SORGENTE</w:t>
+              <w:t>CHIAMATI PER NOME</w:t>
             </w:r>
             <w:r>
               <w:rPr>
@@ -787,7 +787,7 @@
                 <w:noProof/>
                 <w:webHidden/>
               </w:rPr>
-              <w:instrText xml:space="preserve"> PAGEREF _Toc241056683 \h </w:instrText>
+              <w:instrText xml:space="preserve"> PAGEREF _Toc241060560 \h </w:instrText>
             </w:r>
             <w:r>
               <w:rPr>
@@ -807,7 +807,7 @@
                 <w:noProof/>
                 <w:webHidden/>
               </w:rPr>
-              <w:t>9</w:t>
+              <w:t>8</w:t>
             </w:r>
             <w:r>
               <w:rPr>
@@ -835,14 +835,14 @@
               <w14:ligatures w14:val="standardContextual"/>
             </w:rPr>
           </w:pPr>
-          <w:hyperlink w:anchor="_Toc241056684" w:history="1">
+          <w:hyperlink w:anchor="_Toc241060561" w:history="1">
             <w:r>
               <w:rPr>
                 <w:rStyle w:val="Collegamentoipertestuale"/>
                 <w:rFonts w:ascii="Chalkboard" w:hAnsi="Chalkboard" w:cs="Arial"/>
                 <w:noProof/>
               </w:rPr>
-              <w:t>COME MARIA</w:t>
+              <w:t>CHIARA È LA TUA SORGENTE</w:t>
             </w:r>
             <w:r>
               <w:rPr>
@@ -863,7 +863,7 @@
                 <w:noProof/>
                 <w:webHidden/>
               </w:rPr>
-              <w:instrText xml:space="preserve"> PAGEREF _Toc241056684 \h </w:instrText>
+              <w:instrText xml:space="preserve"> PAGEREF _Toc241060561 \h </w:instrText>
             </w:r>
             <w:r>
               <w:rPr>
@@ -911,14 +911,14 @@
               <w14:ligatures w14:val="standardContextual"/>
             </w:rPr>
           </w:pPr>
-          <w:hyperlink w:anchor="_Toc241056685" w:history="1">
+          <w:hyperlink w:anchor="_Toc241060562" w:history="1">
             <w:r>
               <w:rPr>
                 <w:rStyle w:val="Collegamentoipertestuale"/>
                 <w:rFonts w:ascii="Chalkboard" w:hAnsi="Chalkboard" w:cs="Arial"/>
                 <w:noProof/>
               </w:rPr>
-              <w:t>COME TU MI VUOI</w:t>
+              <w:t>COME MARIA</w:t>
             </w:r>
             <w:r>
               <w:rPr>
@@ -939,7 +939,7 @@
                 <w:noProof/>
                 <w:webHidden/>
               </w:rPr>
-              <w:instrText xml:space="preserve"> PAGEREF _Toc241056685 \h </w:instrText>
+              <w:instrText xml:space="preserve"> PAGEREF _Toc241060562 \h </w:instrText>
             </w:r>
             <w:r>
               <w:rPr>
@@ -959,7 +959,7 @@
                 <w:noProof/>
                 <w:webHidden/>
               </w:rPr>
-              <w:t>10</w:t>
+              <w:t>9</w:t>
             </w:r>
             <w:r>
               <w:rPr>
@@ -987,14 +987,14 @@
               <w14:ligatures w14:val="standardContextual"/>
             </w:rPr>
           </w:pPr>
-          <w:hyperlink w:anchor="_Toc241056686" w:history="1">
+          <w:hyperlink w:anchor="_Toc241060563" w:history="1">
             <w:r>
               <w:rPr>
                 <w:rStyle w:val="Collegamentoipertestuale"/>
-                <w:rFonts w:ascii="Chalkboard" w:hAnsi="Chalkboard" w:cs="Segoe UI"/>
-                <w:noProof/>
-              </w:rPr>
-              <w:t>CON CUORE DI PADRE (SAN GIUSEPPE)</w:t>
+                <w:rFonts w:ascii="Chalkboard" w:hAnsi="Chalkboard" w:cs="Arial"/>
+                <w:noProof/>
+              </w:rPr>
+              <w:t>COME TU MI VUOI</w:t>
             </w:r>
             <w:r>
               <w:rPr>
@@ -1015,7 +1015,7 @@
                 <w:noProof/>
                 <w:webHidden/>
               </w:rPr>
-              <w:instrText xml:space="preserve"> PAGEREF _Toc241056686 \h </w:instrText>
+              <w:instrText xml:space="preserve"> PAGEREF _Toc241060563 \h </w:instrText>
             </w:r>
             <w:r>
               <w:rPr>
@@ -1035,7 +1035,7 @@
                 <w:noProof/>
                 <w:webHidden/>
               </w:rPr>
-              <w:t>11</w:t>
+              <w:t>10</w:t>
             </w:r>
             <w:r>
               <w:rPr>
@@ -1063,14 +1063,14 @@
               <w14:ligatures w14:val="standardContextual"/>
             </w:rPr>
           </w:pPr>
-          <w:hyperlink w:anchor="_Toc241056687" w:history="1">
+          <w:hyperlink w:anchor="_Toc241060564" w:history="1">
             <w:r>
               <w:rPr>
                 <w:rStyle w:val="Collegamentoipertestuale"/>
                 <w:rFonts w:ascii="Chalkboard" w:hAnsi="Chalkboard" w:cs="Segoe UI"/>
                 <w:noProof/>
               </w:rPr>
-              <w:t>CON FRANCESCO PROFETI TRA LA GENTE</w:t>
+              <w:t>CON CUORE DI PADRE (SAN GIUSEPPE)</w:t>
             </w:r>
             <w:r>
               <w:rPr>
@@ -1091,7 +1091,7 @@
                 <w:noProof/>
                 <w:webHidden/>
               </w:rPr>
-              <w:instrText xml:space="preserve"> PAGEREF _Toc241056687 \h </w:instrText>
+              <w:instrText xml:space="preserve"> PAGEREF _Toc241060564 \h </w:instrText>
             </w:r>
             <w:r>
               <w:rPr>
@@ -1111,7 +1111,7 @@
                 <w:noProof/>
                 <w:webHidden/>
               </w:rPr>
-              <w:t>12</w:t>
+              <w:t>11</w:t>
             </w:r>
             <w:r>
               <w:rPr>
@@ -1139,14 +1139,14 @@
               <w14:ligatures w14:val="standardContextual"/>
             </w:rPr>
           </w:pPr>
-          <w:hyperlink w:anchor="_Toc241056688" w:history="1">
+          <w:hyperlink w:anchor="_Toc241060565" w:history="1">
             <w:r>
               <w:rPr>
                 <w:rStyle w:val="Collegamentoipertestuale"/>
-                <w:rFonts w:ascii="Chalkboard" w:hAnsi="Chalkboard" w:cs="Arial"/>
-                <w:noProof/>
-              </w:rPr>
-              <w:t>CUORE PURO</w:t>
+                <w:rFonts w:ascii="Chalkboard" w:hAnsi="Chalkboard" w:cs="Segoe UI"/>
+                <w:noProof/>
+              </w:rPr>
+              <w:t>CON FRANCESCO PROFETI TRA LA GENTE</w:t>
             </w:r>
             <w:r>
               <w:rPr>
@@ -1167,7 +1167,7 @@
                 <w:noProof/>
                 <w:webHidden/>
               </w:rPr>
-              <w:instrText xml:space="preserve"> PAGEREF _Toc241056688 \h </w:instrText>
+              <w:instrText xml:space="preserve"> PAGEREF _Toc241060565 \h </w:instrText>
             </w:r>
             <w:r>
               <w:rPr>
@@ -1215,14 +1215,14 @@
               <w14:ligatures w14:val="standardContextual"/>
             </w:rPr>
           </w:pPr>
-          <w:hyperlink w:anchor="_Toc241056689" w:history="1">
+          <w:hyperlink w:anchor="_Toc241060566" w:history="1">
             <w:r>
               <w:rPr>
                 <w:rStyle w:val="Collegamentoipertestuale"/>
                 <w:rFonts w:ascii="Chalkboard" w:hAnsi="Chalkboard" w:cs="Arial"/>
                 <w:noProof/>
               </w:rPr>
-              <w:t>DAL PRINCIPIO</w:t>
+              <w:t>CUORE PURO</w:t>
             </w:r>
             <w:r>
               <w:rPr>
@@ -1243,7 +1243,7 @@
                 <w:noProof/>
                 <w:webHidden/>
               </w:rPr>
-              <w:instrText xml:space="preserve"> PAGEREF _Toc241056689 \h </w:instrText>
+              <w:instrText xml:space="preserve"> PAGEREF _Toc241060566 \h </w:instrText>
             </w:r>
             <w:r>
               <w:rPr>
@@ -1263,7 +1263,7 @@
                 <w:noProof/>
                 <w:webHidden/>
               </w:rPr>
-              <w:t>13</w:t>
+              <w:t>12</w:t>
             </w:r>
             <w:r>
               <w:rPr>
@@ -1291,14 +1291,14 @@
               <w14:ligatures w14:val="standardContextual"/>
             </w:rPr>
           </w:pPr>
-          <w:hyperlink w:anchor="_Toc241056690" w:history="1">
+          <w:hyperlink w:anchor="_Toc241060567" w:history="1">
             <w:r>
               <w:rPr>
                 <w:rStyle w:val="Collegamentoipertestuale"/>
                 <w:rFonts w:ascii="Chalkboard" w:hAnsi="Chalkboard" w:cs="Arial"/>
                 <w:noProof/>
               </w:rPr>
-              <w:t>DALL’AURORA AL TRAMONTO</w:t>
+              <w:t>DAL PRINCIPIO</w:t>
             </w:r>
             <w:r>
               <w:rPr>
@@ -1319,7 +1319,7 @@
                 <w:noProof/>
                 <w:webHidden/>
               </w:rPr>
-              <w:instrText xml:space="preserve"> PAGEREF _Toc241056690 \h </w:instrText>
+              <w:instrText xml:space="preserve"> PAGEREF _Toc241060567 \h </w:instrText>
             </w:r>
             <w:r>
               <w:rPr>
@@ -1367,14 +1367,14 @@
               <w14:ligatures w14:val="standardContextual"/>
             </w:rPr>
           </w:pPr>
-          <w:hyperlink w:anchor="_Toc241056691" w:history="1">
+          <w:hyperlink w:anchor="_Toc241060568" w:history="1">
             <w:r>
               <w:rPr>
                 <w:rStyle w:val="Collegamentoipertestuale"/>
                 <w:rFonts w:ascii="Chalkboard" w:hAnsi="Chalkboard" w:cs="Arial"/>
                 <w:noProof/>
               </w:rPr>
-              <w:t>DANZA LA VITA</w:t>
+              <w:t>DALL’AURORA AL TRAMONTO</w:t>
             </w:r>
             <w:r>
               <w:rPr>
@@ -1395,7 +1395,7 @@
                 <w:noProof/>
                 <w:webHidden/>
               </w:rPr>
-              <w:instrText xml:space="preserve"> PAGEREF _Toc241056691 \h </w:instrText>
+              <w:instrText xml:space="preserve"> PAGEREF _Toc241060568 \h </w:instrText>
             </w:r>
             <w:r>
               <w:rPr>
@@ -1415,7 +1415,7 @@
                 <w:noProof/>
                 <w:webHidden/>
               </w:rPr>
-              <w:t>14</w:t>
+              <w:t>13</w:t>
             </w:r>
             <w:r>
               <w:rPr>
@@ -1443,14 +1443,14 @@
               <w14:ligatures w14:val="standardContextual"/>
             </w:rPr>
           </w:pPr>
-          <w:hyperlink w:anchor="_Toc241056692" w:history="1">
+          <w:hyperlink w:anchor="_Toc241060569" w:history="1">
             <w:r>
               <w:rPr>
                 <w:rStyle w:val="Collegamentoipertestuale"/>
                 <w:rFonts w:ascii="Chalkboard" w:hAnsi="Chalkboard" w:cs="Arial"/>
                 <w:noProof/>
               </w:rPr>
-              <w:t>DIO HA FATTO IN ME COSE GRANDI</w:t>
+              <w:t>DANZA LA VITA</w:t>
             </w:r>
             <w:r>
               <w:rPr>
@@ -1471,7 +1471,7 @@
                 <w:noProof/>
                 <w:webHidden/>
               </w:rPr>
-              <w:instrText xml:space="preserve"> PAGEREF _Toc241056692 \h </w:instrText>
+              <w:instrText xml:space="preserve"> PAGEREF _Toc241060569 \h </w:instrText>
             </w:r>
             <w:r>
               <w:rPr>
@@ -1491,7 +1491,7 @@
                 <w:noProof/>
                 <w:webHidden/>
               </w:rPr>
-              <w:t>15</w:t>
+              <w:t>14</w:t>
             </w:r>
             <w:r>
               <w:rPr>
@@ -1519,14 +1519,14 @@
               <w14:ligatures w14:val="standardContextual"/>
             </w:rPr>
           </w:pPr>
-          <w:hyperlink w:anchor="_Toc241056693" w:history="1">
+          <w:hyperlink w:anchor="_Toc241060570" w:history="1">
             <w:r>
               <w:rPr>
                 <w:rStyle w:val="Collegamentoipertestuale"/>
                 <w:rFonts w:ascii="Chalkboard" w:hAnsi="Chalkboard" w:cs="Arial"/>
                 <w:noProof/>
               </w:rPr>
-              <w:t>DONA LA PACE</w:t>
+              <w:t>DIO HA FATTO IN ME COSE GRANDI</w:t>
             </w:r>
             <w:r>
               <w:rPr>
@@ -1547,7 +1547,7 @@
                 <w:noProof/>
                 <w:webHidden/>
               </w:rPr>
-              <w:instrText xml:space="preserve"> PAGEREF _Toc241056693 \h </w:instrText>
+              <w:instrText xml:space="preserve"> PAGEREF _Toc241060570 \h </w:instrText>
             </w:r>
             <w:r>
               <w:rPr>
@@ -1595,14 +1595,14 @@
               <w14:ligatures w14:val="standardContextual"/>
             </w:rPr>
           </w:pPr>
-          <w:hyperlink w:anchor="_Toc241056694" w:history="1">
+          <w:hyperlink w:anchor="_Toc241060571" w:history="1">
             <w:r>
               <w:rPr>
                 <w:rStyle w:val="Collegamentoipertestuale"/>
                 <w:rFonts w:ascii="Chalkboard" w:hAnsi="Chalkboard" w:cs="Arial"/>
                 <w:noProof/>
               </w:rPr>
-              <w:t>E LA STRADA SI APRE</w:t>
+              <w:t>DONA LA PACE</w:t>
             </w:r>
             <w:r>
               <w:rPr>
@@ -1623,7 +1623,7 @@
                 <w:noProof/>
                 <w:webHidden/>
               </w:rPr>
-              <w:instrText xml:space="preserve"> PAGEREF _Toc241056694 \h </w:instrText>
+              <w:instrText xml:space="preserve"> PAGEREF _Toc241060571 \h </w:instrText>
             </w:r>
             <w:r>
               <w:rPr>
@@ -1643,7 +1643,7 @@
                 <w:noProof/>
                 <w:webHidden/>
               </w:rPr>
-              <w:t>16</w:t>
+              <w:t>15</w:t>
             </w:r>
             <w:r>
               <w:rPr>
@@ -1671,14 +1671,14 @@
               <w14:ligatures w14:val="standardContextual"/>
             </w:rPr>
           </w:pPr>
-          <w:hyperlink w:anchor="_Toc241056695" w:history="1">
+          <w:hyperlink w:anchor="_Toc241060572" w:history="1">
             <w:r>
               <w:rPr>
                 <w:rStyle w:val="Collegamentoipertestuale"/>
                 <w:rFonts w:ascii="Chalkboard" w:hAnsi="Chalkboard" w:cs="Arial"/>
                 <w:noProof/>
               </w:rPr>
-              <w:t>E NASCE IL SOLE</w:t>
+              <w:t>E LA STRADA SI APRE</w:t>
             </w:r>
             <w:r>
               <w:rPr>
@@ -1699,7 +1699,7 @@
                 <w:noProof/>
                 <w:webHidden/>
               </w:rPr>
-              <w:instrText xml:space="preserve"> PAGEREF _Toc241056695 \h </w:instrText>
+              <w:instrText xml:space="preserve"> PAGEREF _Toc241060572 \h </w:instrText>
             </w:r>
             <w:r>
               <w:rPr>
@@ -1719,7 +1719,7 @@
                 <w:noProof/>
                 <w:webHidden/>
               </w:rPr>
-              <w:t>17</w:t>
+              <w:t>16</w:t>
             </w:r>
             <w:r>
               <w:rPr>
@@ -1747,14 +1747,14 @@
               <w14:ligatures w14:val="standardContextual"/>
             </w:rPr>
           </w:pPr>
-          <w:hyperlink w:anchor="_Toc241056696" w:history="1">
+          <w:hyperlink w:anchor="_Toc241060573" w:history="1">
             <w:r>
               <w:rPr>
                 <w:rStyle w:val="Collegamentoipertestuale"/>
                 <w:rFonts w:ascii="Chalkboard" w:hAnsi="Chalkboard" w:cs="Arial"/>
                 <w:noProof/>
               </w:rPr>
-              <w:t>È NATALE</w:t>
+              <w:t>E NASCE IL SOLE</w:t>
             </w:r>
             <w:r>
               <w:rPr>
@@ -1775,7 +1775,7 @@
                 <w:noProof/>
                 <w:webHidden/>
               </w:rPr>
-              <w:instrText xml:space="preserve"> PAGEREF _Toc241056696 \h </w:instrText>
+              <w:instrText xml:space="preserve"> PAGEREF _Toc241060573 \h </w:instrText>
             </w:r>
             <w:r>
               <w:rPr>
@@ -1823,14 +1823,14 @@
               <w14:ligatures w14:val="standardContextual"/>
             </w:rPr>
           </w:pPr>
-          <w:hyperlink w:anchor="_Toc241056697" w:history="1">
+          <w:hyperlink w:anchor="_Toc241060574" w:history="1">
             <w:r>
               <w:rPr>
                 <w:rStyle w:val="Collegamentoipertestuale"/>
                 <w:rFonts w:ascii="Chalkboard" w:hAnsi="Chalkboard" w:cs="Arial"/>
                 <w:noProof/>
               </w:rPr>
-              <w:t>FRUTTO DELLA NOSTRA TERRA</w:t>
+              <w:t>È NATALE</w:t>
             </w:r>
             <w:r>
               <w:rPr>
@@ -1851,7 +1851,7 @@
                 <w:noProof/>
                 <w:webHidden/>
               </w:rPr>
-              <w:instrText xml:space="preserve"> PAGEREF _Toc241056697 \h </w:instrText>
+              <w:instrText xml:space="preserve"> PAGEREF _Toc241060574 \h </w:instrText>
             </w:r>
             <w:r>
               <w:rPr>
@@ -1871,7 +1871,7 @@
                 <w:noProof/>
                 <w:webHidden/>
               </w:rPr>
-              <w:t>19</w:t>
+              <w:t>17</w:t>
             </w:r>
             <w:r>
               <w:rPr>
@@ -1899,14 +1899,14 @@
               <w14:ligatures w14:val="standardContextual"/>
             </w:rPr>
           </w:pPr>
-          <w:hyperlink w:anchor="_Toc241056698" w:history="1">
+          <w:hyperlink w:anchor="_Toc241060575" w:history="1">
             <w:r>
               <w:rPr>
                 <w:rStyle w:val="Collegamentoipertestuale"/>
                 <w:rFonts w:ascii="Chalkboard" w:hAnsi="Chalkboard" w:cs="Arial"/>
                 <w:noProof/>
               </w:rPr>
-              <w:t>GLORIA (BUTTAZZO)</w:t>
+              <w:t>FRUTTO DELLA NOSTRA TERRA</w:t>
             </w:r>
             <w:r>
               <w:rPr>
@@ -1927,7 +1927,7 @@
                 <w:noProof/>
                 <w:webHidden/>
               </w:rPr>
-              <w:instrText xml:space="preserve"> PAGEREF _Toc241056698 \h </w:instrText>
+              <w:instrText xml:space="preserve"> PAGEREF _Toc241060575 \h </w:instrText>
             </w:r>
             <w:r>
               <w:rPr>
@@ -1975,14 +1975,14 @@
               <w14:ligatures w14:val="standardContextual"/>
             </w:rPr>
           </w:pPr>
-          <w:hyperlink w:anchor="_Toc241056699" w:history="1">
+          <w:hyperlink w:anchor="_Toc241060576" w:history="1">
             <w:r>
               <w:rPr>
                 <w:rStyle w:val="Collegamentoipertestuale"/>
                 <w:rFonts w:ascii="Chalkboard" w:hAnsi="Chalkboard" w:cs="Arial"/>
                 <w:noProof/>
               </w:rPr>
-              <w:t>GLORIA (GEN VERDE)</w:t>
+              <w:t>GLORIA (BUTTAZZO)</w:t>
             </w:r>
             <w:r>
               <w:rPr>
@@ -2003,7 +2003,7 @@
                 <w:noProof/>
                 <w:webHidden/>
               </w:rPr>
-              <w:instrText xml:space="preserve"> PAGEREF _Toc241056699 \h </w:instrText>
+              <w:instrText xml:space="preserve"> PAGEREF _Toc241060576 \h </w:instrText>
             </w:r>
             <w:r>
               <w:rPr>
@@ -2023,7 +2023,7 @@
                 <w:noProof/>
                 <w:webHidden/>
               </w:rPr>
-              <w:t>20</w:t>
+              <w:t>19</w:t>
             </w:r>
             <w:r>
               <w:rPr>
@@ -2051,14 +2051,14 @@
               <w14:ligatures w14:val="standardContextual"/>
             </w:rPr>
           </w:pPr>
-          <w:hyperlink w:anchor="_Toc241056700" w:history="1">
+          <w:hyperlink w:anchor="_Toc241060577" w:history="1">
             <w:r>
               <w:rPr>
                 <w:rStyle w:val="Collegamentoipertestuale"/>
                 <w:rFonts w:ascii="Chalkboard" w:hAnsi="Chalkboard" w:cs="Arial"/>
                 <w:noProof/>
               </w:rPr>
-              <w:t>GLORIA (GIOMBINI)</w:t>
+              <w:t>GLORIA (GEN VERDE)</w:t>
             </w:r>
             <w:r>
               <w:rPr>
@@ -2079,7 +2079,7 @@
                 <w:noProof/>
                 <w:webHidden/>
               </w:rPr>
-              <w:instrText xml:space="preserve"> PAGEREF _Toc241056700 \h </w:instrText>
+              <w:instrText xml:space="preserve"> PAGEREF _Toc241060577 \h </w:instrText>
             </w:r>
             <w:r>
               <w:rPr>
@@ -2127,14 +2127,14 @@
               <w14:ligatures w14:val="standardContextual"/>
             </w:rPr>
           </w:pPr>
-          <w:hyperlink w:anchor="_Toc241056701" w:history="1">
+          <w:hyperlink w:anchor="_Toc241060578" w:history="1">
             <w:r>
               <w:rPr>
                 <w:rStyle w:val="Collegamentoipertestuale"/>
                 <w:rFonts w:ascii="Chalkboard" w:hAnsi="Chalkboard" w:cs="Arial"/>
                 <w:noProof/>
               </w:rPr>
-              <w:t>IL CANTICO DELLE CREATURE</w:t>
+              <w:t>GLORIA (GIOMBINI)</w:t>
             </w:r>
             <w:r>
               <w:rPr>
@@ -2155,7 +2155,7 @@
                 <w:noProof/>
                 <w:webHidden/>
               </w:rPr>
-              <w:instrText xml:space="preserve"> PAGEREF _Toc241056701 \h </w:instrText>
+              <w:instrText xml:space="preserve"> PAGEREF _Toc241060578 \h </w:instrText>
             </w:r>
             <w:r>
               <w:rPr>
@@ -2175,7 +2175,7 @@
                 <w:noProof/>
                 <w:webHidden/>
               </w:rPr>
-              <w:t>21</w:t>
+              <w:t>20</w:t>
             </w:r>
             <w:r>
               <w:rPr>
@@ -2203,14 +2203,14 @@
               <w14:ligatures w14:val="standardContextual"/>
             </w:rPr>
           </w:pPr>
-          <w:hyperlink w:anchor="_Toc241056702" w:history="1">
+          <w:hyperlink w:anchor="_Toc241060579" w:history="1">
             <w:r>
               <w:rPr>
                 <w:rStyle w:val="Collegamentoipertestuale"/>
                 <w:rFonts w:ascii="Chalkboard" w:hAnsi="Chalkboard" w:cs="Arial"/>
                 <w:noProof/>
               </w:rPr>
-              <w:t>INVOCHIAMO LA TUA PRESENZA</w:t>
+              <w:t>IL CANTICO DELLE CREATURE</w:t>
             </w:r>
             <w:r>
               <w:rPr>
@@ -2231,7 +2231,7 @@
                 <w:noProof/>
                 <w:webHidden/>
               </w:rPr>
-              <w:instrText xml:space="preserve"> PAGEREF _Toc241056702 \h </w:instrText>
+              <w:instrText xml:space="preserve"> PAGEREF _Toc241060579 \h </w:instrText>
             </w:r>
             <w:r>
               <w:rPr>
@@ -2251,7 +2251,7 @@
                 <w:noProof/>
                 <w:webHidden/>
               </w:rPr>
-              <w:t>22</w:t>
+              <w:t>21</w:t>
             </w:r>
             <w:r>
               <w:rPr>
@@ -2279,14 +2279,14 @@
               <w14:ligatures w14:val="standardContextual"/>
             </w:rPr>
           </w:pPr>
-          <w:hyperlink w:anchor="_Toc241056703" w:history="1">
+          <w:hyperlink w:anchor="_Toc241060580" w:history="1">
             <w:r>
               <w:rPr>
                 <w:rStyle w:val="Collegamentoipertestuale"/>
                 <w:rFonts w:ascii="Chalkboard" w:hAnsi="Chalkboard" w:cs="Arial"/>
                 <w:noProof/>
               </w:rPr>
-              <w:t>LA LEGGE DELLA VITA</w:t>
+              <w:t>INVOCHIAMO LA TUA PRESENZA</w:t>
             </w:r>
             <w:r>
               <w:rPr>
@@ -2307,7 +2307,7 @@
                 <w:noProof/>
                 <w:webHidden/>
               </w:rPr>
-              <w:instrText xml:space="preserve"> PAGEREF _Toc241056703 \h </w:instrText>
+              <w:instrText xml:space="preserve"> PAGEREF _Toc241060580 \h </w:instrText>
             </w:r>
             <w:r>
               <w:rPr>
@@ -2327,7 +2327,7 @@
                 <w:noProof/>
                 <w:webHidden/>
               </w:rPr>
-              <w:t>23</w:t>
+              <w:t>22</w:t>
             </w:r>
             <w:r>
               <w:rPr>
@@ -2355,14 +2355,14 @@
               <w14:ligatures w14:val="standardContextual"/>
             </w:rPr>
           </w:pPr>
-          <w:hyperlink w:anchor="_Toc241056704" w:history="1">
+          <w:hyperlink w:anchor="_Toc241060581" w:history="1">
             <w:r>
               <w:rPr>
                 <w:rStyle w:val="Collegamentoipertestuale"/>
                 <w:rFonts w:ascii="Chalkboard" w:hAnsi="Chalkboard" w:cs="Arial"/>
                 <w:noProof/>
               </w:rPr>
-              <w:t>LA PACE DEL SIGNORE</w:t>
+              <w:t>LA LEGGE DELLA VITA</w:t>
             </w:r>
             <w:r>
               <w:rPr>
@@ -2383,7 +2383,7 @@
                 <w:noProof/>
                 <w:webHidden/>
               </w:rPr>
-              <w:instrText xml:space="preserve"> PAGEREF _Toc241056704 \h </w:instrText>
+              <w:instrText xml:space="preserve"> PAGEREF _Toc241060581 \h </w:instrText>
             </w:r>
             <w:r>
               <w:rPr>
@@ -2403,7 +2403,7 @@
                 <w:noProof/>
                 <w:webHidden/>
               </w:rPr>
-              <w:t>24</w:t>
+              <w:t>23</w:t>
             </w:r>
             <w:r>
               <w:rPr>
@@ -2431,14 +2431,14 @@
               <w14:ligatures w14:val="standardContextual"/>
             </w:rPr>
           </w:pPr>
-          <w:hyperlink w:anchor="_Toc241056705" w:history="1">
+          <w:hyperlink w:anchor="_Toc241060582" w:history="1">
             <w:r>
               <w:rPr>
                 <w:rStyle w:val="Collegamentoipertestuale"/>
                 <w:rFonts w:ascii="Chalkboard" w:hAnsi="Chalkboard" w:cs="Arial"/>
                 <w:noProof/>
               </w:rPr>
-              <w:t>LA SALVEZZA È PER NOI</w:t>
+              <w:t>LA PACE DEL SIGNORE</w:t>
             </w:r>
             <w:r>
               <w:rPr>
@@ -2459,7 +2459,7 @@
                 <w:noProof/>
                 <w:webHidden/>
               </w:rPr>
-              <w:instrText xml:space="preserve"> PAGEREF _Toc241056705 \h </w:instrText>
+              <w:instrText xml:space="preserve"> PAGEREF _Toc241060582 \h </w:instrText>
             </w:r>
             <w:r>
               <w:rPr>
@@ -2507,14 +2507,14 @@
               <w14:ligatures w14:val="standardContextual"/>
             </w:rPr>
           </w:pPr>
-          <w:hyperlink w:anchor="_Toc241056706" w:history="1">
+          <w:hyperlink w:anchor="_Toc241060583" w:history="1">
             <w:r>
               <w:rPr>
                 <w:rStyle w:val="Collegamentoipertestuale"/>
                 <w:rFonts w:ascii="Chalkboard" w:hAnsi="Chalkboard" w:cs="Arial"/>
                 <w:noProof/>
               </w:rPr>
-              <w:t>LODATE DIO (CIELI IMMENSI)</w:t>
+              <w:t>LA SALVEZZA È PER NOI</w:t>
             </w:r>
             <w:r>
               <w:rPr>
@@ -2535,7 +2535,7 @@
                 <w:noProof/>
                 <w:webHidden/>
               </w:rPr>
-              <w:instrText xml:space="preserve"> PAGEREF _Toc241056706 \h </w:instrText>
+              <w:instrText xml:space="preserve"> PAGEREF _Toc241060583 \h </w:instrText>
             </w:r>
             <w:r>
               <w:rPr>
@@ -2555,7 +2555,7 @@
                 <w:noProof/>
                 <w:webHidden/>
               </w:rPr>
-              <w:t>25</w:t>
+              <w:t>24</w:t>
             </w:r>
             <w:r>
               <w:rPr>
@@ -2583,14 +2583,14 @@
               <w14:ligatures w14:val="standardContextual"/>
             </w:rPr>
           </w:pPr>
-          <w:hyperlink w:anchor="_Toc241056707" w:history="1">
+          <w:hyperlink w:anchor="_Toc241060584" w:history="1">
             <w:r>
               <w:rPr>
                 <w:rStyle w:val="Collegamentoipertestuale"/>
                 <w:rFonts w:ascii="Chalkboard" w:hAnsi="Chalkboard" w:cs="Arial"/>
                 <w:noProof/>
               </w:rPr>
-              <w:t>LODE AL NOME TUO</w:t>
+              <w:t>LODATE DIO (CIELI IMMENSI)</w:t>
             </w:r>
             <w:r>
               <w:rPr>
@@ -2611,7 +2611,7 @@
                 <w:noProof/>
                 <w:webHidden/>
               </w:rPr>
-              <w:instrText xml:space="preserve"> PAGEREF _Toc241056707 \h </w:instrText>
+              <w:instrText xml:space="preserve"> PAGEREF _Toc241060584 \h </w:instrText>
             </w:r>
             <w:r>
               <w:rPr>
@@ -2659,14 +2659,14 @@
               <w14:ligatures w14:val="standardContextual"/>
             </w:rPr>
           </w:pPr>
-          <w:hyperlink w:anchor="_Toc241056708" w:history="1">
+          <w:hyperlink w:anchor="_Toc241060585" w:history="1">
             <w:r>
               <w:rPr>
                 <w:rStyle w:val="Collegamentoipertestuale"/>
                 <w:rFonts w:ascii="Chalkboard" w:hAnsi="Chalkboard" w:cs="Arial"/>
                 <w:noProof/>
               </w:rPr>
-              <w:t>L’UNICO MAESTRO</w:t>
+              <w:t>LODE AL NOME TUO</w:t>
             </w:r>
             <w:r>
               <w:rPr>
@@ -2687,7 +2687,7 @@
                 <w:noProof/>
                 <w:webHidden/>
               </w:rPr>
-              <w:instrText xml:space="preserve"> PAGEREF _Toc241056708 \h </w:instrText>
+              <w:instrText xml:space="preserve"> PAGEREF _Toc241060585 \h </w:instrText>
             </w:r>
             <w:r>
               <w:rPr>
@@ -2707,7 +2707,7 @@
                 <w:noProof/>
                 <w:webHidden/>
               </w:rPr>
-              <w:t>26</w:t>
+              <w:t>25</w:t>
             </w:r>
             <w:r>
               <w:rPr>
@@ -2735,14 +2735,14 @@
               <w14:ligatures w14:val="standardContextual"/>
             </w:rPr>
           </w:pPr>
-          <w:hyperlink w:anchor="_Toc241056709" w:history="1">
+          <w:hyperlink w:anchor="_Toc241060586" w:history="1">
             <w:r>
               <w:rPr>
                 <w:rStyle w:val="Collegamentoipertestuale"/>
                 <w:rFonts w:ascii="Chalkboard" w:hAnsi="Chalkboard" w:cs="Arial"/>
                 <w:noProof/>
               </w:rPr>
-              <w:t>MANI</w:t>
+              <w:t>L’UNICO MAESTRO</w:t>
             </w:r>
             <w:r>
               <w:rPr>
@@ -2763,7 +2763,7 @@
                 <w:noProof/>
                 <w:webHidden/>
               </w:rPr>
-              <w:instrText xml:space="preserve"> PAGEREF _Toc241056709 \h </w:instrText>
+              <w:instrText xml:space="preserve"> PAGEREF _Toc241060586 \h </w:instrText>
             </w:r>
             <w:r>
               <w:rPr>
@@ -2783,7 +2783,7 @@
                 <w:noProof/>
                 <w:webHidden/>
               </w:rPr>
-              <w:t>27</w:t>
+              <w:t>26</w:t>
             </w:r>
             <w:r>
               <w:rPr>
@@ -2811,14 +2811,14 @@
               <w14:ligatures w14:val="standardContextual"/>
             </w:rPr>
           </w:pPr>
-          <w:hyperlink w:anchor="_Toc241056710" w:history="1">
+          <w:hyperlink w:anchor="_Toc241060587" w:history="1">
             <w:r>
               <w:rPr>
                 <w:rStyle w:val="Collegamentoipertestuale"/>
                 <w:rFonts w:ascii="Chalkboard" w:hAnsi="Chalkboard" w:cs="Arial"/>
                 <w:noProof/>
               </w:rPr>
-              <w:t>MARIA TU PORTA DELL’AVVENTO</w:t>
+              <w:t>MANI</w:t>
             </w:r>
             <w:r>
               <w:rPr>
@@ -2839,7 +2839,7 @@
                 <w:noProof/>
                 <w:webHidden/>
               </w:rPr>
-              <w:instrText xml:space="preserve"> PAGEREF _Toc241056710 \h </w:instrText>
+              <w:instrText xml:space="preserve"> PAGEREF _Toc241060587 \h </w:instrText>
             </w:r>
             <w:r>
               <w:rPr>
@@ -2859,7 +2859,7 @@
                 <w:noProof/>
                 <w:webHidden/>
               </w:rPr>
-              <w:t>28</w:t>
+              <w:t>27</w:t>
             </w:r>
             <w:r>
               <w:rPr>
@@ -2887,14 +2887,14 @@
               <w14:ligatures w14:val="standardContextual"/>
             </w:rPr>
           </w:pPr>
-          <w:hyperlink w:anchor="_Toc241056711" w:history="1">
+          <w:hyperlink w:anchor="_Toc241060588" w:history="1">
             <w:r>
               <w:rPr>
                 <w:rStyle w:val="Collegamentoipertestuale"/>
                 <w:rFonts w:ascii="Chalkboard" w:hAnsi="Chalkboard" w:cs="Arial"/>
                 <w:noProof/>
               </w:rPr>
-              <w:t>NON FERMARTI ORA</w:t>
+              <w:t>MARIA TU PORTA DELL’AVVENTO</w:t>
             </w:r>
             <w:r>
               <w:rPr>
@@ -2915,7 +2915,7 @@
                 <w:noProof/>
                 <w:webHidden/>
               </w:rPr>
-              <w:instrText xml:space="preserve"> PAGEREF _Toc241056711 \h </w:instrText>
+              <w:instrText xml:space="preserve"> PAGEREF _Toc241060588 \h </w:instrText>
             </w:r>
             <w:r>
               <w:rPr>
@@ -2963,14 +2963,14 @@
               <w14:ligatures w14:val="standardContextual"/>
             </w:rPr>
           </w:pPr>
-          <w:hyperlink w:anchor="_Toc241056712" w:history="1">
+          <w:hyperlink w:anchor="_Toc241060589" w:history="1">
             <w:r>
               <w:rPr>
                 <w:rStyle w:val="Collegamentoipertestuale"/>
                 <w:rFonts w:ascii="Chalkboard" w:hAnsi="Chalkboard" w:cs="Arial"/>
                 <w:noProof/>
               </w:rPr>
-              <w:t>OGNI MIA PAROLA</w:t>
+              <w:t>NON FERMARTI ORA</w:t>
             </w:r>
             <w:r>
               <w:rPr>
@@ -2991,7 +2991,7 @@
                 <w:noProof/>
                 <w:webHidden/>
               </w:rPr>
-              <w:instrText xml:space="preserve"> PAGEREF _Toc241056712 \h </w:instrText>
+              <w:instrText xml:space="preserve"> PAGEREF _Toc241060589 \h </w:instrText>
             </w:r>
             <w:r>
               <w:rPr>
@@ -3011,7 +3011,7 @@
                 <w:noProof/>
                 <w:webHidden/>
               </w:rPr>
-              <w:t>29</w:t>
+              <w:t>28</w:t>
             </w:r>
             <w:r>
               <w:rPr>
@@ -3039,14 +3039,14 @@
               <w14:ligatures w14:val="standardContextual"/>
             </w:rPr>
           </w:pPr>
-          <w:hyperlink w:anchor="_Toc241056713" w:history="1">
+          <w:hyperlink w:anchor="_Toc241060590" w:history="1">
             <w:r>
               <w:rPr>
                 <w:rStyle w:val="Collegamentoipertestuale"/>
                 <w:rFonts w:ascii="Chalkboard" w:hAnsi="Chalkboard" w:cs="Arial"/>
                 <w:noProof/>
               </w:rPr>
-              <w:t>PACE A TE</w:t>
+              <w:t>OGNI MIA PAROLA</w:t>
             </w:r>
             <w:r>
               <w:rPr>
@@ -3067,7 +3067,7 @@
                 <w:noProof/>
                 <w:webHidden/>
               </w:rPr>
-              <w:instrText xml:space="preserve"> PAGEREF _Toc241056713 \h </w:instrText>
+              <w:instrText xml:space="preserve"> PAGEREF _Toc241060590 \h </w:instrText>
             </w:r>
             <w:r>
               <w:rPr>
@@ -3115,14 +3115,14 @@
               <w14:ligatures w14:val="standardContextual"/>
             </w:rPr>
           </w:pPr>
-          <w:hyperlink w:anchor="_Toc241056714" w:history="1">
+          <w:hyperlink w:anchor="_Toc241060591" w:history="1">
             <w:r>
               <w:rPr>
                 <w:rStyle w:val="Collegamentoipertestuale"/>
                 <w:rFonts w:ascii="Chalkboard" w:hAnsi="Chalkboard" w:cs="Arial"/>
                 <w:noProof/>
               </w:rPr>
-              <w:t>PACE SIA, PACE A VOI</w:t>
+              <w:t>PACE A TE</w:t>
             </w:r>
             <w:r>
               <w:rPr>
@@ -3143,7 +3143,7 @@
                 <w:noProof/>
                 <w:webHidden/>
               </w:rPr>
-              <w:instrText xml:space="preserve"> PAGEREF _Toc241056714 \h </w:instrText>
+              <w:instrText xml:space="preserve"> PAGEREF _Toc241060591 \h </w:instrText>
             </w:r>
             <w:r>
               <w:rPr>
@@ -3191,14 +3191,14 @@
               <w14:ligatures w14:val="standardContextual"/>
             </w:rPr>
           </w:pPr>
-          <w:hyperlink w:anchor="_Toc241056715" w:history="1">
+          <w:hyperlink w:anchor="_Toc241060592" w:history="1">
             <w:r>
               <w:rPr>
                 <w:rStyle w:val="Collegamentoipertestuale"/>
                 <w:rFonts w:ascii="Chalkboard" w:hAnsi="Chalkboard" w:cs="Arial"/>
                 <w:noProof/>
               </w:rPr>
-              <w:t>PADRE NOSTRO (NON ABBANDONARCI)</w:t>
+              <w:t>PACE SIA, PACE A VOI</w:t>
             </w:r>
             <w:r>
               <w:rPr>
@@ -3219,7 +3219,7 @@
                 <w:noProof/>
                 <w:webHidden/>
               </w:rPr>
-              <w:instrText xml:space="preserve"> PAGEREF _Toc241056715 \h </w:instrText>
+              <w:instrText xml:space="preserve"> PAGEREF _Toc241060592 \h </w:instrText>
             </w:r>
             <w:r>
               <w:rPr>
@@ -3239,7 +3239,7 @@
                 <w:noProof/>
                 <w:webHidden/>
               </w:rPr>
-              <w:t>30</w:t>
+              <w:t>29</w:t>
             </w:r>
             <w:r>
               <w:rPr>
@@ -3267,14 +3267,14 @@
               <w14:ligatures w14:val="standardContextual"/>
             </w:rPr>
           </w:pPr>
-          <w:hyperlink w:anchor="_Toc241056716" w:history="1">
+          <w:hyperlink w:anchor="_Toc241060593" w:history="1">
             <w:r>
               <w:rPr>
                 <w:rStyle w:val="Collegamentoipertestuale"/>
                 <w:rFonts w:ascii="Chalkboard" w:hAnsi="Chalkboard" w:cs="Arial"/>
                 <w:noProof/>
               </w:rPr>
-              <w:t>PERFETTA LETIZIA</w:t>
+              <w:t>PADRE NOSTRO (NON ABBANDONARCI)</w:t>
             </w:r>
             <w:r>
               <w:rPr>
@@ -3295,7 +3295,7 @@
                 <w:noProof/>
                 <w:webHidden/>
               </w:rPr>
-              <w:instrText xml:space="preserve"> PAGEREF _Toc241056716 \h </w:instrText>
+              <w:instrText xml:space="preserve"> PAGEREF _Toc241060593 \h </w:instrText>
             </w:r>
             <w:r>
               <w:rPr>
@@ -3343,14 +3343,14 @@
               <w14:ligatures w14:val="standardContextual"/>
             </w:rPr>
           </w:pPr>
-          <w:hyperlink w:anchor="_Toc241056717" w:history="1">
+          <w:hyperlink w:anchor="_Toc241060594" w:history="1">
             <w:r>
               <w:rPr>
                 <w:rStyle w:val="Collegamentoipertestuale"/>
                 <w:rFonts w:ascii="Chalkboard" w:hAnsi="Chalkboard" w:cs="Arial"/>
                 <w:noProof/>
               </w:rPr>
-              <w:t>RE DEI RE</w:t>
+              <w:t>PERFETTA LETIZIA</w:t>
             </w:r>
             <w:r>
               <w:rPr>
@@ -3371,7 +3371,7 @@
                 <w:noProof/>
                 <w:webHidden/>
               </w:rPr>
-              <w:instrText xml:space="preserve"> PAGEREF _Toc241056717 \h </w:instrText>
+              <w:instrText xml:space="preserve"> PAGEREF _Toc241060594 \h </w:instrText>
             </w:r>
             <w:r>
               <w:rPr>
@@ -3391,7 +3391,7 @@
                 <w:noProof/>
                 <w:webHidden/>
               </w:rPr>
-              <w:t>31</w:t>
+              <w:t>30</w:t>
             </w:r>
             <w:r>
               <w:rPr>
@@ -3419,14 +3419,14 @@
               <w14:ligatures w14:val="standardContextual"/>
             </w:rPr>
           </w:pPr>
-          <w:hyperlink w:anchor="_Toc241056718" w:history="1">
+          <w:hyperlink w:anchor="_Toc241060595" w:history="1">
             <w:r>
               <w:rPr>
                 <w:rStyle w:val="Collegamentoipertestuale"/>
                 <w:rFonts w:ascii="Chalkboard" w:hAnsi="Chalkboard" w:cs="Arial"/>
                 <w:noProof/>
               </w:rPr>
-              <w:t>SALVE REGINA</w:t>
+              <w:t>RE DEI RE</w:t>
             </w:r>
             <w:r>
               <w:rPr>
@@ -3447,7 +3447,7 @@
                 <w:noProof/>
                 <w:webHidden/>
               </w:rPr>
-              <w:instrText xml:space="preserve"> PAGEREF _Toc241056718 \h </w:instrText>
+              <w:instrText xml:space="preserve"> PAGEREF _Toc241060595 \h </w:instrText>
             </w:r>
             <w:r>
               <w:rPr>
@@ -3467,7 +3467,7 @@
                 <w:noProof/>
                 <w:webHidden/>
               </w:rPr>
-              <w:t>32</w:t>
+              <w:t>31</w:t>
             </w:r>
             <w:r>
               <w:rPr>
@@ -3495,14 +3495,14 @@
               <w14:ligatures w14:val="standardContextual"/>
             </w:rPr>
           </w:pPr>
-          <w:hyperlink w:anchor="_Toc241056719" w:history="1">
+          <w:hyperlink w:anchor="_Toc241060596" w:history="1">
             <w:r>
               <w:rPr>
                 <w:rStyle w:val="Collegamentoipertestuale"/>
                 <w:rFonts w:ascii="Chalkboard" w:hAnsi="Chalkboard" w:cs="Arial"/>
                 <w:noProof/>
               </w:rPr>
-              <w:t>SANTO (GEN ROSSO)</w:t>
+              <w:t>SALVE REGINA</w:t>
             </w:r>
             <w:r>
               <w:rPr>
@@ -3523,7 +3523,7 @@
                 <w:noProof/>
                 <w:webHidden/>
               </w:rPr>
-              <w:instrText xml:space="preserve"> PAGEREF _Toc241056719 \h </w:instrText>
+              <w:instrText xml:space="preserve"> PAGEREF _Toc241060596 \h </w:instrText>
             </w:r>
             <w:r>
               <w:rPr>
@@ -3571,14 +3571,14 @@
               <w14:ligatures w14:val="standardContextual"/>
             </w:rPr>
           </w:pPr>
-          <w:hyperlink w:anchor="_Toc241056720" w:history="1">
+          <w:hyperlink w:anchor="_Toc241060597" w:history="1">
             <w:r>
               <w:rPr>
                 <w:rStyle w:val="Collegamentoipertestuale"/>
                 <w:rFonts w:ascii="Chalkboard" w:hAnsi="Chalkboard" w:cs="Arial"/>
                 <w:noProof/>
               </w:rPr>
-              <w:t>SANTO (GEN VERDE ROSSO)</w:t>
+              <w:t>SANTO (GEN ROSSO)</w:t>
             </w:r>
             <w:r>
               <w:rPr>
@@ -3599,7 +3599,7 @@
                 <w:noProof/>
                 <w:webHidden/>
               </w:rPr>
-              <w:instrText xml:space="preserve"> PAGEREF _Toc241056720 \h </w:instrText>
+              <w:instrText xml:space="preserve"> PAGEREF _Toc241060597 \h </w:instrText>
             </w:r>
             <w:r>
               <w:rPr>
@@ -3619,7 +3619,7 @@
                 <w:noProof/>
                 <w:webHidden/>
               </w:rPr>
-              <w:t>33</w:t>
+              <w:t>32</w:t>
             </w:r>
             <w:r>
               <w:rPr>
@@ -3647,14 +3647,14 @@
               <w14:ligatures w14:val="standardContextual"/>
             </w:rPr>
           </w:pPr>
-          <w:hyperlink w:anchor="_Toc241056721" w:history="1">
+          <w:hyperlink w:anchor="_Toc241060598" w:history="1">
             <w:r>
               <w:rPr>
                 <w:rStyle w:val="Collegamentoipertestuale"/>
                 <w:rFonts w:ascii="Chalkboard" w:hAnsi="Chalkboard" w:cs="Arial"/>
                 <w:noProof/>
               </w:rPr>
-              <w:t>SANTO (PRATO)</w:t>
+              <w:t>SANTO (GEN VERDE ROSSO)</w:t>
             </w:r>
             <w:r>
               <w:rPr>
@@ -3675,7 +3675,7 @@
                 <w:noProof/>
                 <w:webHidden/>
               </w:rPr>
-              <w:instrText xml:space="preserve"> PAGEREF _Toc241056721 \h </w:instrText>
+              <w:instrText xml:space="preserve"> PAGEREF _Toc241060598 \h </w:instrText>
             </w:r>
             <w:r>
               <w:rPr>
@@ -3723,14 +3723,14 @@
               <w14:ligatures w14:val="standardContextual"/>
             </w:rPr>
           </w:pPr>
-          <w:hyperlink w:anchor="_Toc241056722" w:history="1">
+          <w:hyperlink w:anchor="_Toc241060599" w:history="1">
             <w:r>
               <w:rPr>
                 <w:rStyle w:val="Collegamentoipertestuale"/>
                 <w:rFonts w:ascii="Chalkboard" w:hAnsi="Chalkboard" w:cs="Arial"/>
                 <w:noProof/>
               </w:rPr>
-              <w:t>SEGNI DEL TUO AMORE</w:t>
+              <w:t>SANTO (PRATO)</w:t>
             </w:r>
             <w:r>
               <w:rPr>
@@ -3751,7 +3751,7 @@
                 <w:noProof/>
                 <w:webHidden/>
               </w:rPr>
-              <w:instrText xml:space="preserve"> PAGEREF _Toc241056722 \h </w:instrText>
+              <w:instrText xml:space="preserve"> PAGEREF _Toc241060599 \h </w:instrText>
             </w:r>
             <w:r>
               <w:rPr>
@@ -3771,7 +3771,7 @@
                 <w:noProof/>
                 <w:webHidden/>
               </w:rPr>
-              <w:t>34</w:t>
+              <w:t>33</w:t>
             </w:r>
             <w:r>
               <w:rPr>
@@ -3799,14 +3799,14 @@
               <w14:ligatures w14:val="standardContextual"/>
             </w:rPr>
           </w:pPr>
-          <w:hyperlink w:anchor="_Toc241056723" w:history="1">
+          <w:hyperlink w:anchor="_Toc241060600" w:history="1">
             <w:r>
               <w:rPr>
                 <w:rStyle w:val="Collegamentoipertestuale"/>
                 <w:rFonts w:ascii="Chalkboard" w:hAnsi="Chalkboard" w:cs="Arial"/>
                 <w:noProof/>
               </w:rPr>
-              <w:t>SEGNI NUOVI</w:t>
+              <w:t>SEGNI DEL TUO AMORE</w:t>
             </w:r>
             <w:r>
               <w:rPr>
@@ -3827,7 +3827,7 @@
                 <w:noProof/>
                 <w:webHidden/>
               </w:rPr>
-              <w:instrText xml:space="preserve"> PAGEREF _Toc241056723 \h </w:instrText>
+              <w:instrText xml:space="preserve"> PAGEREF _Toc241060600 \h </w:instrText>
             </w:r>
             <w:r>
               <w:rPr>
@@ -3875,14 +3875,14 @@
               <w14:ligatures w14:val="standardContextual"/>
             </w:rPr>
           </w:pPr>
-          <w:hyperlink w:anchor="_Toc241056724" w:history="1">
+          <w:hyperlink w:anchor="_Toc241060601" w:history="1">
             <w:r>
               <w:rPr>
                 <w:rStyle w:val="Collegamentoipertestuale"/>
                 <w:rFonts w:ascii="Chalkboard" w:hAnsi="Chalkboard" w:cs="Arial"/>
                 <w:noProof/>
               </w:rPr>
-              <w:t>SEMINA LA PACE</w:t>
+              <w:t>SEGNI NUOVI</w:t>
             </w:r>
             <w:r>
               <w:rPr>
@@ -3903,7 +3903,7 @@
                 <w:noProof/>
                 <w:webHidden/>
               </w:rPr>
-              <w:instrText xml:space="preserve"> PAGEREF _Toc241056724 \h </w:instrText>
+              <w:instrText xml:space="preserve"> PAGEREF _Toc241060601 \h </w:instrText>
             </w:r>
             <w:r>
               <w:rPr>
@@ -3923,7 +3923,7 @@
                 <w:noProof/>
                 <w:webHidden/>
               </w:rPr>
-              <w:t>35</w:t>
+              <w:t>34</w:t>
             </w:r>
             <w:r>
               <w:rPr>
@@ -3951,14 +3951,14 @@
               <w14:ligatures w14:val="standardContextual"/>
             </w:rPr>
           </w:pPr>
-          <w:hyperlink w:anchor="_Toc241056725" w:history="1">
+          <w:hyperlink w:anchor="_Toc241060602" w:history="1">
             <w:r>
               <w:rPr>
                 <w:rStyle w:val="Collegamentoipertestuale"/>
                 <w:rFonts w:ascii="Chalkboard" w:hAnsi="Chalkboard" w:cs="Arial"/>
                 <w:noProof/>
               </w:rPr>
-              <w:t>SERVIRE È REGNARE</w:t>
+              <w:t>SEMINA LA PACE</w:t>
             </w:r>
             <w:r>
               <w:rPr>
@@ -3979,7 +3979,7 @@
                 <w:noProof/>
                 <w:webHidden/>
               </w:rPr>
-              <w:instrText xml:space="preserve"> PAGEREF _Toc241056725 \h </w:instrText>
+              <w:instrText xml:space="preserve"> PAGEREF _Toc241060602 \h </w:instrText>
             </w:r>
             <w:r>
               <w:rPr>
@@ -4027,14 +4027,14 @@
               <w14:ligatures w14:val="standardContextual"/>
             </w:rPr>
           </w:pPr>
-          <w:hyperlink w:anchor="_Toc241056726" w:history="1">
+          <w:hyperlink w:anchor="_Toc241060603" w:history="1">
             <w:r>
               <w:rPr>
                 <w:rStyle w:val="Collegamentoipertestuale"/>
                 <w:rFonts w:ascii="Chalkboard" w:hAnsi="Chalkboard" w:cs="Arial"/>
                 <w:noProof/>
               </w:rPr>
-              <w:t>SERVO PER AMORE</w:t>
+              <w:t>SERVIRE È REGNARE</w:t>
             </w:r>
             <w:r>
               <w:rPr>
@@ -4055,7 +4055,7 @@
                 <w:noProof/>
                 <w:webHidden/>
               </w:rPr>
-              <w:instrText xml:space="preserve"> PAGEREF _Toc241056726 \h </w:instrText>
+              <w:instrText xml:space="preserve"> PAGEREF _Toc241060603 \h </w:instrText>
             </w:r>
             <w:r>
               <w:rPr>
@@ -4103,14 +4103,14 @@
               <w14:ligatures w14:val="standardContextual"/>
             </w:rPr>
           </w:pPr>
-          <w:hyperlink w:anchor="_Toc241056727" w:history="1">
+          <w:hyperlink w:anchor="_Toc241060604" w:history="1">
             <w:r>
               <w:rPr>
                 <w:rStyle w:val="Collegamentoipertestuale"/>
                 <w:rFonts w:ascii="Chalkboard" w:hAnsi="Chalkboard" w:cs="Arial"/>
                 <w:noProof/>
               </w:rPr>
-              <w:t>SIGNORE, COME È BELLO</w:t>
+              <w:t>SERVO PER AMORE</w:t>
             </w:r>
             <w:r>
               <w:rPr>
@@ -4131,7 +4131,7 @@
                 <w:noProof/>
                 <w:webHidden/>
               </w:rPr>
-              <w:instrText xml:space="preserve"> PAGEREF _Toc241056727 \h </w:instrText>
+              <w:instrText xml:space="preserve"> PAGEREF _Toc241060604 \h </w:instrText>
             </w:r>
             <w:r>
               <w:rPr>
@@ -4151,7 +4151,7 @@
                 <w:noProof/>
                 <w:webHidden/>
               </w:rPr>
-              <w:t>37</w:t>
+              <w:t>36</w:t>
             </w:r>
             <w:r>
               <w:rPr>
@@ -4179,14 +4179,14 @@
               <w14:ligatures w14:val="standardContextual"/>
             </w:rPr>
           </w:pPr>
-          <w:hyperlink w:anchor="_Toc241056728" w:history="1">
+          <w:hyperlink w:anchor="_Toc241060605" w:history="1">
             <w:r>
               <w:rPr>
                 <w:rStyle w:val="Collegamentoipertestuale"/>
                 <w:rFonts w:ascii="Chalkboard" w:hAnsi="Chalkboard" w:cs="Arial"/>
                 <w:noProof/>
               </w:rPr>
-              <w:t>SONO QUI A LODARTI</w:t>
+              <w:t>SIGNORE, COME È BELLO</w:t>
             </w:r>
             <w:r>
               <w:rPr>
@@ -4207,7 +4207,7 @@
                 <w:noProof/>
                 <w:webHidden/>
               </w:rPr>
-              <w:instrText xml:space="preserve"> PAGEREF _Toc241056728 \h </w:instrText>
+              <w:instrText xml:space="preserve"> PAGEREF _Toc241060605 \h </w:instrText>
             </w:r>
             <w:r>
               <w:rPr>
@@ -4227,7 +4227,7 @@
                 <w:noProof/>
                 <w:webHidden/>
               </w:rPr>
-              <w:t>38</w:t>
+              <w:t>37</w:t>
             </w:r>
             <w:r>
               <w:rPr>
@@ -4255,14 +4255,14 @@
               <w14:ligatures w14:val="standardContextual"/>
             </w:rPr>
           </w:pPr>
-          <w:hyperlink w:anchor="_Toc241056729" w:history="1">
+          <w:hyperlink w:anchor="_Toc241060606" w:history="1">
             <w:r>
               <w:rPr>
                 <w:rStyle w:val="Collegamentoipertestuale"/>
                 <w:rFonts w:ascii="Chalkboard" w:hAnsi="Chalkboard" w:cs="Arial"/>
                 <w:noProof/>
               </w:rPr>
-              <w:t>TI LODERÒ, TI ADORERÒ, TI CANTERÒ</w:t>
+              <w:t>SONO QUI A LODARTI</w:t>
             </w:r>
             <w:r>
               <w:rPr>
@@ -4283,7 +4283,7 @@
                 <w:noProof/>
                 <w:webHidden/>
               </w:rPr>
-              <w:instrText xml:space="preserve"> PAGEREF _Toc241056729 \h </w:instrText>
+              <w:instrText xml:space="preserve"> PAGEREF _Toc241060606 \h </w:instrText>
             </w:r>
             <w:r>
               <w:rPr>
@@ -4331,7 +4331,7 @@
               <w14:ligatures w14:val="standardContextual"/>
             </w:rPr>
           </w:pPr>
-          <w:hyperlink w:anchor="_Toc241056730" w:history="1">
+          <w:hyperlink w:anchor="_Toc241060607" w:history="1">
             <w:r>
               <w:rPr>
                 <w:rStyle w:val="Collegamentoipertestuale"/>
@@ -4359,7 +4359,7 @@
                 <w:noProof/>
                 <w:webHidden/>
               </w:rPr>
-              <w:instrText xml:space="preserve"> PAGEREF _Toc241056730 \h </w:instrText>
+              <w:instrText xml:space="preserve"> PAGEREF _Toc241060607 \h </w:instrText>
             </w:r>
             <w:r>
               <w:rPr>
@@ -4379,7 +4379,7 @@
                 <w:noProof/>
                 <w:webHidden/>
               </w:rPr>
-              <w:t>39</w:t>
+              <w:t>38</w:t>
             </w:r>
             <w:r>
               <w:rPr>
@@ -4407,14 +4407,14 @@
               <w14:ligatures w14:val="standardContextual"/>
             </w:rPr>
           </w:pPr>
-          <w:hyperlink w:anchor="_Toc241056731" w:history="1">
+          <w:hyperlink w:anchor="_Toc241060608" w:history="1">
             <w:r>
               <w:rPr>
                 <w:rStyle w:val="Collegamentoipertestuale"/>
                 <w:rFonts w:ascii="Chalkboard" w:hAnsi="Chalkboard" w:cs="Arial"/>
                 <w:noProof/>
               </w:rPr>
-              <w:t>TU LO SAI</w:t>
+              <w:t>TI LODERÒ, TI ADORERÒ, TI CANTERÒ</w:t>
             </w:r>
             <w:r>
               <w:rPr>
@@ -4435,7 +4435,7 @@
                 <w:noProof/>
                 <w:webHidden/>
               </w:rPr>
-              <w:instrText xml:space="preserve"> PAGEREF _Toc241056731 \h </w:instrText>
+              <w:instrText xml:space="preserve"> PAGEREF _Toc241060608 \h </w:instrText>
             </w:r>
             <w:r>
               <w:rPr>
@@ -4455,7 +4455,7 @@
                 <w:noProof/>
                 <w:webHidden/>
               </w:rPr>
-              <w:t>40</w:t>
+              <w:t>39</w:t>
             </w:r>
             <w:r>
               <w:rPr>
@@ -4483,14 +4483,14 @@
               <w14:ligatures w14:val="standardContextual"/>
             </w:rPr>
           </w:pPr>
-          <w:hyperlink w:anchor="_Toc241056732" w:history="1">
+          <w:hyperlink w:anchor="_Toc241060609" w:history="1">
             <w:r>
               <w:rPr>
                 <w:rStyle w:val="Collegamentoipertestuale"/>
                 <w:rFonts w:ascii="Chalkboard" w:hAnsi="Chalkboard" w:cs="Arial"/>
                 <w:noProof/>
               </w:rPr>
-              <w:t>TU SEI</w:t>
+              <w:t>TU LO SAI</w:t>
             </w:r>
             <w:r>
               <w:rPr>
@@ -4511,7 +4511,7 @@
                 <w:noProof/>
                 <w:webHidden/>
               </w:rPr>
-              <w:instrText xml:space="preserve"> PAGEREF _Toc241056732 \h </w:instrText>
+              <w:instrText xml:space="preserve"> PAGEREF _Toc241060609 \h </w:instrText>
             </w:r>
             <w:r>
               <w:rPr>
@@ -4559,14 +4559,14 @@
               <w14:ligatures w14:val="standardContextual"/>
             </w:rPr>
           </w:pPr>
-          <w:hyperlink w:anchor="_Toc241056733" w:history="1">
+          <w:hyperlink w:anchor="_Toc241060610" w:history="1">
             <w:r>
               <w:rPr>
                 <w:rStyle w:val="Collegamentoipertestuale"/>
                 <w:rFonts w:ascii="Chalkboard" w:hAnsi="Chalkboard" w:cs="Arial"/>
                 <w:noProof/>
               </w:rPr>
-              <w:t>TU SEI LA FORZA</w:t>
+              <w:t>TU SEI</w:t>
             </w:r>
             <w:r>
               <w:rPr>
@@ -4587,7 +4587,7 @@
                 <w:noProof/>
                 <w:webHidden/>
               </w:rPr>
-              <w:instrText xml:space="preserve"> PAGEREF _Toc241056733 \h </w:instrText>
+              <w:instrText xml:space="preserve"> PAGEREF _Toc241060610 \h </w:instrText>
             </w:r>
             <w:r>
               <w:rPr>
@@ -4607,7 +4607,7 @@
                 <w:noProof/>
                 <w:webHidden/>
               </w:rPr>
-              <w:t>41</w:t>
+              <w:t>40</w:t>
             </w:r>
             <w:r>
               <w:rPr>
@@ -4635,14 +4635,14 @@
               <w14:ligatures w14:val="standardContextual"/>
             </w:rPr>
           </w:pPr>
-          <w:hyperlink w:anchor="_Toc241056734" w:history="1">
+          <w:hyperlink w:anchor="_Toc241060611" w:history="1">
             <w:r>
               <w:rPr>
                 <w:rStyle w:val="Collegamentoipertestuale"/>
                 <w:rFonts w:ascii="Chalkboard" w:hAnsi="Chalkboard" w:cs="Arial"/>
                 <w:noProof/>
               </w:rPr>
-              <w:t>VENITE, APPLAUDIAMO AL SIGNORE</w:t>
+              <w:t>TU SEI LA FORZA</w:t>
             </w:r>
             <w:r>
               <w:rPr>
@@ -4663,7 +4663,7 @@
                 <w:noProof/>
                 <w:webHidden/>
               </w:rPr>
-              <w:instrText xml:space="preserve"> PAGEREF _Toc241056734 \h </w:instrText>
+              <w:instrText xml:space="preserve"> PAGEREF _Toc241060611 \h </w:instrText>
             </w:r>
             <w:r>
               <w:rPr>
@@ -4683,7 +4683,7 @@
                 <w:noProof/>
                 <w:webHidden/>
               </w:rPr>
-              <w:t>42</w:t>
+              <w:t>41</w:t>
             </w:r>
             <w:r>
               <w:rPr>
@@ -4711,14 +4711,14 @@
               <w14:ligatures w14:val="standardContextual"/>
             </w:rPr>
           </w:pPr>
-          <w:hyperlink w:anchor="_Toc241056735" w:history="1">
+          <w:hyperlink w:anchor="_Toc241060612" w:history="1">
             <w:r>
               <w:rPr>
                 <w:rStyle w:val="Collegamentoipertestuale"/>
                 <w:rFonts w:ascii="Chalkboard" w:hAnsi="Chalkboard" w:cs="Arial"/>
                 <w:noProof/>
               </w:rPr>
-              <w:t>VERBUM PANIS</w:t>
+              <w:t>VENITE, APPLAUDIAMO AL SIGNORE</w:t>
             </w:r>
             <w:r>
               <w:rPr>
@@ -4739,7 +4739,7 @@
                 <w:noProof/>
                 <w:webHidden/>
               </w:rPr>
-              <w:instrText xml:space="preserve"> PAGEREF _Toc241056735 \h </w:instrText>
+              <w:instrText xml:space="preserve"> PAGEREF _Toc241060612 \h </w:instrText>
             </w:r>
             <w:r>
               <w:rPr>
@@ -4787,14 +4787,14 @@
               <w14:ligatures w14:val="standardContextual"/>
             </w:rPr>
           </w:pPr>
-          <w:hyperlink w:anchor="_Toc241056736" w:history="1">
+          <w:hyperlink w:anchor="_Toc241060613" w:history="1">
             <w:r>
               <w:rPr>
                 <w:rStyle w:val="Collegamentoipertestuale"/>
                 <w:rFonts w:ascii="Chalkboard" w:hAnsi="Chalkboard" w:cs="Arial"/>
                 <w:noProof/>
               </w:rPr>
-              <w:t>VIENI E SEGUIMI</w:t>
+              <w:t>VERBUM PANIS</w:t>
             </w:r>
             <w:r>
               <w:rPr>
@@ -4815,7 +4815,7 @@
                 <w:noProof/>
                 <w:webHidden/>
               </w:rPr>
-              <w:instrText xml:space="preserve"> PAGEREF _Toc241056736 \h </w:instrText>
+              <w:instrText xml:space="preserve"> PAGEREF _Toc241060613 \h </w:instrText>
             </w:r>
             <w:r>
               <w:rPr>
@@ -4863,14 +4863,14 @@
               <w14:ligatures w14:val="standardContextual"/>
             </w:rPr>
           </w:pPr>
-          <w:hyperlink w:anchor="_Toc241056737" w:history="1">
+          <w:hyperlink w:anchor="_Toc241060614" w:history="1">
             <w:r>
               <w:rPr>
                 <w:rStyle w:val="Collegamentoipertestuale"/>
                 <w:rFonts w:ascii="Chalkboard" w:hAnsi="Chalkboard" w:cs="Arial"/>
                 <w:noProof/>
               </w:rPr>
-              <w:t>VIENI SPIRITO FORZA DALL'ALTO</w:t>
+              <w:t>VIENI E SEGUIMI</w:t>
             </w:r>
             <w:r>
               <w:rPr>
@@ -4891,7 +4891,7 @@
                 <w:noProof/>
                 <w:webHidden/>
               </w:rPr>
-              <w:instrText xml:space="preserve"> PAGEREF _Toc241056737 \h </w:instrText>
+              <w:instrText xml:space="preserve"> PAGEREF _Toc241060614 \h </w:instrText>
             </w:r>
             <w:r>
               <w:rPr>
@@ -4911,7 +4911,7 @@
                 <w:noProof/>
                 <w:webHidden/>
               </w:rPr>
-              <w:t>44</w:t>
+              <w:t>43</w:t>
             </w:r>
             <w:r>
               <w:rPr>
@@ -4939,14 +4939,14 @@
               <w14:ligatures w14:val="standardContextual"/>
             </w:rPr>
           </w:pPr>
-          <w:hyperlink w:anchor="_Toc241056738" w:history="1">
+          <w:hyperlink w:anchor="_Toc241060615" w:history="1">
             <w:r>
               <w:rPr>
                 <w:rStyle w:val="Collegamentoipertestuale"/>
                 <w:rFonts w:ascii="Chalkboard" w:hAnsi="Chalkboard" w:cs="Arial"/>
                 <w:noProof/>
               </w:rPr>
-              <w:t>VIENI TU</w:t>
+              <w:t>VIENI SPIRITO FORZA DALL'ALTO</w:t>
             </w:r>
             <w:r>
               <w:rPr>
@@ -4967,7 +4967,7 @@
                 <w:noProof/>
                 <w:webHidden/>
               </w:rPr>
-              <w:instrText xml:space="preserve"> PAGEREF _Toc241056738 \h </w:instrText>
+              <w:instrText xml:space="preserve"> PAGEREF _Toc241060615 \h </w:instrText>
             </w:r>
             <w:r>
               <w:rPr>
@@ -4987,7 +4987,7 @@
                 <w:noProof/>
                 <w:webHidden/>
               </w:rPr>
-              <w:t>45</w:t>
+              <w:t>44</w:t>
             </w:r>
             <w:r>
               <w:rPr>
@@ -5015,14 +5015,14 @@
               <w14:ligatures w14:val="standardContextual"/>
             </w:rPr>
           </w:pPr>
-          <w:hyperlink w:anchor="_Toc241056739" w:history="1">
+          <w:hyperlink w:anchor="_Toc241060616" w:history="1">
             <w:r>
               <w:rPr>
                 <w:rStyle w:val="Collegamentoipertestuale"/>
                 <w:rFonts w:ascii="Chalkboard" w:hAnsi="Chalkboard" w:cs="Arial"/>
                 <w:noProof/>
               </w:rPr>
-              <w:t>VIVERE LA VITA</w:t>
+              <w:t>VIENI TU</w:t>
             </w:r>
             <w:r>
               <w:rPr>
@@ -5043,7 +5043,7 @@
                 <w:noProof/>
                 <w:webHidden/>
               </w:rPr>
-              <w:instrText xml:space="preserve"> PAGEREF _Toc241056739 \h </w:instrText>
+              <w:instrText xml:space="preserve"> PAGEREF _Toc241060616 \h </w:instrText>
             </w:r>
             <w:r>
               <w:rPr>
@@ -5063,7 +5063,7 @@
                 <w:noProof/>
                 <w:webHidden/>
               </w:rPr>
-              <w:t>46</w:t>
+              <w:t>45</w:t>
             </w:r>
             <w:r>
               <w:rPr>
@@ -5091,13 +5091,89 @@
               <w14:ligatures w14:val="standardContextual"/>
             </w:rPr>
           </w:pPr>
-          <w:hyperlink w:anchor="_Toc241056740" w:history="1">
+          <w:hyperlink w:anchor="_Toc241060617" w:history="1">
             <w:r>
               <w:rPr>
                 <w:rStyle w:val="Collegamentoipertestuale"/>
                 <w:rFonts w:ascii="Chalkboard" w:hAnsi="Chalkboard" w:cs="Arial"/>
                 <w:noProof/>
               </w:rPr>
+              <w:t>VIVERE LA VITA</w:t>
+            </w:r>
+            <w:r>
+              <w:rPr>
+                <w:noProof/>
+                <w:webHidden/>
+              </w:rPr>
+              <w:tab/>
+            </w:r>
+            <w:r>
+              <w:rPr>
+                <w:noProof/>
+                <w:webHidden/>
+              </w:rPr>
+              <w:fldChar w:fldCharType="begin"/>
+            </w:r>
+            <w:r>
+              <w:rPr>
+                <w:noProof/>
+                <w:webHidden/>
+              </w:rPr>
+              <w:instrText xml:space="preserve"> PAGEREF _Toc241060617 \h </w:instrText>
+            </w:r>
+            <w:r>
+              <w:rPr>
+                <w:noProof/>
+                <w:webHidden/>
+              </w:rPr>
+            </w:r>
+            <w:r>
+              <w:rPr>
+                <w:noProof/>
+                <w:webHidden/>
+              </w:rPr>
+              <w:fldChar w:fldCharType="separate"/>
+            </w:r>
+            <w:r>
+              <w:rPr>
+                <w:noProof/>
+                <w:webHidden/>
+              </w:rPr>
+              <w:t>46</w:t>
+            </w:r>
+            <w:r>
+              <w:rPr>
+                <w:noProof/>
+                <w:webHidden/>
+              </w:rPr>
+              <w:fldChar w:fldCharType="end"/>
+            </w:r>
+          </w:hyperlink>
+        </w:p>
+        <w:p>
+          <w:pPr>
+            <w:pStyle w:val="Sommario1"/>
+            <w:tabs>
+              <w:tab w:val="right" w:leader="dot" w:pos="9622"/>
+            </w:tabs>
+            <w:rPr>
+              <w:rFonts w:eastAsiaTheme="minorEastAsia" w:cstheme="minorBidi"/>
+              <w:b w:val="0"/>
+              <w:bCs w:val="0"/>
+              <w:i w:val="0"/>
+              <w:iCs w:val="0"/>
+              <w:noProof/>
+              <w:kern w:val="2"/>
+              <w14:ligatures w14:val="standardContextual"/>
+            </w:rPr>
+          </w:pPr>
+          <w:hyperlink w:anchor="_Toc241060618" w:history="1">
+            <w:r>
+              <w:rPr>
+                <w:rStyle w:val="Collegamentoipertestuale"/>
+                <w:rFonts w:ascii="Chalkboard" w:hAnsi="Chalkboard" w:cs="Arial"/>
+                <w:noProof/>
+              </w:rPr>
               <w:t>VOI SIETE DI DIO</w:t>
             </w:r>
             <w:r>
@@ -5119,7 +5195,7 @@
                 <w:noProof/>
                 <w:webHidden/>
               </w:rPr>
-              <w:instrText xml:space="preserve"> PAGEREF _Toc241056740 \h </w:instrText>
+              <w:instrText xml:space="preserve"> PAGEREF _Toc241060618 \h </w:instrText>
             </w:r>
             <w:r>
               <w:rPr>
@@ -5529,29 +5605,26 @@
     </w:p>
     <w:p>
       <w:pPr>
-        <w:rPr>
-          <w:rFonts w:ascii="Chalkboard" w:hAnsi="Chalkboard" w:cs="Arial"/>
-          <w:b/>
-          <w:bCs/>
+        <w:pStyle w:val="Titolo1"/>
+        <w:rPr>
+          <w:color w:val="F6F6F6"/>
+        </w:rPr>
+      </w:pPr>
+      <w:bookmarkStart w:id="0" w:name="_Toc241060551"/>
+      <w:r>
+        <w:rPr>
+          <w:rFonts w:ascii="Chalkboard" w:hAnsi="Chalkboard" w:cs="Arial"/>
+          <w:b/>
+          <w:bCs/>
+          <w:color w:val="auto"/>
           <w:sz w:val="36"/>
           <w:szCs w:val="36"/>
           <w:u w:val="single"/>
         </w:rPr>
-      </w:pPr>
-    </w:p>
-    <w:p>
-      <w:r>
-        <w:rPr>
-          <w:rFonts w:ascii="Chalkboard" w:hAnsi="Chalkboard" w:cs="Arial"/>
-          <w:b/>
-          <w:bCs/>
-          <w:sz w:val="36"/>
-          <w:szCs w:val="36"/>
-          <w:u w:val="single"/>
-        </w:rPr>
         <w:lastRenderedPageBreak/>
         <w:t>ABBRACCIAMI</w:t>
       </w:r>
+      <w:bookmarkEnd w:id="0"/>
     </w:p>
     <w:p>
       <w:pPr>
@@ -6082,7 +6155,7 @@
           <w:u w:val="single"/>
         </w:rPr>
       </w:pPr>
-      <w:bookmarkStart w:id="0" w:name="_Toc241056674"/>
+      <w:bookmarkStart w:id="1" w:name="_Toc241060552"/>
       <w:r>
         <w:rPr>
           <w:rFonts w:ascii="Chalkboard" w:hAnsi="Chalkboard" w:cs="Arial"/>
@@ -6095,7 +6168,7 @@
         </w:rPr>
         <w:t>ALLELUIA CHIAMA ED IO VERRÒ</w:t>
       </w:r>
-      <w:bookmarkEnd w:id="0"/>
+      <w:bookmarkEnd w:id="1"/>
       <w:r>
         <w:rPr>
           <w:rFonts w:ascii="Chalkboard" w:hAnsi="Chalkboard" w:cs="Arial"/>
@@ -6549,7 +6622,7 @@
           <w:u w:val="single"/>
         </w:rPr>
       </w:pPr>
-      <w:bookmarkStart w:id="1" w:name="_Toc241056675"/>
+      <w:bookmarkStart w:id="2" w:name="_Toc241060553"/>
       <w:r>
         <w:rPr>
           <w:rFonts w:ascii="Chalkboard" w:hAnsi="Chalkboard" w:cs="Arial"/>
@@ -6574,7 +6647,7 @@
         </w:rPr>
         <w:t>IRLANDESE</w:t>
       </w:r>
-      <w:bookmarkEnd w:id="1"/>
+      <w:bookmarkEnd w:id="2"/>
       <w:r>
         <w:rPr>
           <w:rFonts w:ascii="Chalkboard" w:hAnsi="Chalkboard" w:cs="Arial"/>
@@ -6861,7 +6934,7 @@
           <w:u w:val="single"/>
         </w:rPr>
       </w:pPr>
-      <w:bookmarkStart w:id="2" w:name="_Toc241056676"/>
+      <w:bookmarkStart w:id="3" w:name="_Toc241060554"/>
       <w:r>
         <w:rPr>
           <w:rFonts w:ascii="Chalkboard" w:hAnsi="Chalkboard" w:cs="Arial"/>
@@ -6874,7 +6947,7 @@
         </w:rPr>
         <w:t>ALLELUIA LODE COSMICA</w:t>
       </w:r>
-      <w:bookmarkEnd w:id="2"/>
+      <w:bookmarkEnd w:id="3"/>
       <w:r>
         <w:rPr>
           <w:rFonts w:ascii="Chalkboard" w:hAnsi="Chalkboard" w:cs="Arial"/>
@@ -7142,7 +7215,7 @@
           <w:u w:val="single"/>
         </w:rPr>
       </w:pPr>
-      <w:bookmarkStart w:id="3" w:name="_Toc241056677"/>
+      <w:bookmarkStart w:id="4" w:name="_Toc241060555"/>
       <w:r>
         <w:rPr>
           <w:rFonts w:ascii="Chalkboard" w:hAnsi="Chalkboard" w:cs="Arial"/>
@@ -7155,7 +7228,7 @@
         </w:rPr>
         <w:t>AVE MARIA VERBUM PANIS</w:t>
       </w:r>
-      <w:bookmarkEnd w:id="3"/>
+      <w:bookmarkEnd w:id="4"/>
     </w:p>
     <w:p>
       <w:pPr>
@@ -7794,7 +7867,7 @@
           <w:u w:val="single"/>
         </w:rPr>
       </w:pPr>
-      <w:bookmarkStart w:id="4" w:name="_Toc241056678"/>
+      <w:bookmarkStart w:id="5" w:name="_Toc241060556"/>
       <w:r>
         <w:rPr>
           <w:rFonts w:ascii="Chalkboard" w:hAnsi="Chalkboard" w:cs="Arial"/>
@@ -7808,7 +7881,7 @@
         <w:lastRenderedPageBreak/>
         <w:t>BENEDETTO SEI TU</w:t>
       </w:r>
-      <w:bookmarkEnd w:id="4"/>
+      <w:bookmarkEnd w:id="5"/>
       <w:r>
         <w:rPr>
           <w:rFonts w:ascii="Chalkboard" w:hAnsi="Chalkboard" w:cs="Arial"/>
@@ -8118,7 +8191,7 @@
           <w:u w:val="single"/>
         </w:rPr>
       </w:pPr>
-      <w:bookmarkStart w:id="5" w:name="_Toc241056679"/>
+      <w:bookmarkStart w:id="6" w:name="_Toc241060557"/>
       <w:r>
         <w:rPr>
           <w:rFonts w:ascii="Chalkboard" w:hAnsi="Chalkboard" w:cs="Arial"/>
@@ -8131,7 +8204,7 @@
         </w:rPr>
         <w:t>CAMMINIAMO INCONTRO AL SIGNORE</w:t>
       </w:r>
-      <w:bookmarkEnd w:id="5"/>
+      <w:bookmarkEnd w:id="6"/>
     </w:p>
     <w:p>
       <w:pPr>
@@ -8535,7 +8608,7 @@
           <w:u w:val="single"/>
         </w:rPr>
       </w:pPr>
-      <w:bookmarkStart w:id="6" w:name="_Toc241056680"/>
+      <w:bookmarkStart w:id="7" w:name="_Toc241060558"/>
       <w:r>
         <w:rPr>
           <w:rFonts w:ascii="Chalkboard" w:hAnsi="Chalkboard" w:cs="Arial"/>
@@ -8548,7 +8621,7 @@
         </w:rPr>
         <w:t>CANTIAMO A TE</w:t>
       </w:r>
-      <w:bookmarkEnd w:id="6"/>
+      <w:bookmarkEnd w:id="7"/>
       <w:r>
         <w:rPr>
           <w:rFonts w:ascii="Chalkboard" w:hAnsi="Chalkboard" w:cs="Arial"/>
@@ -8956,7 +9029,7 @@
           <w:u w:val="single"/>
         </w:rPr>
       </w:pPr>
-      <w:bookmarkStart w:id="7" w:name="_Toc241056681"/>
+      <w:bookmarkStart w:id="8" w:name="_Toc241060559"/>
       <w:r>
         <w:rPr>
           <w:rFonts w:ascii="Chalkboard" w:hAnsi="Chalkboard" w:cs="Arial"/>
@@ -8969,7 +9042,7 @@
         </w:rPr>
         <w:t>CHE GIOIA CI HAI DATO (RESURREZIONE)</w:t>
       </w:r>
-      <w:bookmarkEnd w:id="7"/>
+      <w:bookmarkEnd w:id="8"/>
     </w:p>
     <w:p>
       <w:pPr>
@@ -9530,7 +9603,7 @@
           <w:u w:val="single"/>
         </w:rPr>
       </w:pPr>
-      <w:bookmarkStart w:id="8" w:name="_Toc241056682"/>
+      <w:bookmarkStart w:id="9" w:name="_Toc241060560"/>
       <w:r>
         <w:rPr>
           <w:rFonts w:ascii="Chalkboard" w:hAnsi="Chalkboard" w:cs="Arial"/>
@@ -9543,7 +9616,7 @@
         </w:rPr>
         <w:t>CHIAMATI PER NOME</w:t>
       </w:r>
-      <w:bookmarkEnd w:id="8"/>
+      <w:bookmarkEnd w:id="9"/>
     </w:p>
     <w:p>
       <w:pPr>
@@ -9921,7 +9994,7 @@
           <w:u w:val="single"/>
         </w:rPr>
       </w:pPr>
-      <w:bookmarkStart w:id="9" w:name="_Toc241056683"/>
+      <w:bookmarkStart w:id="10" w:name="_Toc241060561"/>
       <w:r>
         <w:rPr>
           <w:rFonts w:ascii="Chalkboard" w:hAnsi="Chalkboard" w:cs="Arial"/>
@@ -9934,7 +10007,7 @@
         </w:rPr>
         <w:t>CHIARA È LA TUA SORGENTE</w:t>
       </w:r>
-      <w:bookmarkEnd w:id="9"/>
+      <w:bookmarkEnd w:id="10"/>
     </w:p>
     <w:p>
       <w:pPr>
@@ -10539,7 +10612,7 @@
           <w:u w:val="single"/>
         </w:rPr>
       </w:pPr>
-      <w:bookmarkStart w:id="10" w:name="_Toc241056684"/>
+      <w:bookmarkStart w:id="11" w:name="_Toc241060562"/>
       <w:r>
         <w:rPr>
           <w:rFonts w:ascii="Chalkboard" w:hAnsi="Chalkboard" w:cs="Arial"/>
@@ -10552,7 +10625,7 @@
         </w:rPr>
         <w:t>COME MARIA</w:t>
       </w:r>
-      <w:bookmarkEnd w:id="10"/>
+      <w:bookmarkEnd w:id="11"/>
     </w:p>
     <w:p>
       <w:pPr>
@@ -11060,7 +11133,7 @@
           <w:u w:val="single"/>
         </w:rPr>
       </w:pPr>
-      <w:bookmarkStart w:id="11" w:name="_Toc241056685"/>
+      <w:bookmarkStart w:id="12" w:name="_Toc241060563"/>
       <w:r>
         <w:rPr>
           <w:rFonts w:ascii="Chalkboard" w:hAnsi="Chalkboard" w:cs="Arial"/>
@@ -11073,7 +11146,7 @@
         </w:rPr>
         <w:t>COME TU MI VUOI</w:t>
       </w:r>
-      <w:bookmarkEnd w:id="11"/>
+      <w:bookmarkEnd w:id="12"/>
     </w:p>
     <w:p>
       <w:pPr>
@@ -11624,7 +11697,7 @@
           <w:u w:val="single"/>
         </w:rPr>
       </w:pPr>
-      <w:bookmarkStart w:id="12" w:name="_Toc241056686"/>
+      <w:bookmarkStart w:id="13" w:name="_Toc241060564"/>
       <w:r>
         <w:rPr>
           <w:rFonts w:ascii="Chalkboard" w:hAnsi="Chalkboard" w:cs="Segoe UI"/>
@@ -11647,7 +11720,7 @@
         </w:rPr>
         <w:t xml:space="preserve"> (SAN GIUSEPPE)</w:t>
       </w:r>
-      <w:bookmarkEnd w:id="12"/>
+      <w:bookmarkEnd w:id="13"/>
     </w:p>
     <w:p>
       <w:pPr>
@@ -12157,7 +12230,7 @@
           <w:u w:val="single"/>
         </w:rPr>
       </w:pPr>
-      <w:bookmarkStart w:id="13" w:name="_Toc241056687"/>
+      <w:bookmarkStart w:id="14" w:name="_Toc241060565"/>
       <w:r>
         <w:rPr>
           <w:rFonts w:ascii="Chalkboard" w:hAnsi="Chalkboard" w:cs="Segoe UI"/>
@@ -12181,7 +12254,7 @@
         </w:rPr>
         <w:t>FRANCESCO PROFETI TRA LA GENTE</w:t>
       </w:r>
-      <w:bookmarkEnd w:id="13"/>
+      <w:bookmarkEnd w:id="14"/>
     </w:p>
     <w:p>
       <w:pPr>
@@ -12328,7 +12401,7 @@
           <w:u w:val="single"/>
         </w:rPr>
       </w:pPr>
-      <w:bookmarkStart w:id="14" w:name="_Toc241056688"/>
+      <w:bookmarkStart w:id="15" w:name="_Toc241060566"/>
       <w:r>
         <w:rPr>
           <w:rFonts w:ascii="Chalkboard" w:hAnsi="Chalkboard" w:cs="Arial"/>
@@ -12341,7 +12414,7 @@
         </w:rPr>
         <w:t>CUORE PURO</w:t>
       </w:r>
-      <w:bookmarkEnd w:id="14"/>
+      <w:bookmarkEnd w:id="15"/>
     </w:p>
     <w:p>
       <w:pPr>
@@ -12873,7 +12946,7 @@
           <w:u w:val="single"/>
         </w:rPr>
       </w:pPr>
-      <w:bookmarkStart w:id="15" w:name="_Toc241056689"/>
+      <w:bookmarkStart w:id="16" w:name="_Toc241060567"/>
       <w:r>
         <w:rPr>
           <w:rFonts w:ascii="Chalkboard" w:hAnsi="Chalkboard" w:cs="Arial"/>
@@ -12887,7 +12960,7 @@
         <w:lastRenderedPageBreak/>
         <w:t>DAL PRINCIPIO</w:t>
       </w:r>
-      <w:bookmarkEnd w:id="15"/>
+      <w:bookmarkEnd w:id="16"/>
     </w:p>
     <w:p>
       <w:pPr>
@@ -13504,7 +13577,7 @@
           <w:u w:val="single"/>
         </w:rPr>
       </w:pPr>
-      <w:bookmarkStart w:id="16" w:name="_Toc241056690"/>
+      <w:bookmarkStart w:id="17" w:name="_Toc241060568"/>
       <w:r>
         <w:rPr>
           <w:rFonts w:ascii="Chalkboard" w:hAnsi="Chalkboard" w:cs="Arial"/>
@@ -13517,7 +13590,7 @@
         </w:rPr>
         <w:t>DALL’AURORA AL TRAMONTO</w:t>
       </w:r>
-      <w:bookmarkEnd w:id="16"/>
+      <w:bookmarkEnd w:id="17"/>
     </w:p>
     <w:p>
       <w:pPr>
@@ -13953,7 +14026,7 @@
           <w:u w:val="single"/>
         </w:rPr>
       </w:pPr>
-      <w:bookmarkStart w:id="17" w:name="_Toc241056691"/>
+      <w:bookmarkStart w:id="18" w:name="_Toc241060569"/>
       <w:r>
         <w:rPr>
           <w:rFonts w:ascii="Chalkboard" w:hAnsi="Chalkboard" w:cs="Arial"/>
@@ -13966,7 +14039,7 @@
         </w:rPr>
         <w:t>DANZA LA VITA</w:t>
       </w:r>
-      <w:bookmarkEnd w:id="17"/>
+      <w:bookmarkEnd w:id="18"/>
     </w:p>
     <w:p>
       <w:pPr>
@@ -14583,7 +14656,7 @@
           <w:u w:val="single"/>
         </w:rPr>
       </w:pPr>
-      <w:bookmarkStart w:id="18" w:name="_Toc241056692"/>
+      <w:bookmarkStart w:id="19" w:name="_Toc241060570"/>
       <w:r>
         <w:rPr>
           <w:rFonts w:ascii="Chalkboard" w:hAnsi="Chalkboard" w:cs="Arial"/>
@@ -14596,7 +14669,7 @@
         </w:rPr>
         <w:t>DIO HA FATTO IN ME COSE GRANDI</w:t>
       </w:r>
-      <w:bookmarkEnd w:id="18"/>
+      <w:bookmarkEnd w:id="19"/>
     </w:p>
     <w:p>
       <w:pPr>
@@ -15121,7 +15194,7 @@
           <w:u w:val="single"/>
         </w:rPr>
       </w:pPr>
-      <w:bookmarkStart w:id="19" w:name="_Toc241056693"/>
+      <w:bookmarkStart w:id="20" w:name="_Toc241060571"/>
       <w:r>
         <w:rPr>
           <w:rFonts w:ascii="Chalkboard" w:hAnsi="Chalkboard" w:cs="Arial"/>
@@ -15134,7 +15207,7 @@
         </w:rPr>
         <w:t>DONA LA PACE</w:t>
       </w:r>
-      <w:bookmarkEnd w:id="19"/>
+      <w:bookmarkEnd w:id="20"/>
     </w:p>
     <w:p>
       <w:pPr>
@@ -15481,7 +15554,7 @@
           <w:u w:val="single"/>
         </w:rPr>
       </w:pPr>
-      <w:bookmarkStart w:id="20" w:name="_Toc241056694"/>
+      <w:bookmarkStart w:id="21" w:name="_Toc241060572"/>
       <w:r>
         <w:rPr>
           <w:rFonts w:ascii="Chalkboard" w:hAnsi="Chalkboard" w:cs="Arial"/>
@@ -15494,7 +15567,7 @@
         </w:rPr>
         <w:t>E LA STRADA SI APRE</w:t>
       </w:r>
-      <w:bookmarkEnd w:id="20"/>
+      <w:bookmarkEnd w:id="21"/>
     </w:p>
     <w:p>
       <w:pPr>
@@ -16249,7 +16322,7 @@
           <w:u w:val="single"/>
         </w:rPr>
       </w:pPr>
-      <w:bookmarkStart w:id="21" w:name="_Toc241056695"/>
+      <w:bookmarkStart w:id="22" w:name="_Toc241060573"/>
       <w:r>
         <w:rPr>
           <w:rFonts w:ascii="Chalkboard" w:hAnsi="Chalkboard" w:cs="Arial"/>
@@ -16262,7 +16335,7 @@
         </w:rPr>
         <w:t>E NASCE IL SOLE</w:t>
       </w:r>
-      <w:bookmarkEnd w:id="21"/>
+      <w:bookmarkEnd w:id="22"/>
     </w:p>
     <w:p>
       <w:pPr>
@@ -16586,7 +16659,7 @@
           <w:u w:val="single"/>
         </w:rPr>
       </w:pPr>
-      <w:bookmarkStart w:id="22" w:name="_Toc241056696"/>
+      <w:bookmarkStart w:id="23" w:name="_Toc241060574"/>
       <w:r>
         <w:rPr>
           <w:rFonts w:ascii="Chalkboard" w:hAnsi="Chalkboard" w:cs="Arial"/>
@@ -16599,7 +16672,7 @@
         </w:rPr>
         <w:t>È NATALE</w:t>
       </w:r>
-      <w:bookmarkEnd w:id="22"/>
+      <w:bookmarkEnd w:id="23"/>
     </w:p>
     <w:p>
       <w:pPr>
@@ -17592,7 +17665,7 @@
           <w:u w:val="single"/>
         </w:rPr>
       </w:pPr>
-      <w:bookmarkStart w:id="23" w:name="_Toc241056697"/>
+      <w:bookmarkStart w:id="24" w:name="_Toc241060575"/>
       <w:r>
         <w:rPr>
           <w:rFonts w:ascii="Chalkboard" w:hAnsi="Chalkboard" w:cs="Arial"/>
@@ -17605,7 +17678,7 @@
         </w:rPr>
         <w:t>FRUTTO DELLA NOSTRA TERRA</w:t>
       </w:r>
-      <w:bookmarkEnd w:id="23"/>
+      <w:bookmarkEnd w:id="24"/>
     </w:p>
     <w:p/>
     <w:p>
@@ -17986,7 +18059,7 @@
           <w:u w:val="single"/>
         </w:rPr>
       </w:pPr>
-      <w:bookmarkStart w:id="24" w:name="_Toc241056698"/>
+      <w:bookmarkStart w:id="25" w:name="_Toc241060576"/>
       <w:r>
         <w:rPr>
           <w:rFonts w:ascii="Chalkboard" w:hAnsi="Chalkboard" w:cs="Arial"/>
@@ -17999,7 +18072,7 @@
         </w:rPr>
         <w:t>GLORIA (BUTTAZZO)</w:t>
       </w:r>
-      <w:bookmarkEnd w:id="24"/>
+      <w:bookmarkEnd w:id="25"/>
     </w:p>
     <w:p>
       <w:pPr>
@@ -18389,7 +18462,7 @@
           <w:u w:val="single"/>
         </w:rPr>
       </w:pPr>
-      <w:bookmarkStart w:id="25" w:name="_Toc241056699"/>
+      <w:bookmarkStart w:id="26" w:name="_Toc241060577"/>
       <w:r>
         <w:rPr>
           <w:rFonts w:ascii="Chalkboard" w:hAnsi="Chalkboard" w:cs="Arial"/>
@@ -18414,7 +18487,7 @@
         </w:rPr>
         <w:t>(GEN VERDE)</w:t>
       </w:r>
-      <w:bookmarkEnd w:id="25"/>
+      <w:bookmarkEnd w:id="26"/>
     </w:p>
     <w:p>
       <w:pPr>
@@ -18945,7 +19018,7 @@
           <w:u w:val="single"/>
         </w:rPr>
       </w:pPr>
-      <w:bookmarkStart w:id="26" w:name="_Toc241056700"/>
+      <w:bookmarkStart w:id="27" w:name="_Toc241060578"/>
       <w:r>
         <w:rPr>
           <w:rFonts w:ascii="Chalkboard" w:hAnsi="Chalkboard" w:cs="Arial"/>
@@ -18982,7 +19055,7 @@
         </w:rPr>
         <w:t>)</w:t>
       </w:r>
-      <w:bookmarkEnd w:id="26"/>
+      <w:bookmarkEnd w:id="27"/>
     </w:p>
     <w:p>
       <w:pPr>
@@ -19990,7 +20063,7 @@
           <w:u w:val="single"/>
         </w:rPr>
       </w:pPr>
-      <w:bookmarkStart w:id="27" w:name="_Toc241056701"/>
+      <w:bookmarkStart w:id="28" w:name="_Toc241060579"/>
       <w:r>
         <w:rPr>
           <w:rFonts w:ascii="Chalkboard" w:hAnsi="Chalkboard" w:cs="Arial"/>
@@ -20003,7 +20076,7 @@
         </w:rPr>
         <w:t>IL CANTICO DELLE CREATURE</w:t>
       </w:r>
-      <w:bookmarkEnd w:id="27"/>
+      <w:bookmarkEnd w:id="28"/>
     </w:p>
     <w:p>
       <w:pPr>
@@ -21399,7 +21472,7 @@
           <w:u w:val="single"/>
         </w:rPr>
       </w:pPr>
-      <w:bookmarkStart w:id="28" w:name="_Toc241056702"/>
+      <w:bookmarkStart w:id="29" w:name="_Toc241060580"/>
       <w:r>
         <w:rPr>
           <w:rFonts w:ascii="Chalkboard" w:hAnsi="Chalkboard" w:cs="Arial"/>
@@ -21412,7 +21485,7 @@
         </w:rPr>
         <w:t>INVOCHIAMO LA TUA PRESENZA</w:t>
       </w:r>
-      <w:bookmarkEnd w:id="28"/>
+      <w:bookmarkEnd w:id="29"/>
     </w:p>
     <w:p>
       <w:pPr>
@@ -21789,7 +21862,7 @@
           <w:u w:val="single"/>
         </w:rPr>
       </w:pPr>
-      <w:bookmarkStart w:id="29" w:name="_Toc241056703"/>
+      <w:bookmarkStart w:id="30" w:name="_Toc241060581"/>
       <w:r>
         <w:rPr>
           <w:rFonts w:ascii="Chalkboard" w:hAnsi="Chalkboard" w:cs="Arial"/>
@@ -21803,7 +21876,7 @@
         <w:lastRenderedPageBreak/>
         <w:t>LA LEGGE DELLA VITA</w:t>
       </w:r>
-      <w:bookmarkEnd w:id="29"/>
+      <w:bookmarkEnd w:id="30"/>
     </w:p>
     <w:p>
       <w:pPr>
@@ -22370,7 +22443,7 @@
           <w:u w:val="single"/>
         </w:rPr>
       </w:pPr>
-      <w:bookmarkStart w:id="30" w:name="_Toc241056704"/>
+      <w:bookmarkStart w:id="31" w:name="_Toc241060582"/>
       <w:r>
         <w:rPr>
           <w:rFonts w:ascii="Chalkboard" w:hAnsi="Chalkboard" w:cs="Arial"/>
@@ -22396,7 +22469,7 @@
         </w:rPr>
         <w:t>PACE DEL SIGNORE</w:t>
       </w:r>
-      <w:bookmarkEnd w:id="30"/>
+      <w:bookmarkEnd w:id="31"/>
     </w:p>
     <w:p>
       <w:pPr>
@@ -22566,7 +22639,7 @@
           <w:u w:val="single"/>
         </w:rPr>
       </w:pPr>
-      <w:bookmarkStart w:id="31" w:name="_Toc241056705"/>
+      <w:bookmarkStart w:id="32" w:name="_Toc241060583"/>
       <w:r>
         <w:rPr>
           <w:rFonts w:ascii="Chalkboard" w:hAnsi="Chalkboard" w:cs="Arial"/>
@@ -22579,7 +22652,7 @@
         </w:rPr>
         <w:t>LA SALVEZZA È PER NOI</w:t>
       </w:r>
-      <w:bookmarkEnd w:id="31"/>
+      <w:bookmarkEnd w:id="32"/>
     </w:p>
     <w:p>
       <w:pPr>
@@ -23054,7 +23127,7 @@
           <w:u w:val="single"/>
         </w:rPr>
       </w:pPr>
-      <w:bookmarkStart w:id="32" w:name="_Toc241056706"/>
+      <w:bookmarkStart w:id="33" w:name="_Toc241060584"/>
       <w:r>
         <w:rPr>
           <w:rFonts w:ascii="Chalkboard" w:hAnsi="Chalkboard" w:cs="Arial"/>
@@ -23068,7 +23141,7 @@
         <w:lastRenderedPageBreak/>
         <w:t>LODATE DIO (CIELI IMMENSI)</w:t>
       </w:r>
-      <w:bookmarkEnd w:id="32"/>
+      <w:bookmarkEnd w:id="33"/>
     </w:p>
     <w:p>
       <w:pPr>
@@ -23197,7 +23270,7 @@
           <w:u w:val="single"/>
         </w:rPr>
       </w:pPr>
-      <w:bookmarkStart w:id="33" w:name="_Toc241056707"/>
+      <w:bookmarkStart w:id="34" w:name="_Toc241060585"/>
       <w:r>
         <w:rPr>
           <w:rFonts w:ascii="Chalkboard" w:hAnsi="Chalkboard" w:cs="Arial"/>
@@ -23210,7 +23283,7 @@
         </w:rPr>
         <w:t>LODE AL NOME TUO</w:t>
       </w:r>
-      <w:bookmarkEnd w:id="33"/>
+      <w:bookmarkEnd w:id="34"/>
     </w:p>
     <w:p>
       <w:pPr>
@@ -24388,7 +24461,7 @@
           <w:u w:val="single"/>
         </w:rPr>
       </w:pPr>
-      <w:bookmarkStart w:id="34" w:name="_Toc241056708"/>
+      <w:bookmarkStart w:id="35" w:name="_Toc241060586"/>
       <w:r>
         <w:rPr>
           <w:rFonts w:ascii="Chalkboard" w:hAnsi="Chalkboard" w:cs="Arial"/>
@@ -24401,7 +24474,7 @@
         </w:rPr>
         <w:t>L’UNICO MAESTRO</w:t>
       </w:r>
-      <w:bookmarkEnd w:id="34"/>
+      <w:bookmarkEnd w:id="35"/>
     </w:p>
     <w:p>
       <w:pPr>
@@ -24899,7 +24972,7 @@
           <w:u w:val="single"/>
         </w:rPr>
       </w:pPr>
-      <w:bookmarkStart w:id="35" w:name="_Toc241056709"/>
+      <w:bookmarkStart w:id="36" w:name="_Toc241060587"/>
       <w:r>
         <w:rPr>
           <w:rFonts w:ascii="Chalkboard" w:hAnsi="Chalkboard" w:cs="Arial"/>
@@ -24912,7 +24985,7 @@
         </w:rPr>
         <w:t>MANI</w:t>
       </w:r>
-      <w:bookmarkEnd w:id="35"/>
+      <w:bookmarkEnd w:id="36"/>
     </w:p>
     <w:p>
       <w:pPr>
@@ -25550,7 +25623,7 @@
           <w:u w:val="single"/>
         </w:rPr>
       </w:pPr>
-      <w:bookmarkStart w:id="36" w:name="_Toc241056710"/>
+      <w:bookmarkStart w:id="37" w:name="_Toc241060588"/>
       <w:r>
         <w:rPr>
           <w:rFonts w:ascii="Chalkboard" w:hAnsi="Chalkboard" w:cs="Arial"/>
@@ -25563,7 +25636,7 @@
         </w:rPr>
         <w:t>MARIA TU PORTA DELL’AVVENTO</w:t>
       </w:r>
-      <w:bookmarkEnd w:id="36"/>
+      <w:bookmarkEnd w:id="37"/>
     </w:p>
     <w:p>
       <w:pPr>
@@ -25903,7 +25976,7 @@
           <w:u w:val="single"/>
         </w:rPr>
       </w:pPr>
-      <w:bookmarkStart w:id="37" w:name="_Toc241056711"/>
+      <w:bookmarkStart w:id="38" w:name="_Toc241060589"/>
       <w:r>
         <w:rPr>
           <w:rFonts w:ascii="Chalkboard" w:hAnsi="Chalkboard" w:cs="Arial"/>
@@ -25916,7 +25989,7 @@
         </w:rPr>
         <w:t>NON FERMARTI ORA</w:t>
       </w:r>
-      <w:bookmarkEnd w:id="37"/>
+      <w:bookmarkEnd w:id="38"/>
     </w:p>
     <w:p>
       <w:pPr>
@@ -26196,7 +26269,7 @@
           <w:u w:val="single"/>
         </w:rPr>
       </w:pPr>
-      <w:bookmarkStart w:id="38" w:name="_Toc241056712"/>
+      <w:bookmarkStart w:id="39" w:name="_Toc241060590"/>
       <w:r>
         <w:rPr>
           <w:rFonts w:ascii="Chalkboard" w:hAnsi="Chalkboard" w:cs="Arial"/>
@@ -26209,7 +26282,7 @@
         </w:rPr>
         <w:t>OGNI MIA PAROLA</w:t>
       </w:r>
-      <w:bookmarkEnd w:id="38"/>
+      <w:bookmarkEnd w:id="39"/>
     </w:p>
     <w:p>
       <w:pPr>
@@ -26433,6 +26506,19 @@
         <w:shd w:val="clear" w:color="auto" w:fill="FFFFFF"/>
         <w:spacing w:before="0" w:beforeAutospacing="0" w:after="0" w:afterAutospacing="0"/>
         <w:textAlignment w:val="baseline"/>
+        <w:rPr>
+          <w:rFonts w:ascii="Chalkboard" w:hAnsi="Chalkboard"/>
+          <w:sz w:val="32"/>
+          <w:szCs w:val="32"/>
+        </w:rPr>
+      </w:pPr>
+    </w:p>
+    <w:p>
+      <w:pPr>
+        <w:pStyle w:val="NormaleWeb"/>
+        <w:shd w:val="clear" w:color="auto" w:fill="FFFFFF"/>
+        <w:spacing w:before="0" w:beforeAutospacing="0" w:after="0" w:afterAutospacing="0"/>
+        <w:textAlignment w:val="baseline"/>
         <w:outlineLvl w:val="0"/>
         <w:rPr>
           <w:rFonts w:ascii="Chalkboard" w:hAnsi="Chalkboard"/>
@@ -26440,7 +26526,7 @@
           <w:szCs w:val="32"/>
         </w:rPr>
       </w:pPr>
-      <w:bookmarkStart w:id="39" w:name="_Toc241056713"/>
+      <w:bookmarkStart w:id="40" w:name="_Toc241060591"/>
       <w:r>
         <w:rPr>
           <w:rFonts w:ascii="Chalkboard" w:hAnsi="Chalkboard" w:cs="Arial"/>
@@ -26452,7 +26538,7 @@
         </w:rPr>
         <w:t>PACE A TE</w:t>
       </w:r>
-      <w:bookmarkEnd w:id="39"/>
+      <w:bookmarkEnd w:id="40"/>
     </w:p>
     <w:p>
       <w:pPr>
@@ -26618,7 +26704,7 @@
           <w:u w:val="single"/>
         </w:rPr>
       </w:pPr>
-      <w:bookmarkStart w:id="40" w:name="_Toc241056714"/>
+      <w:bookmarkStart w:id="41" w:name="_Toc241060592"/>
       <w:r>
         <w:rPr>
           <w:rFonts w:ascii="Chalkboard" w:hAnsi="Chalkboard" w:cs="Arial"/>
@@ -26631,7 +26717,7 @@
         </w:rPr>
         <w:t>PACE SIA, PACE A VOI</w:t>
       </w:r>
-      <w:bookmarkEnd w:id="40"/>
+      <w:bookmarkEnd w:id="41"/>
     </w:p>
     <w:p>
       <w:pPr>
@@ -26788,6 +26874,7 @@
           <w:sz w:val="32"/>
           <w:szCs w:val="32"/>
         </w:rPr>
+        <w:lastRenderedPageBreak/>
         <w:t xml:space="preserve">la tua pace sarà luce limpida nei pensieri. </w:t>
       </w:r>
     </w:p>
@@ -26809,7 +26896,6 @@
           <w:sz w:val="32"/>
           <w:szCs w:val="32"/>
         </w:rPr>
-        <w:lastRenderedPageBreak/>
         <w:t xml:space="preserve">"Pace sia, pace a voi": </w:t>
       </w:r>
     </w:p>
@@ -26974,7 +27060,7 @@
           <w:u w:val="single"/>
         </w:rPr>
       </w:pPr>
-      <w:bookmarkStart w:id="41" w:name="_Toc241056715"/>
+      <w:bookmarkStart w:id="42" w:name="_Toc241060593"/>
       <w:r>
         <w:rPr>
           <w:rFonts w:ascii="Chalkboard" w:hAnsi="Chalkboard" w:cs="Arial"/>
@@ -26987,7 +27073,7 @@
         </w:rPr>
         <w:t>PADRE NOSTRO (NON ABBANDONARCI)</w:t>
       </w:r>
-      <w:bookmarkEnd w:id="41"/>
+      <w:bookmarkEnd w:id="42"/>
     </w:p>
     <w:p>
       <w:pPr>
@@ -27181,13 +27267,23 @@
           <w:szCs w:val="32"/>
         </w:rPr>
       </w:pPr>
-      <w:r>
-        <w:rPr>
-          <w:rFonts w:ascii="Chalkboard" w:hAnsi="Chalkboard"/>
-          <w:sz w:val="32"/>
-          <w:szCs w:val="32"/>
-        </w:rPr>
-        <w:t>li rimettiamo</w:t>
+      <w:proofErr w:type="spellStart"/>
+      <w:r>
+        <w:rPr>
+          <w:rFonts w:ascii="Chalkboard" w:hAnsi="Chalkboard"/>
+          <w:sz w:val="32"/>
+          <w:szCs w:val="32"/>
+        </w:rPr>
+        <w:t>li</w:t>
+      </w:r>
+      <w:proofErr w:type="spellEnd"/>
+      <w:r>
+        <w:rPr>
+          <w:rFonts w:ascii="Chalkboard" w:hAnsi="Chalkboard"/>
+          <w:sz w:val="32"/>
+          <w:szCs w:val="32"/>
+        </w:rPr>
+        <w:t xml:space="preserve"> rimettiamo</w:t>
       </w:r>
       <w:r>
         <w:rPr>
@@ -27295,7 +27391,7 @@
           <w:u w:val="single"/>
         </w:rPr>
       </w:pPr>
-      <w:bookmarkStart w:id="42" w:name="_Toc241056716"/>
+      <w:bookmarkStart w:id="43" w:name="_Toc241060594"/>
       <w:r>
         <w:rPr>
           <w:rFonts w:ascii="Chalkboard" w:hAnsi="Chalkboard" w:cs="Arial"/>
@@ -27308,7 +27404,7 @@
         </w:rPr>
         <w:t>PERFETTA LETIZIA</w:t>
       </w:r>
-      <w:bookmarkEnd w:id="42"/>
+      <w:bookmarkEnd w:id="43"/>
     </w:p>
     <w:p>
       <w:pPr>
@@ -27438,6 +27534,7 @@
           <w:sz w:val="32"/>
           <w:szCs w:val="32"/>
         </w:rPr>
+        <w:lastRenderedPageBreak/>
         <w:t>RIT. Tu scrivi che questa non è:</w:t>
       </w:r>
     </w:p>
@@ -27463,7 +27560,6 @@
           <w:sz w:val="32"/>
           <w:szCs w:val="32"/>
         </w:rPr>
-        <w:lastRenderedPageBreak/>
         <w:t>perfetta Letizia, perfetta Letizia, perfetta Letizia.</w:t>
       </w:r>
     </w:p>
@@ -27978,7 +28074,7 @@
           <w:u w:val="single"/>
         </w:rPr>
       </w:pPr>
-      <w:bookmarkStart w:id="43" w:name="_Toc241056717"/>
+      <w:bookmarkStart w:id="44" w:name="_Toc241060595"/>
       <w:r>
         <w:rPr>
           <w:rFonts w:ascii="Chalkboard" w:hAnsi="Chalkboard" w:cs="Arial"/>
@@ -27991,7 +28087,7 @@
         </w:rPr>
         <w:t>RE DEI RE</w:t>
       </w:r>
-      <w:bookmarkEnd w:id="43"/>
+      <w:bookmarkEnd w:id="44"/>
     </w:p>
     <w:p>
       <w:pPr>
@@ -28372,6 +28468,7 @@
           <w:sz w:val="32"/>
           <w:szCs w:val="32"/>
         </w:rPr>
+        <w:lastRenderedPageBreak/>
         <w:t>Ci hai riscattati dalla stretta delle tenebre</w:t>
       </w:r>
       <w:r>
@@ -28397,7 +28494,6 @@
           <w:sz w:val="32"/>
           <w:szCs w:val="32"/>
         </w:rPr>
-        <w:lastRenderedPageBreak/>
         <w:t>p</w:t>
       </w:r>
       <w:r>
@@ -28535,7 +28631,7 @@
           <w:u w:val="single"/>
         </w:rPr>
       </w:pPr>
-      <w:bookmarkStart w:id="44" w:name="_Toc241056718"/>
+      <w:bookmarkStart w:id="45" w:name="_Toc241060596"/>
       <w:r>
         <w:rPr>
           <w:rFonts w:ascii="Chalkboard" w:hAnsi="Chalkboard" w:cs="Arial"/>
@@ -28548,7 +28644,7 @@
         </w:rPr>
         <w:t>SALVE REGINA</w:t>
       </w:r>
-      <w:bookmarkEnd w:id="44"/>
+      <w:bookmarkEnd w:id="45"/>
     </w:p>
     <w:p>
       <w:pPr>
@@ -28888,7 +28984,7 @@
           <w:u w:val="single"/>
         </w:rPr>
       </w:pPr>
-      <w:bookmarkStart w:id="45" w:name="_Toc241056719"/>
+      <w:bookmarkStart w:id="46" w:name="_Toc241060597"/>
       <w:r>
         <w:rPr>
           <w:rFonts w:ascii="Chalkboard" w:hAnsi="Chalkboard" w:cs="Arial"/>
@@ -28937,7 +29033,7 @@
         </w:rPr>
         <w:t>)</w:t>
       </w:r>
-      <w:bookmarkEnd w:id="45"/>
+      <w:bookmarkEnd w:id="46"/>
     </w:p>
     <w:p>
       <w:pPr>
@@ -29429,6 +29525,7 @@
           <w:szCs w:val="32"/>
           <w:shd w:val="clear" w:color="auto" w:fill="FFFFFF"/>
         </w:rPr>
+        <w:lastRenderedPageBreak/>
         <w:t>Osanna, Osanna nell’alto dei cieli</w:t>
       </w:r>
     </w:p>
@@ -29452,7 +29549,6 @@
           <w:szCs w:val="32"/>
           <w:shd w:val="clear" w:color="auto" w:fill="FFFFFF"/>
         </w:rPr>
-        <w:lastRenderedPageBreak/>
         <w:t>Santo, Santo, Santo</w:t>
       </w:r>
       <w:r>
@@ -29533,7 +29629,7 @@
           <w:u w:val="single"/>
         </w:rPr>
       </w:pPr>
-      <w:bookmarkStart w:id="46" w:name="_Toc241056720"/>
+      <w:bookmarkStart w:id="47" w:name="_Toc241060598"/>
       <w:r>
         <w:rPr>
           <w:rFonts w:ascii="Chalkboard" w:hAnsi="Chalkboard" w:cs="Arial"/>
@@ -29582,7 +29678,7 @@
         </w:rPr>
         <w:t>)</w:t>
       </w:r>
-      <w:bookmarkEnd w:id="46"/>
+      <w:bookmarkEnd w:id="47"/>
     </w:p>
     <w:p>
       <w:pPr>
@@ -29956,7 +30052,7 @@
           <w:u w:val="single"/>
         </w:rPr>
       </w:pPr>
-      <w:bookmarkStart w:id="47" w:name="_Toc241056721"/>
+      <w:bookmarkStart w:id="48" w:name="_Toc241060599"/>
       <w:r>
         <w:rPr>
           <w:rFonts w:ascii="Chalkboard" w:hAnsi="Chalkboard" w:cs="Arial"/>
@@ -30005,7 +30101,7 @@
         </w:rPr>
         <w:t>)</w:t>
       </w:r>
-      <w:bookmarkEnd w:id="47"/>
+      <w:bookmarkEnd w:id="48"/>
     </w:p>
     <w:p>
       <w:pPr>
@@ -30317,6 +30413,7 @@
           <w:szCs w:val="32"/>
           <w:shd w:val="clear" w:color="auto" w:fill="FFFFFF"/>
         </w:rPr>
+        <w:lastRenderedPageBreak/>
         <w:t>Santo, Santo, Santo, Santo, Santo è il Signore</w:t>
       </w:r>
     </w:p>
@@ -30340,7 +30437,6 @@
           <w:szCs w:val="32"/>
           <w:shd w:val="clear" w:color="auto" w:fill="FFFFFF"/>
         </w:rPr>
-        <w:lastRenderedPageBreak/>
         <w:t>Santo, Santo, Santo, Santo, Santo è il Signore</w:t>
       </w:r>
     </w:p>
@@ -30394,7 +30490,7 @@
           <w:u w:val="single"/>
         </w:rPr>
       </w:pPr>
-      <w:bookmarkStart w:id="48" w:name="_Toc241056722"/>
+      <w:bookmarkStart w:id="49" w:name="_Toc241060600"/>
       <w:r>
         <w:rPr>
           <w:rFonts w:ascii="Chalkboard" w:hAnsi="Chalkboard" w:cs="Arial"/>
@@ -30407,7 +30503,7 @@
         </w:rPr>
         <w:t>SEGNI DEL TUO AMORE</w:t>
       </w:r>
-      <w:bookmarkEnd w:id="48"/>
+      <w:bookmarkEnd w:id="49"/>
       <w:r>
         <w:rPr>
           <w:rFonts w:ascii="Chalkboard" w:hAnsi="Chalkboard" w:cs="Arial"/>
@@ -30846,7 +30942,7 @@
           <w:u w:val="single"/>
         </w:rPr>
       </w:pPr>
-      <w:bookmarkStart w:id="49" w:name="_Toc241056723"/>
+      <w:bookmarkStart w:id="50" w:name="_Toc241060601"/>
       <w:r>
         <w:rPr>
           <w:rFonts w:ascii="Chalkboard" w:hAnsi="Chalkboard" w:cs="Arial"/>
@@ -30859,7 +30955,7 @@
         </w:rPr>
         <w:t>SEGNI NUOVI</w:t>
       </w:r>
-      <w:bookmarkEnd w:id="49"/>
+      <w:bookmarkEnd w:id="50"/>
     </w:p>
     <w:p>
       <w:pPr>
@@ -31092,6 +31188,7 @@
           <w:sz w:val="32"/>
           <w:szCs w:val="32"/>
         </w:rPr>
+        <w:lastRenderedPageBreak/>
         <w:t xml:space="preserve">2 - </w:t>
       </w:r>
       <w:r>
@@ -31118,14 +31215,6 @@
           <w:szCs w:val="32"/>
         </w:rPr>
         <w:br/>
-      </w:r>
-      <w:r>
-        <w:rPr>
-          <w:rFonts w:ascii="Chalkboard" w:hAnsi="Chalkboard"/>
-          <w:sz w:val="32"/>
-          <w:szCs w:val="32"/>
-        </w:rPr>
-        <w:lastRenderedPageBreak/>
         <w:t>e l'amore fra noi lo farà</w:t>
       </w:r>
       <w:r>
@@ -31171,7 +31260,7 @@
           <w:u w:val="single"/>
         </w:rPr>
       </w:pPr>
-      <w:bookmarkStart w:id="50" w:name="_Toc241056724"/>
+      <w:bookmarkStart w:id="51" w:name="_Toc241060602"/>
       <w:r>
         <w:rPr>
           <w:rFonts w:ascii="Chalkboard" w:hAnsi="Chalkboard" w:cs="Arial"/>
@@ -31184,7 +31273,7 @@
         </w:rPr>
         <w:t>SEMINA LA PACE</w:t>
       </w:r>
-      <w:bookmarkEnd w:id="50"/>
+      <w:bookmarkEnd w:id="51"/>
     </w:p>
     <w:p>
       <w:pPr>
@@ -31731,6 +31820,18 @@
         </w:rPr>
         <w:t>un mondo nuovo nascerà.</w:t>
       </w:r>
+    </w:p>
+    <w:p>
+      <w:pPr>
+        <w:pStyle w:val="NormaleWeb"/>
+        <w:spacing w:before="0" w:beforeAutospacing="0" w:after="0" w:afterAutospacing="0"/>
+        <w:textAlignment w:val="baseline"/>
+        <w:rPr>
+          <w:rFonts w:ascii="Chalkboard" w:hAnsi="Chalkboard"/>
+          <w:sz w:val="32"/>
+          <w:szCs w:val="32"/>
+        </w:rPr>
+      </w:pPr>
     </w:p>
     <w:p>
       <w:pPr>
@@ -31757,7 +31858,7 @@
           <w:u w:val="single"/>
         </w:rPr>
       </w:pPr>
-      <w:bookmarkStart w:id="51" w:name="_Toc241056725"/>
+      <w:bookmarkStart w:id="52" w:name="_Toc241060603"/>
       <w:r>
         <w:rPr>
           <w:rFonts w:ascii="Chalkboard" w:hAnsi="Chalkboard" w:cs="Arial"/>
@@ -31768,9 +31869,10 @@
           <w:szCs w:val="36"/>
           <w:u w:val="single"/>
         </w:rPr>
+        <w:lastRenderedPageBreak/>
         <w:t>SERVIRE È REGNARE</w:t>
       </w:r>
-      <w:bookmarkEnd w:id="51"/>
+      <w:bookmarkEnd w:id="52"/>
     </w:p>
     <w:p>
       <w:pPr>
@@ -31820,14 +31922,6 @@
           <w:szCs w:val="32"/>
         </w:rPr>
         <w:br/>
-      </w:r>
-      <w:r>
-        <w:rPr>
-          <w:rFonts w:ascii="Chalkboard" w:hAnsi="Chalkboard"/>
-          <w:sz w:val="32"/>
-          <w:szCs w:val="32"/>
-        </w:rPr>
-        <w:lastRenderedPageBreak/>
         <w:t>è cingersi il grembiule, sapersi inginocchiare,</w:t>
       </w:r>
       <w:r>
@@ -32071,7 +32165,7 @@
           <w:u w:val="single"/>
         </w:rPr>
       </w:pPr>
-      <w:bookmarkStart w:id="52" w:name="_Toc241056726"/>
+      <w:bookmarkStart w:id="53" w:name="_Toc241060604"/>
       <w:r>
         <w:rPr>
           <w:rFonts w:ascii="Chalkboard" w:hAnsi="Chalkboard" w:cs="Arial"/>
@@ -32084,7 +32178,7 @@
         </w:rPr>
         <w:t>SERVO PER AMORE</w:t>
       </w:r>
-      <w:bookmarkEnd w:id="52"/>
+      <w:bookmarkEnd w:id="53"/>
     </w:p>
     <w:p>
       <w:pPr>
@@ -32421,6 +32515,7 @@
           <w:sz w:val="32"/>
           <w:szCs w:val="32"/>
         </w:rPr>
+        <w:lastRenderedPageBreak/>
         <w:t xml:space="preserve">che il seme sparso davanti a Te </w:t>
       </w:r>
     </w:p>
@@ -32489,7 +32584,6 @@
           <w:sz w:val="32"/>
           <w:szCs w:val="32"/>
         </w:rPr>
-        <w:lastRenderedPageBreak/>
         <w:t xml:space="preserve">è maturato sotto il sole, </w:t>
       </w:r>
     </w:p>
@@ -32587,7 +32681,7 @@
           <w:u w:val="single"/>
         </w:rPr>
       </w:pPr>
-      <w:bookmarkStart w:id="53" w:name="_Toc241056727"/>
+      <w:bookmarkStart w:id="54" w:name="_Toc241060605"/>
       <w:r>
         <w:rPr>
           <w:rFonts w:ascii="Chalkboard" w:hAnsi="Chalkboard" w:cs="Arial"/>
@@ -32600,7 +32694,7 @@
         </w:rPr>
         <w:t>SIGNORE, COME È BELLO</w:t>
       </w:r>
-      <w:bookmarkEnd w:id="53"/>
+      <w:bookmarkEnd w:id="54"/>
     </w:p>
     <w:p>
       <w:pPr>
@@ -33314,6 +33408,7 @@
           <w:sz w:val="32"/>
           <w:szCs w:val="32"/>
         </w:rPr>
+        <w:lastRenderedPageBreak/>
         <w:t xml:space="preserve">da questo capiranno che siete miei fratelli. </w:t>
       </w:r>
     </w:p>
@@ -33395,7 +33490,6 @@
           <w:szCs w:val="32"/>
           <w:bdr w:val="none" w:sz="0" w:space="0" w:color="auto" w:frame="1"/>
         </w:rPr>
-        <w:lastRenderedPageBreak/>
         <w:t>RIT.</w:t>
       </w:r>
       <w:r>
@@ -33433,7 +33527,7 @@
           <w:u w:val="single"/>
         </w:rPr>
       </w:pPr>
-      <w:bookmarkStart w:id="54" w:name="_Toc241056728"/>
+      <w:bookmarkStart w:id="55" w:name="_Toc241060606"/>
       <w:r>
         <w:rPr>
           <w:rFonts w:ascii="Chalkboard" w:hAnsi="Chalkboard" w:cs="Arial"/>
@@ -33446,7 +33540,7 @@
         </w:rPr>
         <w:t>SONO QUI A LODARTI</w:t>
       </w:r>
-      <w:bookmarkEnd w:id="54"/>
+      <w:bookmarkEnd w:id="55"/>
     </w:p>
     <w:p>
       <w:pPr>
@@ -33882,7 +33976,7 @@
           <w:u w:val="single"/>
         </w:rPr>
       </w:pPr>
-      <w:bookmarkStart w:id="55" w:name="_Toc241056729"/>
+      <w:bookmarkStart w:id="56" w:name="_Toc241060607"/>
       <w:r>
         <w:rPr>
           <w:rFonts w:ascii="Chalkboard" w:hAnsi="Chalkboard" w:cs="Arial"/>
@@ -33893,9 +33987,9 @@
           <w:szCs w:val="36"/>
           <w:u w:val="single"/>
         </w:rPr>
-        <w:t>TI LODERÒ, TI ADORERÒ, TI CANTERÒ</w:t>
-      </w:r>
-      <w:bookmarkEnd w:id="55"/>
+        <w:t>STAI CON ME</w:t>
+      </w:r>
+      <w:bookmarkEnd w:id="56"/>
     </w:p>
     <w:p>
       <w:pPr>
@@ -33909,570 +34003,228 @@
     </w:p>
     <w:p>
       <w:pPr>
-        <w:pStyle w:val="NormaleWeb"/>
-        <w:shd w:val="clear" w:color="auto" w:fill="FFFFFF"/>
-        <w:spacing w:before="0" w:beforeAutospacing="0" w:after="0" w:afterAutospacing="0"/>
-        <w:textAlignment w:val="baseline"/>
-        <w:rPr>
-          <w:rFonts w:ascii="Chalkboard" w:hAnsi="Chalkboard"/>
-          <w:color w:val="000000"/>
-          <w:sz w:val="32"/>
-          <w:szCs w:val="32"/>
-        </w:rPr>
-      </w:pPr>
-      <w:r>
-        <w:rPr>
-          <w:rFonts w:ascii="Chalkboard" w:hAnsi="Chalkboard"/>
-          <w:color w:val="000000"/>
-          <w:sz w:val="32"/>
-          <w:szCs w:val="32"/>
-        </w:rPr>
-        <w:t xml:space="preserve">Vivi nel mio cuore </w:t>
-      </w:r>
-    </w:p>
-    <w:p>
-      <w:pPr>
-        <w:pStyle w:val="NormaleWeb"/>
-        <w:shd w:val="clear" w:color="auto" w:fill="FFFFFF"/>
-        <w:spacing w:before="0" w:beforeAutospacing="0" w:after="0" w:afterAutospacing="0"/>
-        <w:textAlignment w:val="baseline"/>
-        <w:rPr>
-          <w:rFonts w:ascii="Chalkboard" w:hAnsi="Chalkboard"/>
-          <w:color w:val="000000"/>
-          <w:sz w:val="32"/>
-          <w:szCs w:val="32"/>
-        </w:rPr>
-      </w:pPr>
-      <w:r>
-        <w:rPr>
-          <w:rFonts w:ascii="Chalkboard" w:hAnsi="Chalkboard"/>
-          <w:color w:val="000000"/>
-          <w:sz w:val="32"/>
-          <w:szCs w:val="32"/>
-        </w:rPr>
-        <w:t xml:space="preserve">da quando ti ho incontrato </w:t>
-      </w:r>
-    </w:p>
-    <w:p>
-      <w:pPr>
-        <w:pStyle w:val="NormaleWeb"/>
-        <w:shd w:val="clear" w:color="auto" w:fill="FFFFFF"/>
-        <w:spacing w:before="0" w:beforeAutospacing="0" w:after="0" w:afterAutospacing="0"/>
-        <w:textAlignment w:val="baseline"/>
-        <w:rPr>
-          <w:rFonts w:ascii="Chalkboard" w:hAnsi="Chalkboard"/>
-          <w:color w:val="000000"/>
-          <w:sz w:val="32"/>
-          <w:szCs w:val="32"/>
-        </w:rPr>
-      </w:pPr>
-      <w:r>
-        <w:rPr>
-          <w:rFonts w:ascii="Chalkboard" w:hAnsi="Chalkboard"/>
-          <w:color w:val="000000"/>
-          <w:sz w:val="32"/>
-          <w:szCs w:val="32"/>
-        </w:rPr>
-        <w:t>sei con me, o Gesù,</w:t>
-      </w:r>
-      <w:r>
-        <w:rPr>
-          <w:rFonts w:ascii="Chalkboard" w:hAnsi="Chalkboard"/>
-          <w:color w:val="000000"/>
-          <w:sz w:val="32"/>
-          <w:szCs w:val="32"/>
-        </w:rPr>
-        <w:br/>
-        <w:t xml:space="preserve">accresci la mia fede </w:t>
-      </w:r>
-    </w:p>
-    <w:p>
-      <w:pPr>
-        <w:pStyle w:val="NormaleWeb"/>
-        <w:shd w:val="clear" w:color="auto" w:fill="FFFFFF"/>
-        <w:spacing w:before="0" w:beforeAutospacing="0" w:after="0" w:afterAutospacing="0"/>
-        <w:textAlignment w:val="baseline"/>
-        <w:rPr>
-          <w:rFonts w:ascii="Chalkboard" w:hAnsi="Chalkboard"/>
-          <w:color w:val="000000"/>
-          <w:sz w:val="32"/>
-          <w:szCs w:val="32"/>
-        </w:rPr>
-      </w:pPr>
-      <w:r>
-        <w:rPr>
-          <w:rFonts w:ascii="Chalkboard" w:hAnsi="Chalkboard"/>
-          <w:color w:val="000000"/>
-          <w:sz w:val="32"/>
-          <w:szCs w:val="32"/>
-        </w:rPr>
-        <w:t xml:space="preserve">perché io possa amare </w:t>
-      </w:r>
-    </w:p>
-    <w:p>
-      <w:pPr>
-        <w:pStyle w:val="NormaleWeb"/>
-        <w:shd w:val="clear" w:color="auto" w:fill="FFFFFF"/>
-        <w:spacing w:before="0" w:beforeAutospacing="0" w:after="0" w:afterAutospacing="0"/>
-        <w:textAlignment w:val="baseline"/>
-        <w:rPr>
-          <w:rFonts w:ascii="Chalkboard" w:hAnsi="Chalkboard"/>
-          <w:color w:val="000000"/>
-          <w:sz w:val="32"/>
-          <w:szCs w:val="32"/>
-        </w:rPr>
-      </w:pPr>
-      <w:r>
-        <w:rPr>
-          <w:rFonts w:ascii="Chalkboard" w:hAnsi="Chalkboard"/>
-          <w:color w:val="000000"/>
-          <w:sz w:val="32"/>
-          <w:szCs w:val="32"/>
-        </w:rPr>
-        <w:t>come te, o Gesù.</w:t>
-      </w:r>
-      <w:r>
-        <w:rPr>
-          <w:rFonts w:ascii="Chalkboard" w:hAnsi="Chalkboard"/>
-          <w:color w:val="000000"/>
-          <w:sz w:val="32"/>
-          <w:szCs w:val="32"/>
-        </w:rPr>
-        <w:br/>
-        <w:t xml:space="preserve">Per sempre io ti dirò il mio grazie </w:t>
-      </w:r>
-    </w:p>
-    <w:p>
-      <w:pPr>
-        <w:pStyle w:val="NormaleWeb"/>
-        <w:shd w:val="clear" w:color="auto" w:fill="FFFFFF"/>
-        <w:spacing w:before="0" w:beforeAutospacing="0" w:after="0" w:afterAutospacing="0"/>
-        <w:textAlignment w:val="baseline"/>
-        <w:rPr>
-          <w:rFonts w:ascii="Chalkboard" w:hAnsi="Chalkboard"/>
-          <w:color w:val="000000"/>
+        <w:pStyle w:val="le3song"/>
+        <w:shd w:val="clear" w:color="auto" w:fill="FFFFFF"/>
+        <w:spacing w:before="0" w:beforeAutospacing="0" w:after="0" w:afterAutospacing="0"/>
+        <w:rPr>
+          <w:rFonts w:ascii="Chalkboard" w:hAnsi="Chalkboard"/>
+          <w:color w:val="333333"/>
+          <w:sz w:val="32"/>
+          <w:szCs w:val="32"/>
+        </w:rPr>
+      </w:pPr>
+      <w:r>
+        <w:rPr>
+          <w:rFonts w:ascii="Chalkboard" w:hAnsi="Chalkboard"/>
+          <w:color w:val="333333"/>
+          <w:sz w:val="32"/>
+          <w:szCs w:val="32"/>
+        </w:rPr>
+        <w:t>Stai con me, proteggimi</w:t>
+      </w:r>
+      <w:r>
+        <w:rPr>
+          <w:rFonts w:ascii="Chalkboard" w:hAnsi="Chalkboard"/>
+          <w:color w:val="333333"/>
+          <w:sz w:val="32"/>
+          <w:szCs w:val="32"/>
+        </w:rPr>
+        <w:br/>
+      </w:r>
+      <w:r>
+        <w:rPr>
+          <w:rFonts w:ascii="Chalkboard" w:hAnsi="Chalkboard"/>
+          <w:color w:val="333333"/>
+          <w:sz w:val="32"/>
+          <w:szCs w:val="32"/>
+        </w:rPr>
+        <w:t>c</w:t>
+      </w:r>
+      <w:r>
+        <w:rPr>
+          <w:rFonts w:ascii="Chalkboard" w:hAnsi="Chalkboard"/>
+          <w:color w:val="333333"/>
+          <w:sz w:val="32"/>
+          <w:szCs w:val="32"/>
+        </w:rPr>
+        <w:t>oprimi con le tue ali, o Dio</w:t>
+      </w:r>
+      <w:r>
+        <w:rPr>
+          <w:rFonts w:ascii="Chalkboard" w:hAnsi="Chalkboard"/>
+          <w:color w:val="333333"/>
+          <w:sz w:val="32"/>
+          <w:szCs w:val="32"/>
+        </w:rPr>
+        <w:t>.</w:t>
+      </w:r>
+    </w:p>
+    <w:p>
+      <w:pPr>
+        <w:pStyle w:val="le3song"/>
+        <w:shd w:val="clear" w:color="auto" w:fill="FFFFFF"/>
+        <w:spacing w:before="0" w:beforeAutospacing="0" w:after="0" w:afterAutospacing="0"/>
+        <w:rPr>
+          <w:rFonts w:ascii="Chalkboard" w:hAnsi="Chalkboard"/>
+          <w:color w:val="333333"/>
           <w:sz w:val="20"/>
           <w:szCs w:val="20"/>
         </w:rPr>
       </w:pPr>
-      <w:r>
-        <w:rPr>
-          <w:rFonts w:ascii="Chalkboard" w:hAnsi="Chalkboard"/>
-          <w:color w:val="000000"/>
-          <w:sz w:val="32"/>
-          <w:szCs w:val="32"/>
-        </w:rPr>
-        <w:t>e in eterno canterò.</w:t>
-      </w:r>
-      <w:r>
-        <w:rPr>
-          <w:rFonts w:ascii="Chalkboard" w:hAnsi="Chalkboard"/>
-          <w:color w:val="000000"/>
-          <w:sz w:val="32"/>
-          <w:szCs w:val="32"/>
-        </w:rPr>
-        <w:br/>
-      </w:r>
-    </w:p>
-    <w:p>
-      <w:pPr>
-        <w:pStyle w:val="NormaleWeb"/>
-        <w:shd w:val="clear" w:color="auto" w:fill="FFFFFF"/>
-        <w:spacing w:before="0" w:beforeAutospacing="0" w:after="0" w:afterAutospacing="0"/>
-        <w:textAlignment w:val="baseline"/>
-        <w:rPr>
-          <w:rFonts w:ascii="Chalkboard" w:hAnsi="Chalkboard"/>
-          <w:b/>
-          <w:bCs/>
-          <w:color w:val="000000"/>
-          <w:sz w:val="32"/>
-          <w:szCs w:val="32"/>
-        </w:rPr>
-      </w:pPr>
-      <w:r>
-        <w:rPr>
-          <w:rFonts w:ascii="Chalkboard" w:hAnsi="Chalkboard"/>
-          <w:b/>
-          <w:bCs/>
-          <w:color w:val="000000"/>
+    </w:p>
+    <w:p>
+      <w:pPr>
+        <w:pStyle w:val="le3song"/>
+        <w:shd w:val="clear" w:color="auto" w:fill="FFFFFF"/>
+        <w:spacing w:before="0" w:beforeAutospacing="0" w:after="0" w:afterAutospacing="0"/>
+        <w:rPr>
+          <w:rFonts w:ascii="Chalkboard" w:hAnsi="Chalkboard"/>
+          <w:b/>
+          <w:bCs/>
+          <w:color w:val="333333"/>
+          <w:sz w:val="32"/>
+          <w:szCs w:val="32"/>
+        </w:rPr>
+      </w:pPr>
+      <w:r>
+        <w:rPr>
+          <w:rFonts w:ascii="Chalkboard" w:hAnsi="Chalkboard"/>
+          <w:b/>
+          <w:bCs/>
+          <w:color w:val="333333"/>
+          <w:sz w:val="32"/>
+          <w:szCs w:val="32"/>
+        </w:rPr>
+        <w:t xml:space="preserve">RIT. </w:t>
+      </w:r>
+      <w:r>
+        <w:rPr>
+          <w:rFonts w:ascii="Chalkboard" w:hAnsi="Chalkboard"/>
+          <w:b/>
+          <w:bCs/>
+          <w:color w:val="333333"/>
+          <w:sz w:val="32"/>
+          <w:szCs w:val="32"/>
+        </w:rPr>
+        <w:t>Quando la tempesta arriverà</w:t>
+      </w:r>
+      <w:r>
+        <w:rPr>
+          <w:rFonts w:ascii="Chalkboard" w:hAnsi="Chalkboard"/>
+          <w:b/>
+          <w:bCs/>
+          <w:color w:val="333333"/>
+          <w:sz w:val="32"/>
+          <w:szCs w:val="32"/>
+        </w:rPr>
+        <w:br/>
+        <w:t>volerò più in alto insieme a Te.</w:t>
+      </w:r>
+      <w:r>
+        <w:rPr>
+          <w:rFonts w:ascii="Chalkboard" w:hAnsi="Chalkboard"/>
+          <w:b/>
+          <w:bCs/>
+          <w:color w:val="333333"/>
+          <w:sz w:val="32"/>
+          <w:szCs w:val="32"/>
+        </w:rPr>
+        <w:br/>
+      </w:r>
+      <w:r>
+        <w:rPr>
+          <w:rFonts w:ascii="Chalkboard" w:hAnsi="Chalkboard"/>
+          <w:b/>
+          <w:bCs/>
+          <w:color w:val="333333"/>
           <w:sz w:val="32"/>
           <w:szCs w:val="32"/>
         </w:rPr>
         <w:lastRenderedPageBreak/>
-        <w:t xml:space="preserve">RIT. </w:t>
-      </w:r>
-      <w:r>
-        <w:rPr>
-          <w:rFonts w:ascii="Chalkboard" w:hAnsi="Chalkboard"/>
-          <w:b/>
-          <w:bCs/>
-          <w:color w:val="000000"/>
-          <w:sz w:val="32"/>
-          <w:szCs w:val="32"/>
-        </w:rPr>
-        <w:t xml:space="preserve">Ti loderò, ti adorerò, </w:t>
-      </w:r>
-    </w:p>
-    <w:p>
-      <w:pPr>
-        <w:pStyle w:val="NormaleWeb"/>
-        <w:shd w:val="clear" w:color="auto" w:fill="FFFFFF"/>
-        <w:spacing w:before="0" w:beforeAutospacing="0" w:after="0" w:afterAutospacing="0"/>
-        <w:textAlignment w:val="baseline"/>
-        <w:rPr>
-          <w:rFonts w:ascii="Chalkboard" w:hAnsi="Chalkboard"/>
-          <w:b/>
-          <w:bCs/>
-          <w:color w:val="000000"/>
-          <w:sz w:val="32"/>
-          <w:szCs w:val="32"/>
-        </w:rPr>
-      </w:pPr>
-      <w:r>
-        <w:rPr>
-          <w:rFonts w:ascii="Chalkboard" w:hAnsi="Chalkboard"/>
-          <w:b/>
-          <w:bCs/>
-          <w:color w:val="000000"/>
-          <w:sz w:val="32"/>
-          <w:szCs w:val="32"/>
-        </w:rPr>
-        <w:t>ti canterò che sei il mio Re.</w:t>
-      </w:r>
-      <w:r>
-        <w:rPr>
-          <w:rFonts w:ascii="Chalkboard" w:hAnsi="Chalkboard"/>
-          <w:b/>
-          <w:bCs/>
-          <w:color w:val="000000"/>
-          <w:sz w:val="32"/>
-          <w:szCs w:val="32"/>
-        </w:rPr>
-        <w:br/>
-        <w:t xml:space="preserve">Ti loderò, ti adorerò, </w:t>
-      </w:r>
-    </w:p>
-    <w:p>
-      <w:pPr>
-        <w:pStyle w:val="NormaleWeb"/>
-        <w:shd w:val="clear" w:color="auto" w:fill="FFFFFF"/>
-        <w:spacing w:before="0" w:beforeAutospacing="0" w:after="0" w:afterAutospacing="0"/>
-        <w:textAlignment w:val="baseline"/>
-        <w:rPr>
-          <w:rFonts w:ascii="Chalkboard" w:hAnsi="Chalkboard"/>
-          <w:b/>
-          <w:bCs/>
-          <w:color w:val="000000"/>
-          <w:sz w:val="32"/>
-          <w:szCs w:val="32"/>
-        </w:rPr>
-      </w:pPr>
-      <w:r>
-        <w:rPr>
-          <w:rFonts w:ascii="Chalkboard" w:hAnsi="Chalkboard"/>
-          <w:b/>
-          <w:bCs/>
-          <w:color w:val="000000"/>
-          <w:sz w:val="32"/>
-          <w:szCs w:val="32"/>
-        </w:rPr>
-        <w:t>benedirò soltanto te,</w:t>
-      </w:r>
-      <w:r>
-        <w:rPr>
-          <w:rFonts w:ascii="Chalkboard" w:hAnsi="Chalkboard"/>
-          <w:b/>
-          <w:bCs/>
-          <w:color w:val="000000"/>
-          <w:sz w:val="32"/>
-          <w:szCs w:val="32"/>
-        </w:rPr>
-        <w:br/>
-        <w:t xml:space="preserve">chi è pari a te Signor, </w:t>
-      </w:r>
-    </w:p>
-    <w:p>
-      <w:pPr>
-        <w:pStyle w:val="NormaleWeb"/>
-        <w:shd w:val="clear" w:color="auto" w:fill="FFFFFF"/>
-        <w:spacing w:before="0" w:beforeAutospacing="0" w:after="0" w:afterAutospacing="0"/>
-        <w:textAlignment w:val="baseline"/>
-        <w:rPr>
-          <w:rFonts w:ascii="Chalkboard" w:hAnsi="Chalkboard"/>
-          <w:b/>
-          <w:bCs/>
-          <w:color w:val="000000"/>
-          <w:sz w:val="32"/>
-          <w:szCs w:val="32"/>
-        </w:rPr>
-      </w:pPr>
-      <w:r>
-        <w:rPr>
-          <w:rFonts w:ascii="Chalkboard" w:hAnsi="Chalkboard"/>
-          <w:b/>
-          <w:bCs/>
-          <w:color w:val="000000"/>
-          <w:sz w:val="32"/>
-          <w:szCs w:val="32"/>
-        </w:rPr>
-        <w:t xml:space="preserve">eterno amore sei, </w:t>
-      </w:r>
-    </w:p>
-    <w:p>
-      <w:pPr>
-        <w:pStyle w:val="NormaleWeb"/>
-        <w:shd w:val="clear" w:color="auto" w:fill="FFFFFF"/>
-        <w:spacing w:before="0" w:beforeAutospacing="0" w:after="0" w:afterAutospacing="0"/>
-        <w:textAlignment w:val="baseline"/>
-        <w:rPr>
-          <w:rFonts w:ascii="Chalkboard" w:hAnsi="Chalkboard"/>
-          <w:b/>
-          <w:bCs/>
-          <w:color w:val="000000"/>
-          <w:sz w:val="32"/>
-          <w:szCs w:val="32"/>
-        </w:rPr>
-      </w:pPr>
-      <w:r>
-        <w:rPr>
-          <w:rFonts w:ascii="Chalkboard" w:hAnsi="Chalkboard"/>
-          <w:b/>
-          <w:bCs/>
-          <w:color w:val="000000"/>
-          <w:sz w:val="32"/>
-          <w:szCs w:val="32"/>
-        </w:rPr>
-        <w:t>mio Salvator risorto per me.</w:t>
-      </w:r>
-      <w:r>
-        <w:rPr>
-          <w:rFonts w:ascii="Chalkboard" w:hAnsi="Chalkboard"/>
-          <w:b/>
-          <w:bCs/>
-          <w:color w:val="000000"/>
-          <w:sz w:val="32"/>
-          <w:szCs w:val="32"/>
-        </w:rPr>
-        <w:br/>
-        <w:t xml:space="preserve">Ti adorerò, ti canterò </w:t>
-      </w:r>
-    </w:p>
-    <w:p>
-      <w:pPr>
-        <w:pStyle w:val="NormaleWeb"/>
-        <w:shd w:val="clear" w:color="auto" w:fill="FFFFFF"/>
-        <w:spacing w:before="0" w:beforeAutospacing="0" w:after="0" w:afterAutospacing="0"/>
-        <w:textAlignment w:val="baseline"/>
-        <w:rPr>
-          <w:rFonts w:ascii="Chalkboard" w:hAnsi="Chalkboard"/>
-          <w:b/>
-          <w:bCs/>
-          <w:color w:val="000000"/>
-          <w:sz w:val="32"/>
-          <w:szCs w:val="32"/>
-        </w:rPr>
-      </w:pPr>
-      <w:r>
-        <w:rPr>
-          <w:rFonts w:ascii="Chalkboard" w:hAnsi="Chalkboard"/>
-          <w:b/>
-          <w:bCs/>
-          <w:color w:val="000000"/>
-          <w:sz w:val="32"/>
-          <w:szCs w:val="32"/>
-        </w:rPr>
-        <w:t>che sei il mio Re,</w:t>
-      </w:r>
-      <w:r>
-        <w:rPr>
-          <w:rFonts w:ascii="Chalkboard" w:hAnsi="Chalkboard"/>
-          <w:b/>
-          <w:bCs/>
-          <w:color w:val="000000"/>
-          <w:sz w:val="32"/>
-          <w:szCs w:val="32"/>
-        </w:rPr>
-        <w:br/>
-        <w:t xml:space="preserve">ti loderò, ti adorerò, </w:t>
-      </w:r>
-    </w:p>
-    <w:p>
-      <w:pPr>
-        <w:pStyle w:val="NormaleWeb"/>
-        <w:shd w:val="clear" w:color="auto" w:fill="FFFFFF"/>
-        <w:spacing w:before="0" w:beforeAutospacing="0" w:after="0" w:afterAutospacing="0"/>
-        <w:textAlignment w:val="baseline"/>
-        <w:rPr>
-          <w:rFonts w:ascii="Chalkboard" w:hAnsi="Chalkboard"/>
-          <w:color w:val="000000"/>
-          <w:sz w:val="32"/>
-          <w:szCs w:val="32"/>
-        </w:rPr>
-      </w:pPr>
-      <w:r>
-        <w:rPr>
-          <w:rFonts w:ascii="Chalkboard" w:hAnsi="Chalkboard"/>
-          <w:b/>
-          <w:bCs/>
-          <w:color w:val="000000"/>
-          <w:sz w:val="32"/>
-          <w:szCs w:val="32"/>
-        </w:rPr>
-        <w:t>benedirò soltanto te.</w:t>
-      </w:r>
-      <w:r>
-        <w:rPr>
-          <w:rFonts w:ascii="Chalkboard" w:hAnsi="Chalkboard"/>
-          <w:color w:val="000000"/>
-          <w:sz w:val="32"/>
-          <w:szCs w:val="32"/>
-        </w:rPr>
-        <w:br/>
-      </w:r>
-      <w:r>
-        <w:rPr>
-          <w:rFonts w:ascii="Chalkboard" w:hAnsi="Chalkboard"/>
-          <w:color w:val="000000"/>
-          <w:sz w:val="32"/>
-          <w:szCs w:val="32"/>
-        </w:rPr>
-        <w:br/>
-        <w:t xml:space="preserve">Nasce in me, Signore, </w:t>
-      </w:r>
-    </w:p>
-    <w:p>
-      <w:pPr>
-        <w:pStyle w:val="NormaleWeb"/>
-        <w:shd w:val="clear" w:color="auto" w:fill="FFFFFF"/>
-        <w:spacing w:before="0" w:beforeAutospacing="0" w:after="0" w:afterAutospacing="0"/>
-        <w:textAlignment w:val="baseline"/>
-        <w:rPr>
-          <w:rFonts w:ascii="Chalkboard" w:hAnsi="Chalkboard"/>
-          <w:color w:val="000000"/>
-          <w:sz w:val="32"/>
-          <w:szCs w:val="32"/>
-        </w:rPr>
-      </w:pPr>
-      <w:r>
-        <w:rPr>
-          <w:rFonts w:ascii="Chalkboard" w:hAnsi="Chalkboard"/>
-          <w:color w:val="000000"/>
-          <w:sz w:val="32"/>
-          <w:szCs w:val="32"/>
-        </w:rPr>
-        <w:t xml:space="preserve">il canto della gioia, </w:t>
-      </w:r>
-    </w:p>
-    <w:p>
-      <w:pPr>
-        <w:pStyle w:val="NormaleWeb"/>
-        <w:shd w:val="clear" w:color="auto" w:fill="FFFFFF"/>
-        <w:spacing w:before="0" w:beforeAutospacing="0" w:after="0" w:afterAutospacing="0"/>
-        <w:textAlignment w:val="baseline"/>
-        <w:rPr>
-          <w:rFonts w:ascii="Chalkboard" w:hAnsi="Chalkboard"/>
-          <w:color w:val="000000"/>
-          <w:sz w:val="32"/>
-          <w:szCs w:val="32"/>
-        </w:rPr>
-      </w:pPr>
-      <w:r>
-        <w:rPr>
-          <w:rFonts w:ascii="Chalkboard" w:hAnsi="Chalkboard"/>
-          <w:color w:val="000000"/>
-          <w:sz w:val="32"/>
-          <w:szCs w:val="32"/>
-        </w:rPr>
-        <w:t>grande sei, o Gesù,</w:t>
-      </w:r>
-      <w:r>
-        <w:rPr>
-          <w:rFonts w:ascii="Chalkboard" w:hAnsi="Chalkboard"/>
-          <w:color w:val="000000"/>
-          <w:sz w:val="32"/>
-          <w:szCs w:val="32"/>
-        </w:rPr>
-        <w:br/>
-        <w:t xml:space="preserve">guidami nel mondo </w:t>
-      </w:r>
-    </w:p>
-    <w:p>
-      <w:pPr>
-        <w:pStyle w:val="NormaleWeb"/>
-        <w:shd w:val="clear" w:color="auto" w:fill="FFFFFF"/>
-        <w:spacing w:before="0" w:beforeAutospacing="0" w:after="0" w:afterAutospacing="0"/>
-        <w:textAlignment w:val="baseline"/>
-        <w:rPr>
-          <w:rFonts w:ascii="Chalkboard" w:hAnsi="Chalkboard"/>
-          <w:color w:val="000000"/>
-          <w:sz w:val="32"/>
-          <w:szCs w:val="32"/>
-        </w:rPr>
-      </w:pPr>
-      <w:r>
-        <w:rPr>
-          <w:rFonts w:ascii="Chalkboard" w:hAnsi="Chalkboard"/>
-          <w:color w:val="000000"/>
-          <w:sz w:val="32"/>
-          <w:szCs w:val="32"/>
-        </w:rPr>
-        <w:t xml:space="preserve">se il buio è più profondo </w:t>
-      </w:r>
-    </w:p>
-    <w:p>
-      <w:pPr>
-        <w:pStyle w:val="NormaleWeb"/>
-        <w:shd w:val="clear" w:color="auto" w:fill="FFFFFF"/>
-        <w:spacing w:before="0" w:beforeAutospacing="0" w:after="0" w:afterAutospacing="0"/>
-        <w:textAlignment w:val="baseline"/>
-        <w:rPr>
-          <w:rFonts w:ascii="Chalkboard" w:hAnsi="Chalkboard"/>
-          <w:color w:val="000000"/>
-          <w:sz w:val="32"/>
-          <w:szCs w:val="32"/>
-        </w:rPr>
-      </w:pPr>
-      <w:r>
-        <w:rPr>
-          <w:rFonts w:ascii="Chalkboard" w:hAnsi="Chalkboard"/>
-          <w:color w:val="000000"/>
-          <w:sz w:val="32"/>
-          <w:szCs w:val="32"/>
-        </w:rPr>
-        <w:t>splendi tu, o Gesù.</w:t>
-      </w:r>
-      <w:r>
-        <w:rPr>
-          <w:rFonts w:ascii="Chalkboard" w:hAnsi="Chalkboard"/>
-          <w:color w:val="000000"/>
-          <w:sz w:val="32"/>
-          <w:szCs w:val="32"/>
-        </w:rPr>
-        <w:br/>
-        <w:t xml:space="preserve">Per sempre io ti dirò il mio grazie </w:t>
-      </w:r>
-    </w:p>
-    <w:p>
-      <w:pPr>
-        <w:pStyle w:val="NormaleWeb"/>
-        <w:shd w:val="clear" w:color="auto" w:fill="FFFFFF"/>
-        <w:spacing w:before="0" w:beforeAutospacing="0" w:after="0" w:afterAutospacing="0"/>
-        <w:textAlignment w:val="baseline"/>
-        <w:rPr>
-          <w:rFonts w:ascii="Chalkboard" w:hAnsi="Chalkboard"/>
-          <w:color w:val="000000"/>
-          <w:sz w:val="32"/>
-          <w:szCs w:val="32"/>
-        </w:rPr>
-      </w:pPr>
-      <w:r>
-        <w:rPr>
-          <w:rFonts w:ascii="Chalkboard" w:hAnsi="Chalkboard"/>
-          <w:color w:val="000000"/>
-          <w:sz w:val="32"/>
-          <w:szCs w:val="32"/>
-        </w:rPr>
-        <w:t>e in eterno canterò.</w:t>
+        <w:t>Nelle avversità sarai con me</w:t>
+      </w:r>
+      <w:r>
+        <w:rPr>
+          <w:rFonts w:ascii="Chalkboard" w:hAnsi="Chalkboard"/>
+          <w:b/>
+          <w:bCs/>
+          <w:color w:val="333333"/>
+          <w:sz w:val="32"/>
+          <w:szCs w:val="32"/>
+        </w:rPr>
+        <w:br/>
+        <w:t>ed io saprò che tu sei il mio Re.</w:t>
+      </w:r>
+    </w:p>
+    <w:p>
+      <w:pPr>
+        <w:pStyle w:val="le3song"/>
+        <w:shd w:val="clear" w:color="auto" w:fill="FFFFFF"/>
+        <w:spacing w:before="0" w:beforeAutospacing="0" w:after="0" w:afterAutospacing="0"/>
+        <w:rPr>
+          <w:rFonts w:ascii="Chalkboard" w:hAnsi="Chalkboard"/>
+          <w:color w:val="333333"/>
+          <w:sz w:val="20"/>
+          <w:szCs w:val="20"/>
+        </w:rPr>
+      </w:pPr>
+    </w:p>
+    <w:p>
+      <w:pPr>
+        <w:pStyle w:val="le3song"/>
+        <w:shd w:val="clear" w:color="auto" w:fill="FFFFFF"/>
+        <w:spacing w:before="0" w:beforeAutospacing="0" w:after="0" w:afterAutospacing="0"/>
+        <w:rPr>
+          <w:rFonts w:ascii="Chalkboard" w:hAnsi="Chalkboard"/>
+          <w:color w:val="333333"/>
+          <w:sz w:val="32"/>
+          <w:szCs w:val="32"/>
+        </w:rPr>
+      </w:pPr>
+      <w:r>
+        <w:rPr>
+          <w:rFonts w:ascii="Chalkboard" w:hAnsi="Chalkboard"/>
+          <w:color w:val="333333"/>
+          <w:sz w:val="32"/>
+          <w:szCs w:val="32"/>
+        </w:rPr>
+        <w:t>Il cuore mio riposa in te</w:t>
+      </w:r>
+      <w:r>
+        <w:rPr>
+          <w:rFonts w:ascii="Chalkboard" w:hAnsi="Chalkboard"/>
+          <w:color w:val="333333"/>
+          <w:sz w:val="32"/>
+          <w:szCs w:val="32"/>
+        </w:rPr>
+        <w:br/>
+      </w:r>
+      <w:r>
+        <w:rPr>
+          <w:rFonts w:ascii="Chalkboard" w:hAnsi="Chalkboard"/>
+          <w:color w:val="333333"/>
+          <w:sz w:val="32"/>
+          <w:szCs w:val="32"/>
+        </w:rPr>
+        <w:t>i</w:t>
+      </w:r>
+      <w:r>
+        <w:rPr>
+          <w:rFonts w:ascii="Chalkboard" w:hAnsi="Chalkboard"/>
+          <w:color w:val="333333"/>
+          <w:sz w:val="32"/>
+          <w:szCs w:val="32"/>
+        </w:rPr>
+        <w:t>o vivrò in pace e verità</w:t>
+      </w:r>
+      <w:r>
+        <w:rPr>
+          <w:rFonts w:ascii="Chalkboard" w:hAnsi="Chalkboard"/>
+          <w:color w:val="333333"/>
+          <w:sz w:val="32"/>
+          <w:szCs w:val="32"/>
+        </w:rPr>
+        <w:t>.</w:t>
       </w:r>
     </w:p>
     <w:p>
@@ -34498,9 +34250,12 @@
         <w:textAlignment w:val="baseline"/>
         <w:rPr>
           <w:rFonts w:ascii="Chalkboard" w:hAnsi="Chalkboard" w:cs="Open Sans"/>
+          <w:b/>
+          <w:bCs/>
           <w:spacing w:val="15"/>
           <w:sz w:val="32"/>
           <w:szCs w:val="32"/>
+          <w:bdr w:val="none" w:sz="0" w:space="0" w:color="auto" w:frame="1"/>
         </w:rPr>
       </w:pPr>
       <w:r>
@@ -34518,11 +34273,14 @@
       <w:r>
         <w:rPr>
           <w:rFonts w:ascii="Chalkboard" w:hAnsi="Chalkboard" w:cs="Open Sans"/>
+          <w:b/>
+          <w:bCs/>
           <w:spacing w:val="15"/>
           <w:sz w:val="32"/>
           <w:szCs w:val="32"/>
-        </w:rPr>
-        <w:t> </w:t>
+          <w:bdr w:val="none" w:sz="0" w:space="0" w:color="auto" w:frame="1"/>
+        </w:rPr>
+        <w:t xml:space="preserve"> (2v.)</w:t>
       </w:r>
     </w:p>
     <w:p>
@@ -34532,54 +34290,9 @@
         <w:spacing w:before="0" w:beforeAutospacing="0" w:after="0" w:afterAutospacing="0"/>
         <w:textAlignment w:val="baseline"/>
         <w:rPr>
-          <w:rFonts w:ascii="Chalkboard" w:hAnsi="Chalkboard"/>
-          <w:color w:val="000000"/>
-          <w:sz w:val="20"/>
-          <w:szCs w:val="20"/>
-        </w:rPr>
-      </w:pPr>
-    </w:p>
-    <w:p>
-      <w:pPr>
-        <w:pStyle w:val="NormaleWeb"/>
-        <w:shd w:val="clear" w:color="auto" w:fill="FFFFFF"/>
-        <w:spacing w:before="0" w:beforeAutospacing="0" w:after="0" w:afterAutospacing="0"/>
-        <w:textAlignment w:val="baseline"/>
-        <w:rPr>
-          <w:rFonts w:ascii="Chalkboard" w:hAnsi="Chalkboard"/>
-          <w:color w:val="000000"/>
-          <w:sz w:val="32"/>
-          <w:szCs w:val="32"/>
-        </w:rPr>
-      </w:pPr>
-      <w:r>
-        <w:rPr>
-          <w:rFonts w:ascii="Chalkboard" w:hAnsi="Chalkboard"/>
-          <w:color w:val="000000"/>
-          <w:sz w:val="32"/>
-          <w:szCs w:val="32"/>
-        </w:rPr>
-        <w:t>Ti loderò, ti adorerò, ti canterò,</w:t>
-      </w:r>
-      <w:r>
-        <w:rPr>
-          <w:rFonts w:ascii="Chalkboard" w:hAnsi="Chalkboard"/>
-          <w:color w:val="000000"/>
-          <w:sz w:val="32"/>
-          <w:szCs w:val="32"/>
-        </w:rPr>
-        <w:br/>
-        <w:t>ti loderò, ti adorerò, ti canterò.</w:t>
-      </w:r>
-    </w:p>
-    <w:p>
-      <w:pPr>
-        <w:pStyle w:val="NormaleWeb"/>
-        <w:shd w:val="clear" w:color="auto" w:fill="FFFFFF"/>
-        <w:spacing w:before="0" w:beforeAutospacing="0" w:after="0" w:afterAutospacing="0"/>
-        <w:textAlignment w:val="baseline"/>
-        <w:rPr>
-          <w:rFonts w:ascii="Chalkboard" w:hAnsi="Chalkboard" w:cs="Open Sans"/>
+          <w:rFonts w:ascii="Chalkboard" w:hAnsi="Chalkboard" w:cs="Open Sans"/>
+          <w:b/>
+          <w:bCs/>
           <w:spacing w:val="15"/>
           <w:sz w:val="32"/>
           <w:szCs w:val="32"/>
@@ -34600,7 +34313,7 @@
           <w:u w:val="single"/>
         </w:rPr>
       </w:pPr>
-      <w:bookmarkStart w:id="56" w:name="_Toc241056730"/>
+      <w:bookmarkStart w:id="57" w:name="_Toc241060608"/>
       <w:r>
         <w:rPr>
           <w:rFonts w:ascii="Chalkboard" w:hAnsi="Chalkboard" w:cs="Arial"/>
@@ -34611,9 +34324,9 @@
           <w:szCs w:val="36"/>
           <w:u w:val="single"/>
         </w:rPr>
-        <w:t>STAI CON ME</w:t>
-      </w:r>
-      <w:bookmarkEnd w:id="56"/>
+        <w:t>TI LODERÒ, TI ADORERÒ, TI CANTERÒ</w:t>
+      </w:r>
+      <w:bookmarkEnd w:id="57"/>
     </w:p>
     <w:p>
       <w:pPr>
@@ -34627,95 +34340,192 @@
     </w:p>
     <w:p>
       <w:pPr>
-        <w:pStyle w:val="le3song"/>
-        <w:shd w:val="clear" w:color="auto" w:fill="FFFFFF"/>
-        <w:spacing w:before="0" w:beforeAutospacing="0" w:after="0" w:afterAutospacing="0"/>
-        <w:rPr>
-          <w:rFonts w:ascii="Chalkboard" w:hAnsi="Chalkboard"/>
-          <w:color w:val="333333"/>
-          <w:sz w:val="32"/>
-          <w:szCs w:val="32"/>
-        </w:rPr>
-      </w:pPr>
-      <w:r>
-        <w:rPr>
-          <w:rFonts w:ascii="Chalkboard" w:hAnsi="Chalkboard"/>
-          <w:color w:val="333333"/>
-          <w:sz w:val="32"/>
-          <w:szCs w:val="32"/>
-        </w:rPr>
-        <w:t>Stai con me, proteggimi</w:t>
-      </w:r>
-      <w:r>
-        <w:rPr>
-          <w:rFonts w:ascii="Chalkboard" w:hAnsi="Chalkboard"/>
-          <w:color w:val="333333"/>
-          <w:sz w:val="32"/>
-          <w:szCs w:val="32"/>
-        </w:rPr>
-        <w:br/>
-      </w:r>
-      <w:r>
-        <w:rPr>
-          <w:rFonts w:ascii="Chalkboard" w:hAnsi="Chalkboard"/>
-          <w:color w:val="333333"/>
-          <w:sz w:val="32"/>
-          <w:szCs w:val="32"/>
-        </w:rPr>
-        <w:t>c</w:t>
-      </w:r>
-      <w:r>
-        <w:rPr>
-          <w:rFonts w:ascii="Chalkboard" w:hAnsi="Chalkboard"/>
-          <w:color w:val="333333"/>
-          <w:sz w:val="32"/>
-          <w:szCs w:val="32"/>
-        </w:rPr>
-        <w:t>oprimi con le tue ali, o Dio</w:t>
-      </w:r>
-      <w:r>
-        <w:rPr>
-          <w:rFonts w:ascii="Chalkboard" w:hAnsi="Chalkboard"/>
-          <w:color w:val="333333"/>
-          <w:sz w:val="32"/>
-          <w:szCs w:val="32"/>
-        </w:rPr>
-        <w:t>.</w:t>
-      </w:r>
-    </w:p>
-    <w:p>
-      <w:pPr>
-        <w:pStyle w:val="le3song"/>
-        <w:shd w:val="clear" w:color="auto" w:fill="FFFFFF"/>
-        <w:spacing w:before="0" w:beforeAutospacing="0" w:after="0" w:afterAutospacing="0"/>
-        <w:rPr>
-          <w:rFonts w:ascii="Chalkboard" w:hAnsi="Chalkboard"/>
-          <w:color w:val="333333"/>
+        <w:pStyle w:val="NormaleWeb"/>
+        <w:shd w:val="clear" w:color="auto" w:fill="FFFFFF"/>
+        <w:spacing w:before="0" w:beforeAutospacing="0" w:after="0" w:afterAutospacing="0"/>
+        <w:textAlignment w:val="baseline"/>
+        <w:rPr>
+          <w:rFonts w:ascii="Chalkboard" w:hAnsi="Chalkboard"/>
+          <w:color w:val="000000"/>
+          <w:sz w:val="32"/>
+          <w:szCs w:val="32"/>
+        </w:rPr>
+      </w:pPr>
+      <w:r>
+        <w:rPr>
+          <w:rFonts w:ascii="Chalkboard" w:hAnsi="Chalkboard"/>
+          <w:color w:val="000000"/>
+          <w:sz w:val="32"/>
+          <w:szCs w:val="32"/>
+        </w:rPr>
+        <w:t xml:space="preserve">Vivi nel mio cuore </w:t>
+      </w:r>
+    </w:p>
+    <w:p>
+      <w:pPr>
+        <w:pStyle w:val="NormaleWeb"/>
+        <w:shd w:val="clear" w:color="auto" w:fill="FFFFFF"/>
+        <w:spacing w:before="0" w:beforeAutospacing="0" w:after="0" w:afterAutospacing="0"/>
+        <w:textAlignment w:val="baseline"/>
+        <w:rPr>
+          <w:rFonts w:ascii="Chalkboard" w:hAnsi="Chalkboard"/>
+          <w:color w:val="000000"/>
+          <w:sz w:val="32"/>
+          <w:szCs w:val="32"/>
+        </w:rPr>
+      </w:pPr>
+      <w:r>
+        <w:rPr>
+          <w:rFonts w:ascii="Chalkboard" w:hAnsi="Chalkboard"/>
+          <w:color w:val="000000"/>
+          <w:sz w:val="32"/>
+          <w:szCs w:val="32"/>
+        </w:rPr>
+        <w:t xml:space="preserve">da quando ti ho incontrato </w:t>
+      </w:r>
+    </w:p>
+    <w:p>
+      <w:pPr>
+        <w:pStyle w:val="NormaleWeb"/>
+        <w:shd w:val="clear" w:color="auto" w:fill="FFFFFF"/>
+        <w:spacing w:before="0" w:beforeAutospacing="0" w:after="0" w:afterAutospacing="0"/>
+        <w:textAlignment w:val="baseline"/>
+        <w:rPr>
+          <w:rFonts w:ascii="Chalkboard" w:hAnsi="Chalkboard"/>
+          <w:color w:val="000000"/>
+          <w:sz w:val="32"/>
+          <w:szCs w:val="32"/>
+        </w:rPr>
+      </w:pPr>
+      <w:r>
+        <w:rPr>
+          <w:rFonts w:ascii="Chalkboard" w:hAnsi="Chalkboard"/>
+          <w:color w:val="000000"/>
+          <w:sz w:val="32"/>
+          <w:szCs w:val="32"/>
+        </w:rPr>
+        <w:t>sei con me, o Gesù,</w:t>
+      </w:r>
+      <w:r>
+        <w:rPr>
+          <w:rFonts w:ascii="Chalkboard" w:hAnsi="Chalkboard"/>
+          <w:color w:val="000000"/>
+          <w:sz w:val="32"/>
+          <w:szCs w:val="32"/>
+        </w:rPr>
+        <w:br/>
+        <w:t xml:space="preserve">accresci la mia fede </w:t>
+      </w:r>
+    </w:p>
+    <w:p>
+      <w:pPr>
+        <w:pStyle w:val="NormaleWeb"/>
+        <w:shd w:val="clear" w:color="auto" w:fill="FFFFFF"/>
+        <w:spacing w:before="0" w:beforeAutospacing="0" w:after="0" w:afterAutospacing="0"/>
+        <w:textAlignment w:val="baseline"/>
+        <w:rPr>
+          <w:rFonts w:ascii="Chalkboard" w:hAnsi="Chalkboard"/>
+          <w:color w:val="000000"/>
+          <w:sz w:val="32"/>
+          <w:szCs w:val="32"/>
+        </w:rPr>
+      </w:pPr>
+      <w:r>
+        <w:rPr>
+          <w:rFonts w:ascii="Chalkboard" w:hAnsi="Chalkboard"/>
+          <w:color w:val="000000"/>
+          <w:sz w:val="32"/>
+          <w:szCs w:val="32"/>
+        </w:rPr>
+        <w:t xml:space="preserve">perché io possa amare </w:t>
+      </w:r>
+    </w:p>
+    <w:p>
+      <w:pPr>
+        <w:pStyle w:val="NormaleWeb"/>
+        <w:shd w:val="clear" w:color="auto" w:fill="FFFFFF"/>
+        <w:spacing w:before="0" w:beforeAutospacing="0" w:after="0" w:afterAutospacing="0"/>
+        <w:textAlignment w:val="baseline"/>
+        <w:rPr>
+          <w:rFonts w:ascii="Chalkboard" w:hAnsi="Chalkboard"/>
+          <w:color w:val="000000"/>
+          <w:sz w:val="32"/>
+          <w:szCs w:val="32"/>
+        </w:rPr>
+      </w:pPr>
+      <w:r>
+        <w:rPr>
+          <w:rFonts w:ascii="Chalkboard" w:hAnsi="Chalkboard"/>
+          <w:color w:val="000000"/>
+          <w:sz w:val="32"/>
+          <w:szCs w:val="32"/>
+        </w:rPr>
+        <w:t>come te, o Gesù.</w:t>
+      </w:r>
+      <w:r>
+        <w:rPr>
+          <w:rFonts w:ascii="Chalkboard" w:hAnsi="Chalkboard"/>
+          <w:color w:val="000000"/>
+          <w:sz w:val="32"/>
+          <w:szCs w:val="32"/>
+        </w:rPr>
+        <w:br/>
+        <w:t xml:space="preserve">Per sempre io ti dirò il mio grazie </w:t>
+      </w:r>
+    </w:p>
+    <w:p>
+      <w:pPr>
+        <w:pStyle w:val="NormaleWeb"/>
+        <w:shd w:val="clear" w:color="auto" w:fill="FFFFFF"/>
+        <w:spacing w:before="0" w:beforeAutospacing="0" w:after="0" w:afterAutospacing="0"/>
+        <w:textAlignment w:val="baseline"/>
+        <w:rPr>
+          <w:rFonts w:ascii="Chalkboard" w:hAnsi="Chalkboard"/>
+          <w:color w:val="000000"/>
           <w:sz w:val="20"/>
           <w:szCs w:val="20"/>
         </w:rPr>
       </w:pPr>
-    </w:p>
-    <w:p>
-      <w:pPr>
-        <w:pStyle w:val="le3song"/>
-        <w:shd w:val="clear" w:color="auto" w:fill="FFFFFF"/>
-        <w:spacing w:before="0" w:beforeAutospacing="0" w:after="0" w:afterAutospacing="0"/>
-        <w:rPr>
-          <w:rFonts w:ascii="Chalkboard" w:hAnsi="Chalkboard"/>
-          <w:b/>
-          <w:bCs/>
-          <w:color w:val="333333"/>
-          <w:sz w:val="32"/>
-          <w:szCs w:val="32"/>
-        </w:rPr>
-      </w:pPr>
-      <w:r>
-        <w:rPr>
-          <w:rFonts w:ascii="Chalkboard" w:hAnsi="Chalkboard"/>
-          <w:b/>
-          <w:bCs/>
-          <w:color w:val="333333"/>
+      <w:r>
+        <w:rPr>
+          <w:rFonts w:ascii="Chalkboard" w:hAnsi="Chalkboard"/>
+          <w:color w:val="000000"/>
+          <w:sz w:val="32"/>
+          <w:szCs w:val="32"/>
+        </w:rPr>
+        <w:t>e in eterno canterò.</w:t>
+      </w:r>
+      <w:r>
+        <w:rPr>
+          <w:rFonts w:ascii="Chalkboard" w:hAnsi="Chalkboard"/>
+          <w:color w:val="000000"/>
+          <w:sz w:val="32"/>
+          <w:szCs w:val="32"/>
+        </w:rPr>
+        <w:br/>
+      </w:r>
+    </w:p>
+    <w:p>
+      <w:pPr>
+        <w:pStyle w:val="NormaleWeb"/>
+        <w:shd w:val="clear" w:color="auto" w:fill="FFFFFF"/>
+        <w:spacing w:before="0" w:beforeAutospacing="0" w:after="0" w:afterAutospacing="0"/>
+        <w:textAlignment w:val="baseline"/>
+        <w:rPr>
+          <w:rFonts w:ascii="Chalkboard" w:hAnsi="Chalkboard"/>
+          <w:b/>
+          <w:bCs/>
+          <w:color w:val="000000"/>
+          <w:sz w:val="32"/>
+          <w:szCs w:val="32"/>
+        </w:rPr>
+      </w:pPr>
+      <w:r>
+        <w:rPr>
+          <w:rFonts w:ascii="Chalkboard" w:hAnsi="Chalkboard"/>
+          <w:b/>
+          <w:bCs/>
+          <w:color w:val="000000"/>
           <w:sz w:val="32"/>
           <w:szCs w:val="32"/>
         </w:rPr>
@@ -34726,205 +34536,374 @@
           <w:rFonts w:ascii="Chalkboard" w:hAnsi="Chalkboard"/>
           <w:b/>
           <w:bCs/>
-          <w:color w:val="333333"/>
-          <w:sz w:val="32"/>
-          <w:szCs w:val="32"/>
-        </w:rPr>
-        <w:t>Quando la tempesta arriverà</w:t>
-      </w:r>
-      <w:r>
-        <w:rPr>
-          <w:rFonts w:ascii="Chalkboard" w:hAnsi="Chalkboard"/>
-          <w:b/>
-          <w:bCs/>
-          <w:color w:val="333333"/>
-          <w:sz w:val="32"/>
-          <w:szCs w:val="32"/>
-        </w:rPr>
-        <w:br/>
-      </w:r>
-      <w:r>
-        <w:rPr>
-          <w:rFonts w:ascii="Chalkboard" w:hAnsi="Chalkboard"/>
-          <w:b/>
-          <w:bCs/>
-          <w:color w:val="333333"/>
-          <w:sz w:val="32"/>
-          <w:szCs w:val="32"/>
-        </w:rPr>
-        <w:t>v</w:t>
-      </w:r>
-      <w:r>
-        <w:rPr>
-          <w:rFonts w:ascii="Chalkboard" w:hAnsi="Chalkboard"/>
-          <w:b/>
-          <w:bCs/>
-          <w:color w:val="333333"/>
-          <w:sz w:val="32"/>
-          <w:szCs w:val="32"/>
-        </w:rPr>
-        <w:t xml:space="preserve">olerò più in alto insieme a </w:t>
-      </w:r>
-      <w:r>
-        <w:rPr>
-          <w:rFonts w:ascii="Chalkboard" w:hAnsi="Chalkboard"/>
-          <w:b/>
-          <w:bCs/>
-          <w:color w:val="333333"/>
-          <w:sz w:val="32"/>
-          <w:szCs w:val="32"/>
-        </w:rPr>
-        <w:t>T</w:t>
-      </w:r>
-      <w:r>
-        <w:rPr>
-          <w:rFonts w:ascii="Chalkboard" w:hAnsi="Chalkboard"/>
-          <w:b/>
-          <w:bCs/>
-          <w:color w:val="333333"/>
-          <w:sz w:val="32"/>
-          <w:szCs w:val="32"/>
-        </w:rPr>
-        <w:t>e</w:t>
-      </w:r>
-      <w:r>
-        <w:rPr>
-          <w:rFonts w:ascii="Chalkboard" w:hAnsi="Chalkboard"/>
-          <w:b/>
-          <w:bCs/>
-          <w:color w:val="333333"/>
-          <w:sz w:val="32"/>
-          <w:szCs w:val="32"/>
-        </w:rPr>
-        <w:t>.</w:t>
-      </w:r>
-      <w:r>
-        <w:rPr>
-          <w:rFonts w:ascii="Chalkboard" w:hAnsi="Chalkboard"/>
-          <w:b/>
-          <w:bCs/>
-          <w:color w:val="333333"/>
-          <w:sz w:val="32"/>
-          <w:szCs w:val="32"/>
-        </w:rPr>
-        <w:br/>
-        <w:t>Nelle avversità sarai con me</w:t>
-      </w:r>
-      <w:r>
-        <w:rPr>
-          <w:rFonts w:ascii="Chalkboard" w:hAnsi="Chalkboard"/>
-          <w:b/>
-          <w:bCs/>
-          <w:color w:val="333333"/>
-          <w:sz w:val="32"/>
-          <w:szCs w:val="32"/>
-        </w:rPr>
-        <w:br/>
-      </w:r>
-      <w:r>
-        <w:rPr>
-          <w:rFonts w:ascii="Chalkboard" w:hAnsi="Chalkboard"/>
-          <w:b/>
-          <w:bCs/>
-          <w:color w:val="333333"/>
-          <w:sz w:val="32"/>
-          <w:szCs w:val="32"/>
-        </w:rPr>
-        <w:t>e</w:t>
-      </w:r>
-      <w:r>
-        <w:rPr>
-          <w:rFonts w:ascii="Chalkboard" w:hAnsi="Chalkboard"/>
-          <w:b/>
-          <w:bCs/>
-          <w:color w:val="333333"/>
-          <w:sz w:val="32"/>
-          <w:szCs w:val="32"/>
-        </w:rPr>
-        <w:t>d io saprò che tu sei il mio Re</w:t>
-      </w:r>
-      <w:r>
-        <w:rPr>
-          <w:rFonts w:ascii="Chalkboard" w:hAnsi="Chalkboard"/>
-          <w:b/>
-          <w:bCs/>
-          <w:color w:val="333333"/>
-          <w:sz w:val="32"/>
-          <w:szCs w:val="32"/>
-        </w:rPr>
-        <w:t>.</w:t>
-      </w:r>
-    </w:p>
-    <w:p>
-      <w:pPr>
-        <w:pStyle w:val="le3song"/>
-        <w:shd w:val="clear" w:color="auto" w:fill="FFFFFF"/>
-        <w:spacing w:before="0" w:beforeAutospacing="0" w:after="0" w:afterAutospacing="0"/>
-        <w:rPr>
-          <w:rFonts w:ascii="Chalkboard" w:hAnsi="Chalkboard"/>
-          <w:color w:val="333333"/>
-          <w:sz w:val="20"/>
-          <w:szCs w:val="20"/>
-        </w:rPr>
-      </w:pPr>
-    </w:p>
-    <w:p>
-      <w:pPr>
-        <w:pStyle w:val="le3song"/>
-        <w:shd w:val="clear" w:color="auto" w:fill="FFFFFF"/>
-        <w:spacing w:before="0" w:beforeAutospacing="0" w:after="0" w:afterAutospacing="0"/>
-        <w:rPr>
-          <w:rFonts w:ascii="Chalkboard" w:hAnsi="Chalkboard"/>
-          <w:color w:val="333333"/>
-          <w:sz w:val="32"/>
-          <w:szCs w:val="32"/>
-        </w:rPr>
-      </w:pPr>
-      <w:r>
-        <w:rPr>
-          <w:rFonts w:ascii="Chalkboard" w:hAnsi="Chalkboard"/>
-          <w:color w:val="333333"/>
+          <w:color w:val="000000"/>
+          <w:sz w:val="32"/>
+          <w:szCs w:val="32"/>
+        </w:rPr>
+        <w:t xml:space="preserve">Ti loderò, ti adorerò, </w:t>
+      </w:r>
+    </w:p>
+    <w:p>
+      <w:pPr>
+        <w:pStyle w:val="NormaleWeb"/>
+        <w:shd w:val="clear" w:color="auto" w:fill="FFFFFF"/>
+        <w:spacing w:before="0" w:beforeAutospacing="0" w:after="0" w:afterAutospacing="0"/>
+        <w:textAlignment w:val="baseline"/>
+        <w:rPr>
+          <w:rFonts w:ascii="Chalkboard" w:hAnsi="Chalkboard"/>
+          <w:b/>
+          <w:bCs/>
+          <w:color w:val="000000"/>
+          <w:sz w:val="32"/>
+          <w:szCs w:val="32"/>
+        </w:rPr>
+      </w:pPr>
+      <w:r>
+        <w:rPr>
+          <w:rFonts w:ascii="Chalkboard" w:hAnsi="Chalkboard"/>
+          <w:b/>
+          <w:bCs/>
+          <w:color w:val="000000"/>
+          <w:sz w:val="32"/>
+          <w:szCs w:val="32"/>
+        </w:rPr>
+        <w:t>ti canterò che sei il mio Re.</w:t>
+      </w:r>
+      <w:r>
+        <w:rPr>
+          <w:rFonts w:ascii="Chalkboard" w:hAnsi="Chalkboard"/>
+          <w:b/>
+          <w:bCs/>
+          <w:color w:val="000000"/>
+          <w:sz w:val="32"/>
+          <w:szCs w:val="32"/>
+        </w:rPr>
+        <w:br/>
+        <w:t xml:space="preserve">Ti loderò, ti adorerò, </w:t>
+      </w:r>
+    </w:p>
+    <w:p>
+      <w:pPr>
+        <w:pStyle w:val="NormaleWeb"/>
+        <w:shd w:val="clear" w:color="auto" w:fill="FFFFFF"/>
+        <w:spacing w:before="0" w:beforeAutospacing="0" w:after="0" w:afterAutospacing="0"/>
+        <w:textAlignment w:val="baseline"/>
+        <w:rPr>
+          <w:rFonts w:ascii="Chalkboard" w:hAnsi="Chalkboard"/>
+          <w:b/>
+          <w:bCs/>
+          <w:color w:val="000000"/>
+          <w:sz w:val="32"/>
+          <w:szCs w:val="32"/>
+        </w:rPr>
+      </w:pPr>
+      <w:r>
+        <w:rPr>
+          <w:rFonts w:ascii="Chalkboard" w:hAnsi="Chalkboard"/>
+          <w:b/>
+          <w:bCs/>
+          <w:color w:val="000000"/>
+          <w:sz w:val="32"/>
+          <w:szCs w:val="32"/>
+        </w:rPr>
+        <w:t>benedirò soltanto te,</w:t>
+      </w:r>
+      <w:r>
+        <w:rPr>
+          <w:rFonts w:ascii="Chalkboard" w:hAnsi="Chalkboard"/>
+          <w:b/>
+          <w:bCs/>
+          <w:color w:val="000000"/>
+          <w:sz w:val="32"/>
+          <w:szCs w:val="32"/>
+        </w:rPr>
+        <w:br/>
+        <w:t xml:space="preserve">chi è pari a te Signor, </w:t>
+      </w:r>
+    </w:p>
+    <w:p>
+      <w:pPr>
+        <w:pStyle w:val="NormaleWeb"/>
+        <w:shd w:val="clear" w:color="auto" w:fill="FFFFFF"/>
+        <w:spacing w:before="0" w:beforeAutospacing="0" w:after="0" w:afterAutospacing="0"/>
+        <w:textAlignment w:val="baseline"/>
+        <w:rPr>
+          <w:rFonts w:ascii="Chalkboard" w:hAnsi="Chalkboard"/>
+          <w:b/>
+          <w:bCs/>
+          <w:color w:val="000000"/>
+          <w:sz w:val="32"/>
+          <w:szCs w:val="32"/>
+        </w:rPr>
+      </w:pPr>
+      <w:r>
+        <w:rPr>
+          <w:rFonts w:ascii="Chalkboard" w:hAnsi="Chalkboard"/>
+          <w:b/>
+          <w:bCs/>
+          <w:color w:val="000000"/>
+          <w:sz w:val="32"/>
+          <w:szCs w:val="32"/>
+        </w:rPr>
+        <w:t xml:space="preserve">eterno amore sei, </w:t>
+      </w:r>
+    </w:p>
+    <w:p>
+      <w:pPr>
+        <w:pStyle w:val="NormaleWeb"/>
+        <w:shd w:val="clear" w:color="auto" w:fill="FFFFFF"/>
+        <w:spacing w:before="0" w:beforeAutospacing="0" w:after="0" w:afterAutospacing="0"/>
+        <w:textAlignment w:val="baseline"/>
+        <w:rPr>
+          <w:rFonts w:ascii="Chalkboard" w:hAnsi="Chalkboard"/>
+          <w:b/>
+          <w:bCs/>
+          <w:color w:val="000000"/>
+          <w:sz w:val="32"/>
+          <w:szCs w:val="32"/>
+        </w:rPr>
+      </w:pPr>
+      <w:r>
+        <w:rPr>
+          <w:rFonts w:ascii="Chalkboard" w:hAnsi="Chalkboard"/>
+          <w:b/>
+          <w:bCs/>
+          <w:color w:val="000000"/>
+          <w:sz w:val="32"/>
+          <w:szCs w:val="32"/>
+        </w:rPr>
+        <w:t>mio Salvator risorto per me.</w:t>
+      </w:r>
+      <w:r>
+        <w:rPr>
+          <w:rFonts w:ascii="Chalkboard" w:hAnsi="Chalkboard"/>
+          <w:b/>
+          <w:bCs/>
+          <w:color w:val="000000"/>
+          <w:sz w:val="32"/>
+          <w:szCs w:val="32"/>
+        </w:rPr>
+        <w:br/>
+        <w:t xml:space="preserve">Ti adorerò, ti canterò </w:t>
+      </w:r>
+    </w:p>
+    <w:p>
+      <w:pPr>
+        <w:pStyle w:val="NormaleWeb"/>
+        <w:shd w:val="clear" w:color="auto" w:fill="FFFFFF"/>
+        <w:spacing w:before="0" w:beforeAutospacing="0" w:after="0" w:afterAutospacing="0"/>
+        <w:textAlignment w:val="baseline"/>
+        <w:rPr>
+          <w:rFonts w:ascii="Chalkboard" w:hAnsi="Chalkboard"/>
+          <w:b/>
+          <w:bCs/>
+          <w:color w:val="000000"/>
+          <w:sz w:val="32"/>
+          <w:szCs w:val="32"/>
+        </w:rPr>
+      </w:pPr>
+      <w:r>
+        <w:rPr>
+          <w:rFonts w:ascii="Chalkboard" w:hAnsi="Chalkboard"/>
+          <w:b/>
+          <w:bCs/>
+          <w:color w:val="000000"/>
+          <w:sz w:val="32"/>
+          <w:szCs w:val="32"/>
+        </w:rPr>
+        <w:t>che sei il mio Re,</w:t>
+      </w:r>
+      <w:r>
+        <w:rPr>
+          <w:rFonts w:ascii="Chalkboard" w:hAnsi="Chalkboard"/>
+          <w:b/>
+          <w:bCs/>
+          <w:color w:val="000000"/>
+          <w:sz w:val="32"/>
+          <w:szCs w:val="32"/>
+        </w:rPr>
+        <w:br/>
+        <w:t xml:space="preserve">ti loderò, ti adorerò, </w:t>
+      </w:r>
+    </w:p>
+    <w:p>
+      <w:pPr>
+        <w:pStyle w:val="NormaleWeb"/>
+        <w:shd w:val="clear" w:color="auto" w:fill="FFFFFF"/>
+        <w:spacing w:before="0" w:beforeAutospacing="0" w:after="0" w:afterAutospacing="0"/>
+        <w:textAlignment w:val="baseline"/>
+        <w:rPr>
+          <w:rFonts w:ascii="Chalkboard" w:hAnsi="Chalkboard"/>
+          <w:color w:val="000000"/>
+          <w:sz w:val="32"/>
+          <w:szCs w:val="32"/>
+        </w:rPr>
+      </w:pPr>
+      <w:r>
+        <w:rPr>
+          <w:rFonts w:ascii="Chalkboard" w:hAnsi="Chalkboard"/>
+          <w:b/>
+          <w:bCs/>
+          <w:color w:val="000000"/>
+          <w:sz w:val="32"/>
+          <w:szCs w:val="32"/>
+        </w:rPr>
+        <w:t>benedirò soltanto te.</w:t>
+      </w:r>
+      <w:r>
+        <w:rPr>
+          <w:rFonts w:ascii="Chalkboard" w:hAnsi="Chalkboard"/>
+          <w:color w:val="000000"/>
+          <w:sz w:val="32"/>
+          <w:szCs w:val="32"/>
+        </w:rPr>
+        <w:br/>
+      </w:r>
+      <w:r>
+        <w:rPr>
+          <w:rFonts w:ascii="Chalkboard" w:hAnsi="Chalkboard"/>
+          <w:color w:val="000000"/>
+          <w:sz w:val="32"/>
+          <w:szCs w:val="32"/>
+        </w:rPr>
+        <w:br/>
+        <w:t xml:space="preserve">Nasce in me, Signore, </w:t>
+      </w:r>
+    </w:p>
+    <w:p>
+      <w:pPr>
+        <w:pStyle w:val="NormaleWeb"/>
+        <w:shd w:val="clear" w:color="auto" w:fill="FFFFFF"/>
+        <w:spacing w:before="0" w:beforeAutospacing="0" w:after="0" w:afterAutospacing="0"/>
+        <w:textAlignment w:val="baseline"/>
+        <w:rPr>
+          <w:rFonts w:ascii="Chalkboard" w:hAnsi="Chalkboard"/>
+          <w:color w:val="000000"/>
+          <w:sz w:val="32"/>
+          <w:szCs w:val="32"/>
+        </w:rPr>
+      </w:pPr>
+      <w:r>
+        <w:rPr>
+          <w:rFonts w:ascii="Chalkboard" w:hAnsi="Chalkboard"/>
+          <w:color w:val="000000"/>
+          <w:sz w:val="32"/>
+          <w:szCs w:val="32"/>
+        </w:rPr>
+        <w:t xml:space="preserve">il canto della gioia, </w:t>
+      </w:r>
+    </w:p>
+    <w:p>
+      <w:pPr>
+        <w:pStyle w:val="NormaleWeb"/>
+        <w:shd w:val="clear" w:color="auto" w:fill="FFFFFF"/>
+        <w:spacing w:before="0" w:beforeAutospacing="0" w:after="0" w:afterAutospacing="0"/>
+        <w:textAlignment w:val="baseline"/>
+        <w:rPr>
+          <w:rFonts w:ascii="Chalkboard" w:hAnsi="Chalkboard"/>
+          <w:color w:val="000000"/>
+          <w:sz w:val="32"/>
+          <w:szCs w:val="32"/>
+        </w:rPr>
+      </w:pPr>
+      <w:r>
+        <w:rPr>
+          <w:rFonts w:ascii="Chalkboard" w:hAnsi="Chalkboard"/>
+          <w:color w:val="000000"/>
+          <w:sz w:val="32"/>
+          <w:szCs w:val="32"/>
+        </w:rPr>
+        <w:t>grande sei, o Gesù,</w:t>
+      </w:r>
+      <w:r>
+        <w:rPr>
+          <w:rFonts w:ascii="Chalkboard" w:hAnsi="Chalkboard"/>
+          <w:color w:val="000000"/>
+          <w:sz w:val="32"/>
+          <w:szCs w:val="32"/>
+        </w:rPr>
+        <w:br/>
+        <w:t xml:space="preserve">guidami nel mondo </w:t>
+      </w:r>
+    </w:p>
+    <w:p>
+      <w:pPr>
+        <w:pStyle w:val="NormaleWeb"/>
+        <w:shd w:val="clear" w:color="auto" w:fill="FFFFFF"/>
+        <w:spacing w:before="0" w:beforeAutospacing="0" w:after="0" w:afterAutospacing="0"/>
+        <w:textAlignment w:val="baseline"/>
+        <w:rPr>
+          <w:rFonts w:ascii="Chalkboard" w:hAnsi="Chalkboard"/>
+          <w:color w:val="000000"/>
+          <w:sz w:val="32"/>
+          <w:szCs w:val="32"/>
+        </w:rPr>
+      </w:pPr>
+      <w:r>
+        <w:rPr>
+          <w:rFonts w:ascii="Chalkboard" w:hAnsi="Chalkboard"/>
+          <w:color w:val="000000"/>
+          <w:sz w:val="32"/>
+          <w:szCs w:val="32"/>
+        </w:rPr>
+        <w:t xml:space="preserve">se il buio è più profondo </w:t>
+      </w:r>
+    </w:p>
+    <w:p>
+      <w:pPr>
+        <w:pStyle w:val="NormaleWeb"/>
+        <w:shd w:val="clear" w:color="auto" w:fill="FFFFFF"/>
+        <w:spacing w:before="0" w:beforeAutospacing="0" w:after="0" w:afterAutospacing="0"/>
+        <w:textAlignment w:val="baseline"/>
+        <w:rPr>
+          <w:rFonts w:ascii="Chalkboard" w:hAnsi="Chalkboard"/>
+          <w:color w:val="000000"/>
+          <w:sz w:val="32"/>
+          <w:szCs w:val="32"/>
+        </w:rPr>
+      </w:pPr>
+      <w:r>
+        <w:rPr>
+          <w:rFonts w:ascii="Chalkboard" w:hAnsi="Chalkboard"/>
+          <w:color w:val="000000"/>
           <w:sz w:val="32"/>
           <w:szCs w:val="32"/>
         </w:rPr>
         <w:lastRenderedPageBreak/>
-        <w:t>Il cuore mio riposa in te</w:t>
-      </w:r>
-      <w:r>
-        <w:rPr>
-          <w:rFonts w:ascii="Chalkboard" w:hAnsi="Chalkboard"/>
-          <w:color w:val="333333"/>
-          <w:sz w:val="32"/>
-          <w:szCs w:val="32"/>
-        </w:rPr>
-        <w:br/>
-      </w:r>
-      <w:r>
-        <w:rPr>
-          <w:rFonts w:ascii="Chalkboard" w:hAnsi="Chalkboard"/>
-          <w:color w:val="333333"/>
-          <w:sz w:val="32"/>
-          <w:szCs w:val="32"/>
-        </w:rPr>
-        <w:t>i</w:t>
-      </w:r>
-      <w:r>
-        <w:rPr>
-          <w:rFonts w:ascii="Chalkboard" w:hAnsi="Chalkboard"/>
-          <w:color w:val="333333"/>
-          <w:sz w:val="32"/>
-          <w:szCs w:val="32"/>
-        </w:rPr>
-        <w:t>o vivrò in pace e verità</w:t>
-      </w:r>
-      <w:r>
-        <w:rPr>
-          <w:rFonts w:ascii="Chalkboard" w:hAnsi="Chalkboard"/>
-          <w:color w:val="333333"/>
-          <w:sz w:val="32"/>
-          <w:szCs w:val="32"/>
-        </w:rPr>
-        <w:t>.</w:t>
+        <w:t>splendi tu, o Gesù.</w:t>
+      </w:r>
+      <w:r>
+        <w:rPr>
+          <w:rFonts w:ascii="Chalkboard" w:hAnsi="Chalkboard"/>
+          <w:color w:val="000000"/>
+          <w:sz w:val="32"/>
+          <w:szCs w:val="32"/>
+        </w:rPr>
+        <w:br/>
+        <w:t xml:space="preserve">Per sempre io ti dirò il mio grazie </w:t>
+      </w:r>
+    </w:p>
+    <w:p>
+      <w:pPr>
+        <w:pStyle w:val="NormaleWeb"/>
+        <w:shd w:val="clear" w:color="auto" w:fill="FFFFFF"/>
+        <w:spacing w:before="0" w:beforeAutospacing="0" w:after="0" w:afterAutospacing="0"/>
+        <w:textAlignment w:val="baseline"/>
+        <w:rPr>
+          <w:rFonts w:ascii="Chalkboard" w:hAnsi="Chalkboard"/>
+          <w:color w:val="000000"/>
+          <w:sz w:val="32"/>
+          <w:szCs w:val="32"/>
+        </w:rPr>
+      </w:pPr>
+      <w:r>
+        <w:rPr>
+          <w:rFonts w:ascii="Chalkboard" w:hAnsi="Chalkboard"/>
+          <w:color w:val="000000"/>
+          <w:sz w:val="32"/>
+          <w:szCs w:val="32"/>
+        </w:rPr>
+        <w:t>e in eterno canterò.</w:t>
       </w:r>
     </w:p>
     <w:p>
@@ -34950,37 +34929,78 @@
         <w:textAlignment w:val="baseline"/>
         <w:rPr>
           <w:rFonts w:ascii="Chalkboard" w:hAnsi="Chalkboard" w:cs="Open Sans"/>
-          <w:b/>
-          <w:bCs/>
           <w:spacing w:val="15"/>
           <w:sz w:val="32"/>
           <w:szCs w:val="32"/>
+        </w:rPr>
+      </w:pPr>
+      <w:r>
+        <w:rPr>
+          <w:rFonts w:ascii="Chalkboard" w:hAnsi="Chalkboard" w:cs="Open Sans"/>
+          <w:b/>
+          <w:bCs/>
+          <w:spacing w:val="15"/>
+          <w:sz w:val="32"/>
+          <w:szCs w:val="32"/>
           <w:bdr w:val="none" w:sz="0" w:space="0" w:color="auto" w:frame="1"/>
         </w:rPr>
-      </w:pPr>
-      <w:r>
-        <w:rPr>
-          <w:rFonts w:ascii="Chalkboard" w:hAnsi="Chalkboard" w:cs="Open Sans"/>
-          <w:b/>
-          <w:bCs/>
+        <w:t>RIT.</w:t>
+      </w:r>
+      <w:r>
+        <w:rPr>
+          <w:rFonts w:ascii="Chalkboard" w:hAnsi="Chalkboard" w:cs="Open Sans"/>
           <w:spacing w:val="15"/>
           <w:sz w:val="32"/>
           <w:szCs w:val="32"/>
-          <w:bdr w:val="none" w:sz="0" w:space="0" w:color="auto" w:frame="1"/>
-        </w:rPr>
-        <w:t>RIT.</w:t>
-      </w:r>
-      <w:r>
-        <w:rPr>
-          <w:rFonts w:ascii="Chalkboard" w:hAnsi="Chalkboard" w:cs="Open Sans"/>
-          <w:b/>
-          <w:bCs/>
-          <w:spacing w:val="15"/>
-          <w:sz w:val="32"/>
-          <w:szCs w:val="32"/>
-          <w:bdr w:val="none" w:sz="0" w:space="0" w:color="auto" w:frame="1"/>
-        </w:rPr>
-        <w:t xml:space="preserve"> (2v.)</w:t>
+        </w:rPr>
+        <w:t> </w:t>
+      </w:r>
+    </w:p>
+    <w:p>
+      <w:pPr>
+        <w:pStyle w:val="NormaleWeb"/>
+        <w:shd w:val="clear" w:color="auto" w:fill="FFFFFF"/>
+        <w:spacing w:before="0" w:beforeAutospacing="0" w:after="0" w:afterAutospacing="0"/>
+        <w:textAlignment w:val="baseline"/>
+        <w:rPr>
+          <w:rFonts w:ascii="Chalkboard" w:hAnsi="Chalkboard"/>
+          <w:color w:val="000000"/>
+          <w:sz w:val="20"/>
+          <w:szCs w:val="20"/>
+        </w:rPr>
+      </w:pPr>
+    </w:p>
+    <w:p>
+      <w:pPr>
+        <w:pStyle w:val="NormaleWeb"/>
+        <w:shd w:val="clear" w:color="auto" w:fill="FFFFFF"/>
+        <w:spacing w:before="0" w:beforeAutospacing="0" w:after="0" w:afterAutospacing="0"/>
+        <w:textAlignment w:val="baseline"/>
+        <w:rPr>
+          <w:rFonts w:ascii="Chalkboard" w:hAnsi="Chalkboard"/>
+          <w:color w:val="000000"/>
+          <w:sz w:val="32"/>
+          <w:szCs w:val="32"/>
+        </w:rPr>
+      </w:pPr>
+      <w:r>
+        <w:rPr>
+          <w:rFonts w:ascii="Chalkboard" w:hAnsi="Chalkboard"/>
+          <w:color w:val="000000"/>
+          <w:sz w:val="32"/>
+          <w:szCs w:val="32"/>
+        </w:rPr>
+        <w:t>Ti loderò, ti adorerò, ti canterò,</w:t>
+      </w:r>
+      <w:r>
+        <w:rPr>
+          <w:rFonts w:ascii="Chalkboard" w:hAnsi="Chalkboard"/>
+          <w:color w:val="000000"/>
+          <w:sz w:val="32"/>
+          <w:szCs w:val="32"/>
+        </w:rPr>
+        <w:br/>
+        <w:t>ti loderò, ti adorerò, ti canterò.</w:t>
       </w:r>
     </w:p>
     <w:p>
@@ -35010,7 +35030,7 @@
           <w:u w:val="single"/>
         </w:rPr>
       </w:pPr>
-      <w:bookmarkStart w:id="57" w:name="_Toc241056731"/>
+      <w:bookmarkStart w:id="58" w:name="_Toc241060609"/>
       <w:r>
         <w:rPr>
           <w:rFonts w:ascii="Chalkboard" w:hAnsi="Chalkboard" w:cs="Arial"/>
@@ -35023,7 +35043,7 @@
         </w:rPr>
         <w:t>TU LO SAI</w:t>
       </w:r>
-      <w:bookmarkEnd w:id="57"/>
+      <w:bookmarkEnd w:id="58"/>
     </w:p>
     <w:p>
       <w:pPr>
@@ -35514,7 +35534,7 @@
           <w:u w:val="single"/>
         </w:rPr>
       </w:pPr>
-      <w:bookmarkStart w:id="58" w:name="_Toc241056732"/>
+      <w:bookmarkStart w:id="59" w:name="_Toc241060610"/>
       <w:r>
         <w:rPr>
           <w:rFonts w:ascii="Chalkboard" w:hAnsi="Chalkboard" w:cs="Arial"/>
@@ -35527,7 +35547,7 @@
         </w:rPr>
         <w:t>TU SEI</w:t>
       </w:r>
-      <w:bookmarkEnd w:id="58"/>
+      <w:bookmarkEnd w:id="59"/>
     </w:p>
     <w:p>
       <w:pPr>
@@ -35625,6 +35645,7 @@
           <w:sz w:val="32"/>
           <w:szCs w:val="32"/>
         </w:rPr>
+        <w:lastRenderedPageBreak/>
         <w:t>e tornerà la vita in questo mare.</w:t>
       </w:r>
     </w:p>
@@ -35710,7 +35731,6 @@
           <w:sz w:val="32"/>
           <w:szCs w:val="32"/>
         </w:rPr>
-        <w:lastRenderedPageBreak/>
         <w:t xml:space="preserve">soffierà sulle vele </w:t>
       </w:r>
     </w:p>
@@ -35925,7 +35945,7 @@
           <w:u w:val="single"/>
         </w:rPr>
       </w:pPr>
-      <w:bookmarkStart w:id="59" w:name="_Toc241056733"/>
+      <w:bookmarkStart w:id="60" w:name="_Toc241060611"/>
       <w:r>
         <w:rPr>
           <w:rFonts w:ascii="Chalkboard" w:hAnsi="Chalkboard" w:cs="Arial"/>
@@ -35938,7 +35958,7 @@
         </w:rPr>
         <w:t>TU SEI LA FORZA</w:t>
       </w:r>
-      <w:bookmarkEnd w:id="59"/>
+      <w:bookmarkEnd w:id="60"/>
     </w:p>
     <w:p>
       <w:pPr>
@@ -36354,6 +36374,7 @@
           <w:szCs w:val="32"/>
           <w:bdr w:val="none" w:sz="0" w:space="0" w:color="auto" w:frame="1"/>
         </w:rPr>
+        <w:lastRenderedPageBreak/>
         <w:t>RIT.</w:t>
       </w:r>
       <w:r>
@@ -36434,7 +36455,7 @@
           <w:u w:val="single"/>
         </w:rPr>
       </w:pPr>
-      <w:bookmarkStart w:id="60" w:name="_Toc241056734"/>
+      <w:bookmarkStart w:id="61" w:name="_Toc241060612"/>
       <w:r>
         <w:rPr>
           <w:rFonts w:ascii="Chalkboard" w:hAnsi="Chalkboard" w:cs="Arial"/>
@@ -36445,10 +36466,9 @@
           <w:szCs w:val="36"/>
           <w:u w:val="single"/>
         </w:rPr>
-        <w:lastRenderedPageBreak/>
         <w:t>VENITE, APPLAUDIAMO AL SIGNORE</w:t>
       </w:r>
-      <w:bookmarkEnd w:id="60"/>
+      <w:bookmarkEnd w:id="61"/>
     </w:p>
     <w:p>
       <w:pPr>
@@ -36941,6 +36961,28 @@
         </w:rPr>
         <w:t>come nei giorni antichi.</w:t>
       </w:r>
+    </w:p>
+    <w:p>
+      <w:pPr>
+        <w:shd w:val="clear" w:color="auto" w:fill="FFFFFF"/>
+        <w:rPr>
+          <w:rFonts w:ascii="Chalkboard" w:hAnsi="Chalkboard" w:cs="Open Sans"/>
+          <w:spacing w:val="15"/>
+          <w:sz w:val="32"/>
+          <w:szCs w:val="32"/>
+        </w:rPr>
+      </w:pPr>
+    </w:p>
+    <w:p>
+      <w:pPr>
+        <w:shd w:val="clear" w:color="auto" w:fill="FFFFFF"/>
+        <w:rPr>
+          <w:rFonts w:ascii="Chalkboard" w:hAnsi="Chalkboard" w:cs="Open Sans"/>
+          <w:spacing w:val="15"/>
+          <w:sz w:val="32"/>
+          <w:szCs w:val="32"/>
+        </w:rPr>
+      </w:pPr>
     </w:p>
     <w:p>
       <w:pPr>
@@ -36966,7 +37008,7 @@
           <w:u w:val="single"/>
         </w:rPr>
       </w:pPr>
-      <w:bookmarkStart w:id="61" w:name="_Toc241056735"/>
+      <w:bookmarkStart w:id="62" w:name="_Toc241060613"/>
       <w:r>
         <w:rPr>
           <w:rFonts w:ascii="Chalkboard" w:hAnsi="Chalkboard" w:cs="Arial"/>
@@ -36977,9 +37019,10 @@
           <w:szCs w:val="36"/>
           <w:u w:val="single"/>
         </w:rPr>
+        <w:lastRenderedPageBreak/>
         <w:t>VERBUM PANIS</w:t>
       </w:r>
-      <w:bookmarkEnd w:id="61"/>
+      <w:bookmarkEnd w:id="62"/>
     </w:p>
     <w:p>
       <w:pPr>
@@ -37052,14 +37095,6 @@
           <w:szCs w:val="32"/>
         </w:rPr>
         <w:br/>
-      </w:r>
-      <w:r>
-        <w:rPr>
-          <w:rFonts w:ascii="Chalkboard" w:hAnsi="Chalkboard" w:cs="Segoe UI"/>
-          <w:sz w:val="32"/>
-          <w:szCs w:val="32"/>
-        </w:rPr>
-        <w:lastRenderedPageBreak/>
         <w:t>e per non abbandonarci</w:t>
       </w:r>
       <w:r>
@@ -37576,7 +37611,7 @@
           <w:u w:val="single"/>
         </w:rPr>
       </w:pPr>
-      <w:bookmarkStart w:id="62" w:name="_Toc241056736"/>
+      <w:bookmarkStart w:id="63" w:name="_Toc241060614"/>
       <w:r>
         <w:rPr>
           <w:rFonts w:ascii="Chalkboard" w:hAnsi="Chalkboard" w:cs="Arial"/>
@@ -37589,7 +37624,7 @@
         </w:rPr>
         <w:t>VIENI E SEGUIMI</w:t>
       </w:r>
-      <w:bookmarkEnd w:id="62"/>
+      <w:bookmarkEnd w:id="63"/>
     </w:p>
     <w:p>
       <w:pPr>
@@ -37691,6 +37726,7 @@
           <w:szCs w:val="32"/>
           <w:shd w:val="clear" w:color="auto" w:fill="FFFFFF"/>
         </w:rPr>
+        <w:lastRenderedPageBreak/>
         <w:t>Lascia che la barca in mare spieghi la vela.</w:t>
       </w:r>
       <w:r>
@@ -37805,7 +37841,6 @@
           <w:szCs w:val="32"/>
           <w:shd w:val="clear" w:color="auto" w:fill="FFFFFF"/>
         </w:rPr>
-        <w:lastRenderedPageBreak/>
         <w:t>e nel mondo deserto aprirai</w:t>
       </w:r>
       <w:r>
@@ -37913,7 +37948,7 @@
           <w:szCs w:val="36"/>
         </w:rPr>
       </w:pPr>
-      <w:bookmarkStart w:id="63" w:name="_Toc241056737"/>
+      <w:bookmarkStart w:id="64" w:name="_Toc241060615"/>
       <w:r>
         <w:rPr>
           <w:rFonts w:ascii="Chalkboard" w:hAnsi="Chalkboard" w:cs="Arial"/>
@@ -37938,7 +37973,7 @@
         </w:rPr>
         <w:t>SPIRITO FORZA DALL'ALTO</w:t>
       </w:r>
-      <w:bookmarkEnd w:id="63"/>
+      <w:bookmarkEnd w:id="64"/>
     </w:p>
     <w:p>
       <w:pPr>
@@ -38082,15 +38117,16 @@
           <w:sz w:val="32"/>
           <w:szCs w:val="32"/>
         </w:rPr>
-        <w:t xml:space="preserve">1 - </w:t>
-      </w:r>
-      <w:r>
-        <w:rPr>
-          <w:rFonts w:ascii="Chalkboard" w:hAnsi="Chalkboard" w:cs="Segoe UI"/>
-          <w:sz w:val="32"/>
-          <w:szCs w:val="32"/>
-        </w:rPr>
-        <w:t>Come una fonte</w:t>
+        <w:t>1 - Come una fonte (vieni in me)</w:t>
+      </w:r>
+      <w:r>
+        <w:rPr>
+          <w:rFonts w:ascii="Chalkboard" w:hAnsi="Chalkboard" w:cs="Segoe UI"/>
+          <w:sz w:val="32"/>
+          <w:szCs w:val="32"/>
+        </w:rPr>
+        <w:br/>
+        <w:t>come un oceano</w:t>
       </w:r>
       <w:r>
         <w:rPr>
@@ -38123,7 +38159,7 @@
           <w:szCs w:val="32"/>
         </w:rPr>
         <w:br/>
-        <w:t>come un oceano</w:t>
+        <w:t>come un fiume</w:t>
       </w:r>
       <w:r>
         <w:rPr>
@@ -38156,23 +38192,15 @@
           <w:szCs w:val="32"/>
         </w:rPr>
         <w:br/>
-        <w:t>come un fiume</w:t>
-      </w:r>
-      <w:r>
-        <w:rPr>
-          <w:rFonts w:ascii="Chalkboard" w:hAnsi="Chalkboard" w:cs="Segoe UI"/>
-          <w:sz w:val="32"/>
-          <w:szCs w:val="32"/>
-        </w:rPr>
-        <w:t xml:space="preserve"> </w:t>
-      </w:r>
-      <w:r>
-        <w:rPr>
-          <w:rFonts w:ascii="Chalkboard" w:hAnsi="Chalkboard" w:cs="Segoe UI"/>
-          <w:sz w:val="32"/>
-          <w:szCs w:val="32"/>
-        </w:rPr>
-        <w:t>(</w:t>
+        <w:t>come un fragore</w:t>
+      </w:r>
+      <w:r>
+        <w:rPr>
+          <w:rFonts w:ascii="Chalkboard" w:hAnsi="Chalkboard" w:cs="Segoe UI"/>
+          <w:sz w:val="32"/>
+          <w:szCs w:val="32"/>
+        </w:rPr>
+        <w:t xml:space="preserve"> (</w:t>
       </w:r>
       <w:r>
         <w:rPr>
@@ -38188,56 +38216,7 @@
           <w:sz w:val="32"/>
           <w:szCs w:val="32"/>
         </w:rPr>
-        <w:t>)</w:t>
-      </w:r>
-      <w:r>
-        <w:rPr>
-          <w:rFonts w:ascii="Chalkboard" w:hAnsi="Chalkboard" w:cs="Segoe UI"/>
-          <w:sz w:val="32"/>
-          <w:szCs w:val="32"/>
-        </w:rPr>
-        <w:br/>
-        <w:t>come un fragore</w:t>
-      </w:r>
-      <w:r>
-        <w:rPr>
-          <w:rFonts w:ascii="Chalkboard" w:hAnsi="Chalkboard" w:cs="Segoe UI"/>
-          <w:sz w:val="32"/>
-          <w:szCs w:val="32"/>
-        </w:rPr>
-        <w:t xml:space="preserve"> </w:t>
-      </w:r>
-      <w:r>
-        <w:rPr>
-          <w:rFonts w:ascii="Chalkboard" w:hAnsi="Chalkboard" w:cs="Segoe UI"/>
-          <w:sz w:val="32"/>
-          <w:szCs w:val="32"/>
-        </w:rPr>
-        <w:t>(</w:t>
-      </w:r>
-      <w:r>
-        <w:rPr>
-          <w:rFonts w:ascii="Chalkboard" w:hAnsi="Chalkboard" w:cs="Segoe UI"/>
-          <w:sz w:val="32"/>
-          <w:szCs w:val="32"/>
-        </w:rPr>
-        <w:t>vieni in me</w:t>
-      </w:r>
-      <w:r>
-        <w:rPr>
-          <w:rFonts w:ascii="Chalkboard" w:hAnsi="Chalkboard" w:cs="Segoe UI"/>
-          <w:sz w:val="32"/>
-          <w:szCs w:val="32"/>
-        </w:rPr>
-        <w:t>)</w:t>
-      </w:r>
-      <w:r>
-        <w:rPr>
-          <w:rFonts w:ascii="Chalkboard" w:hAnsi="Chalkboard" w:cs="Segoe UI"/>
-          <w:sz w:val="32"/>
-          <w:szCs w:val="32"/>
-        </w:rPr>
-        <w:t>.</w:t>
+        <w:t>).</w:t>
       </w:r>
     </w:p>
     <w:p>
@@ -38585,6 +38564,7 @@
           <w:szCs w:val="32"/>
           <w:bdr w:val="none" w:sz="0" w:space="0" w:color="auto" w:frame="1"/>
         </w:rPr>
+        <w:lastRenderedPageBreak/>
         <w:t>RIT.</w:t>
       </w:r>
     </w:p>
@@ -38767,7 +38747,6 @@
           <w:szCs w:val="32"/>
           <w:bdr w:val="none" w:sz="0" w:space="0" w:color="auto" w:frame="1"/>
         </w:rPr>
-        <w:lastRenderedPageBreak/>
         <w:t>RIT.</w:t>
       </w:r>
     </w:p>
@@ -38797,7 +38776,7 @@
           <w:u w:val="single"/>
         </w:rPr>
       </w:pPr>
-      <w:bookmarkStart w:id="64" w:name="_Toc241056738"/>
+      <w:bookmarkStart w:id="65" w:name="_Toc241060616"/>
       <w:r>
         <w:rPr>
           <w:rFonts w:ascii="Chalkboard" w:hAnsi="Chalkboard" w:cs="Arial"/>
@@ -38810,7 +38789,7 @@
         </w:rPr>
         <w:t>VIENI TU</w:t>
       </w:r>
-      <w:bookmarkEnd w:id="64"/>
+      <w:bookmarkEnd w:id="65"/>
     </w:p>
     <w:p>
       <w:pPr>
@@ -39440,6 +39419,7 @@
           <w:sz w:val="32"/>
           <w:szCs w:val="32"/>
         </w:rPr>
+        <w:lastRenderedPageBreak/>
         <w:t>Vieni a salvarci dal male,</w:t>
       </w:r>
     </w:p>
@@ -39607,7 +39587,6 @@
           <w:sz w:val="32"/>
           <w:szCs w:val="32"/>
         </w:rPr>
-        <w:lastRenderedPageBreak/>
         <w:t>offerta ad ogni uomo,</w:t>
       </w:r>
     </w:p>
@@ -39752,7 +39731,7 @@
           <w:u w:val="single"/>
         </w:rPr>
       </w:pPr>
-      <w:bookmarkStart w:id="65" w:name="_Toc241056739"/>
+      <w:bookmarkStart w:id="66" w:name="_Toc241060617"/>
       <w:r>
         <w:rPr>
           <w:rFonts w:ascii="Chalkboard" w:hAnsi="Chalkboard" w:cs="Arial"/>
@@ -39765,7 +39744,7 @@
         </w:rPr>
         <w:t>VIVERE LA VITA</w:t>
       </w:r>
-      <w:bookmarkEnd w:id="65"/>
+      <w:bookmarkEnd w:id="66"/>
     </w:p>
     <w:p>
       <w:pPr>
@@ -40040,6 +40019,7 @@
           <w:sz w:val="32"/>
           <w:szCs w:val="32"/>
         </w:rPr>
+        <w:lastRenderedPageBreak/>
         <w:t>Vivere perché</w:t>
       </w:r>
       <w:r>
@@ -40124,7 +40104,7 @@
           <w:u w:val="single"/>
         </w:rPr>
       </w:pPr>
-      <w:bookmarkStart w:id="66" w:name="_Toc241056740"/>
+      <w:bookmarkStart w:id="67" w:name="_Toc241060618"/>
       <w:r>
         <w:rPr>
           <w:rFonts w:ascii="Chalkboard" w:hAnsi="Chalkboard" w:cs="Arial"/>
@@ -40135,10 +40115,9 @@
           <w:szCs w:val="36"/>
           <w:u w:val="single"/>
         </w:rPr>
-        <w:lastRenderedPageBreak/>
         <w:t>VOI SIETE DI DIO</w:t>
       </w:r>
-      <w:bookmarkEnd w:id="66"/>
+      <w:bookmarkEnd w:id="67"/>
     </w:p>
     <w:p>
       <w:pPr>
@@ -41733,6 +41712,7 @@
   <w:style w:type="character" w:default="1" w:styleId="Carpredefinitoparagrafo">
     <w:name w:val="Default Paragraph Font"/>
     <w:uiPriority w:val="1"/>
+    <w:semiHidden/>
     <w:unhideWhenUsed/>
   </w:style>
   <w:style w:type="table" w:default="1" w:styleId="Tabellanormale">

--- a/pdf/canzoniere2.docx
+++ b/pdf/canzoniere2.docx
@@ -123,7 +123,7 @@
                 <w:noProof/>
                 <w:webHidden/>
               </w:rPr>
-              <w:t>4</w:t>
+              <w:t>1</w:t>
             </w:r>
             <w:r>
               <w:rPr>
@@ -199,7 +199,7 @@
                 <w:noProof/>
                 <w:webHidden/>
               </w:rPr>
-              <w:t>4</w:t>
+              <w:t>1</w:t>
             </w:r>
             <w:r>
               <w:rPr>
@@ -275,7 +275,7 @@
                 <w:noProof/>
                 <w:webHidden/>
               </w:rPr>
-              <w:t>5</w:t>
+              <w:t>2</w:t>
             </w:r>
             <w:r>
               <w:rPr>
@@ -351,7 +351,7 @@
                 <w:noProof/>
                 <w:webHidden/>
               </w:rPr>
-              <w:t>5</w:t>
+              <w:t>2</w:t>
             </w:r>
             <w:r>
               <w:rPr>
@@ -427,7 +427,7 @@
                 <w:noProof/>
                 <w:webHidden/>
               </w:rPr>
-              <w:t>5</w:t>
+              <w:t>2</w:t>
             </w:r>
             <w:r>
               <w:rPr>
@@ -503,7 +503,7 @@
                 <w:noProof/>
                 <w:webHidden/>
               </w:rPr>
-              <w:t>6</w:t>
+              <w:t>3</w:t>
             </w:r>
             <w:r>
               <w:rPr>
@@ -579,7 +579,7 @@
                 <w:noProof/>
                 <w:webHidden/>
               </w:rPr>
-              <w:t>6</w:t>
+              <w:t>3</w:t>
             </w:r>
             <w:r>
               <w:rPr>
@@ -655,7 +655,7 @@
                 <w:noProof/>
                 <w:webHidden/>
               </w:rPr>
-              <w:t>7</w:t>
+              <w:t>4</w:t>
             </w:r>
             <w:r>
               <w:rPr>
@@ -731,7 +731,7 @@
                 <w:noProof/>
                 <w:webHidden/>
               </w:rPr>
-              <w:t>7</w:t>
+              <w:t>4</w:t>
             </w:r>
             <w:r>
               <w:rPr>
@@ -807,7 +807,7 @@
                 <w:noProof/>
                 <w:webHidden/>
               </w:rPr>
-              <w:t>8</w:t>
+              <w:t>5</w:t>
             </w:r>
             <w:r>
               <w:rPr>
@@ -883,7 +883,7 @@
                 <w:noProof/>
                 <w:webHidden/>
               </w:rPr>
-              <w:t>9</w:t>
+              <w:t>6</w:t>
             </w:r>
             <w:r>
               <w:rPr>
@@ -959,7 +959,7 @@
                 <w:noProof/>
                 <w:webHidden/>
               </w:rPr>
-              <w:t>9</w:t>
+              <w:t>6</w:t>
             </w:r>
             <w:r>
               <w:rPr>
@@ -1035,7 +1035,7 @@
                 <w:noProof/>
                 <w:webHidden/>
               </w:rPr>
-              <w:t>10</w:t>
+              <w:t>7</w:t>
             </w:r>
             <w:r>
               <w:rPr>
@@ -1111,7 +1111,7 @@
                 <w:noProof/>
                 <w:webHidden/>
               </w:rPr>
-              <w:t>11</w:t>
+              <w:t>8</w:t>
             </w:r>
             <w:r>
               <w:rPr>
@@ -1187,7 +1187,7 @@
                 <w:noProof/>
                 <w:webHidden/>
               </w:rPr>
-              <w:t>12</w:t>
+              <w:t>9</w:t>
             </w:r>
             <w:r>
               <w:rPr>
@@ -1263,7 +1263,7 @@
                 <w:noProof/>
                 <w:webHidden/>
               </w:rPr>
-              <w:t>12</w:t>
+              <w:t>9</w:t>
             </w:r>
             <w:r>
               <w:rPr>
@@ -1339,7 +1339,7 @@
                 <w:noProof/>
                 <w:webHidden/>
               </w:rPr>
-              <w:t>13</w:t>
+              <w:t>10</w:t>
             </w:r>
             <w:r>
               <w:rPr>
@@ -1415,7 +1415,7 @@
                 <w:noProof/>
                 <w:webHidden/>
               </w:rPr>
-              <w:t>13</w:t>
+              <w:t>10</w:t>
             </w:r>
             <w:r>
               <w:rPr>
@@ -1491,7 +1491,7 @@
                 <w:noProof/>
                 <w:webHidden/>
               </w:rPr>
-              <w:t>14</w:t>
+              <w:t>11</w:t>
             </w:r>
             <w:r>
               <w:rPr>
@@ -1567,7 +1567,7 @@
                 <w:noProof/>
                 <w:webHidden/>
               </w:rPr>
-              <w:t>15</w:t>
+              <w:t>12</w:t>
             </w:r>
             <w:r>
               <w:rPr>
@@ -1643,7 +1643,7 @@
                 <w:noProof/>
                 <w:webHidden/>
               </w:rPr>
-              <w:t>15</w:t>
+              <w:t>12</w:t>
             </w:r>
             <w:r>
               <w:rPr>
@@ -1719,7 +1719,7 @@
                 <w:noProof/>
                 <w:webHidden/>
               </w:rPr>
-              <w:t>16</w:t>
+              <w:t>13</w:t>
             </w:r>
             <w:r>
               <w:rPr>
@@ -1795,7 +1795,7 @@
                 <w:noProof/>
                 <w:webHidden/>
               </w:rPr>
-              <w:t>17</w:t>
+              <w:t>14</w:t>
             </w:r>
             <w:r>
               <w:rPr>
@@ -1871,7 +1871,7 @@
                 <w:noProof/>
                 <w:webHidden/>
               </w:rPr>
-              <w:t>17</w:t>
+              <w:t>14</w:t>
             </w:r>
             <w:r>
               <w:rPr>
@@ -1947,7 +1947,7 @@
                 <w:noProof/>
                 <w:webHidden/>
               </w:rPr>
-              <w:t>19</w:t>
+              <w:t>16</w:t>
             </w:r>
             <w:r>
               <w:rPr>
@@ -2023,7 +2023,7 @@
                 <w:noProof/>
                 <w:webHidden/>
               </w:rPr>
-              <w:t>19</w:t>
+              <w:t>16</w:t>
             </w:r>
             <w:r>
               <w:rPr>
@@ -2099,7 +2099,7 @@
                 <w:noProof/>
                 <w:webHidden/>
               </w:rPr>
-              <w:t>20</w:t>
+              <w:t>17</w:t>
             </w:r>
             <w:r>
               <w:rPr>
@@ -2175,7 +2175,7 @@
                 <w:noProof/>
                 <w:webHidden/>
               </w:rPr>
-              <w:t>20</w:t>
+              <w:t>17</w:t>
             </w:r>
             <w:r>
               <w:rPr>
@@ -2251,7 +2251,7 @@
                 <w:noProof/>
                 <w:webHidden/>
               </w:rPr>
-              <w:t>21</w:t>
+              <w:t>18</w:t>
             </w:r>
             <w:r>
               <w:rPr>
@@ -2327,7 +2327,7 @@
                 <w:noProof/>
                 <w:webHidden/>
               </w:rPr>
-              <w:t>22</w:t>
+              <w:t>19</w:t>
             </w:r>
             <w:r>
               <w:rPr>
@@ -2403,7 +2403,7 @@
                 <w:noProof/>
                 <w:webHidden/>
               </w:rPr>
-              <w:t>23</w:t>
+              <w:t>20</w:t>
             </w:r>
             <w:r>
               <w:rPr>
@@ -2479,7 +2479,7 @@
                 <w:noProof/>
                 <w:webHidden/>
               </w:rPr>
-              <w:t>24</w:t>
+              <w:t>21</w:t>
             </w:r>
             <w:r>
               <w:rPr>
@@ -2555,7 +2555,7 @@
                 <w:noProof/>
                 <w:webHidden/>
               </w:rPr>
-              <w:t>24</w:t>
+              <w:t>21</w:t>
             </w:r>
             <w:r>
               <w:rPr>
@@ -2631,7 +2631,7 @@
                 <w:noProof/>
                 <w:webHidden/>
               </w:rPr>
-              <w:t>25</w:t>
+              <w:t>22</w:t>
             </w:r>
             <w:r>
               <w:rPr>
@@ -2707,7 +2707,7 @@
                 <w:noProof/>
                 <w:webHidden/>
               </w:rPr>
-              <w:t>25</w:t>
+              <w:t>22</w:t>
             </w:r>
             <w:r>
               <w:rPr>
@@ -2783,7 +2783,7 @@
                 <w:noProof/>
                 <w:webHidden/>
               </w:rPr>
-              <w:t>26</w:t>
+              <w:t>23</w:t>
             </w:r>
             <w:r>
               <w:rPr>
@@ -2859,7 +2859,7 @@
                 <w:noProof/>
                 <w:webHidden/>
               </w:rPr>
-              <w:t>27</w:t>
+              <w:t>24</w:t>
             </w:r>
             <w:r>
               <w:rPr>
@@ -2935,7 +2935,7 @@
                 <w:noProof/>
                 <w:webHidden/>
               </w:rPr>
-              <w:t>28</w:t>
+              <w:t>25</w:t>
             </w:r>
             <w:r>
               <w:rPr>
@@ -3011,7 +3011,7 @@
                 <w:noProof/>
                 <w:webHidden/>
               </w:rPr>
-              <w:t>28</w:t>
+              <w:t>25</w:t>
             </w:r>
             <w:r>
               <w:rPr>
@@ -3087,7 +3087,7 @@
                 <w:noProof/>
                 <w:webHidden/>
               </w:rPr>
-              <w:t>29</w:t>
+              <w:t>26</w:t>
             </w:r>
             <w:r>
               <w:rPr>
@@ -3163,7 +3163,7 @@
                 <w:noProof/>
                 <w:webHidden/>
               </w:rPr>
-              <w:t>29</w:t>
+              <w:t>26</w:t>
             </w:r>
             <w:r>
               <w:rPr>
@@ -3239,7 +3239,7 @@
                 <w:noProof/>
                 <w:webHidden/>
               </w:rPr>
-              <w:t>29</w:t>
+              <w:t>26</w:t>
             </w:r>
             <w:r>
               <w:rPr>
@@ -3315,7 +3315,7 @@
                 <w:noProof/>
                 <w:webHidden/>
               </w:rPr>
-              <w:t>30</w:t>
+              <w:t>27</w:t>
             </w:r>
             <w:r>
               <w:rPr>
@@ -3391,7 +3391,7 @@
                 <w:noProof/>
                 <w:webHidden/>
               </w:rPr>
-              <w:t>30</w:t>
+              <w:t>27</w:t>
             </w:r>
             <w:r>
               <w:rPr>
@@ -3467,7 +3467,7 @@
                 <w:noProof/>
                 <w:webHidden/>
               </w:rPr>
-              <w:t>31</w:t>
+              <w:t>28</w:t>
             </w:r>
             <w:r>
               <w:rPr>
@@ -3543,7 +3543,7 @@
                 <w:noProof/>
                 <w:webHidden/>
               </w:rPr>
-              <w:t>32</w:t>
+              <w:t>29</w:t>
             </w:r>
             <w:r>
               <w:rPr>
@@ -3619,7 +3619,7 @@
                 <w:noProof/>
                 <w:webHidden/>
               </w:rPr>
-              <w:t>32</w:t>
+              <w:t>29</w:t>
             </w:r>
             <w:r>
               <w:rPr>
@@ -3695,7 +3695,7 @@
                 <w:noProof/>
                 <w:webHidden/>
               </w:rPr>
-              <w:t>33</w:t>
+              <w:t>30</w:t>
             </w:r>
             <w:r>
               <w:rPr>
@@ -3771,7 +3771,7 @@
                 <w:noProof/>
                 <w:webHidden/>
               </w:rPr>
-              <w:t>33</w:t>
+              <w:t>30</w:t>
             </w:r>
             <w:r>
               <w:rPr>
@@ -3847,7 +3847,7 @@
                 <w:noProof/>
                 <w:webHidden/>
               </w:rPr>
-              <w:t>34</w:t>
+              <w:t>31</w:t>
             </w:r>
             <w:r>
               <w:rPr>
@@ -3923,7 +3923,7 @@
                 <w:noProof/>
                 <w:webHidden/>
               </w:rPr>
-              <w:t>34</w:t>
+              <w:t>31</w:t>
             </w:r>
             <w:r>
               <w:rPr>
@@ -3999,7 +3999,7 @@
                 <w:noProof/>
                 <w:webHidden/>
               </w:rPr>
-              <w:t>35</w:t>
+              <w:t>32</w:t>
             </w:r>
             <w:r>
               <w:rPr>
@@ -4075,7 +4075,7 @@
                 <w:noProof/>
                 <w:webHidden/>
               </w:rPr>
-              <w:t>36</w:t>
+              <w:t>33</w:t>
             </w:r>
             <w:r>
               <w:rPr>
@@ -4151,7 +4151,7 @@
                 <w:noProof/>
                 <w:webHidden/>
               </w:rPr>
-              <w:t>36</w:t>
+              <w:t>33</w:t>
             </w:r>
             <w:r>
               <w:rPr>
@@ -4227,7 +4227,7 @@
                 <w:noProof/>
                 <w:webHidden/>
               </w:rPr>
-              <w:t>37</w:t>
+              <w:t>34</w:t>
             </w:r>
             <w:r>
               <w:rPr>
@@ -4303,7 +4303,7 @@
                 <w:noProof/>
                 <w:webHidden/>
               </w:rPr>
-              <w:t>38</w:t>
+              <w:t>35</w:t>
             </w:r>
             <w:r>
               <w:rPr>
@@ -4379,7 +4379,7 @@
                 <w:noProof/>
                 <w:webHidden/>
               </w:rPr>
-              <w:t>38</w:t>
+              <w:t>35</w:t>
             </w:r>
             <w:r>
               <w:rPr>
@@ -4455,7 +4455,7 @@
                 <w:noProof/>
                 <w:webHidden/>
               </w:rPr>
-              <w:t>39</w:t>
+              <w:t>36</w:t>
             </w:r>
             <w:r>
               <w:rPr>
@@ -4531,7 +4531,7 @@
                 <w:noProof/>
                 <w:webHidden/>
               </w:rPr>
-              <w:t>40</w:t>
+              <w:t>37</w:t>
             </w:r>
             <w:r>
               <w:rPr>
@@ -4607,7 +4607,7 @@
                 <w:noProof/>
                 <w:webHidden/>
               </w:rPr>
-              <w:t>40</w:t>
+              <w:t>37</w:t>
             </w:r>
             <w:r>
               <w:rPr>
@@ -4683,7 +4683,7 @@
                 <w:noProof/>
                 <w:webHidden/>
               </w:rPr>
-              <w:t>41</w:t>
+              <w:t>38</w:t>
             </w:r>
             <w:r>
               <w:rPr>
@@ -4759,7 +4759,7 @@
                 <w:noProof/>
                 <w:webHidden/>
               </w:rPr>
-              <w:t>42</w:t>
+              <w:t>39</w:t>
             </w:r>
             <w:r>
               <w:rPr>
@@ -4835,7 +4835,7 @@
                 <w:noProof/>
                 <w:webHidden/>
               </w:rPr>
-              <w:t>43</w:t>
+              <w:t>40</w:t>
             </w:r>
             <w:r>
               <w:rPr>
@@ -4911,7 +4911,7 @@
                 <w:noProof/>
                 <w:webHidden/>
               </w:rPr>
-              <w:t>43</w:t>
+              <w:t>40</w:t>
             </w:r>
             <w:r>
               <w:rPr>
@@ -4987,7 +4987,7 @@
                 <w:noProof/>
                 <w:webHidden/>
               </w:rPr>
-              <w:t>44</w:t>
+              <w:t>41</w:t>
             </w:r>
             <w:r>
               <w:rPr>
@@ -5063,7 +5063,7 @@
                 <w:noProof/>
                 <w:webHidden/>
               </w:rPr>
-              <w:t>45</w:t>
+              <w:t>42</w:t>
             </w:r>
             <w:r>
               <w:rPr>
@@ -5139,7 +5139,7 @@
                 <w:noProof/>
                 <w:webHidden/>
               </w:rPr>
-              <w:t>46</w:t>
+              <w:t>43</w:t>
             </w:r>
             <w:r>
               <w:rPr>
@@ -5215,7 +5215,7 @@
                 <w:noProof/>
                 <w:webHidden/>
               </w:rPr>
-              <w:t>47</w:t>
+              <w:t>44</w:t>
             </w:r>
             <w:r>
               <w:rPr>
@@ -5231,6 +5231,19 @@
             <w:rPr>
               <w:noProof/>
             </w:rPr>
+            <w:sectPr>
+              <w:headerReference w:type="even" r:id="rId8"/>
+              <w:headerReference w:type="default" r:id="rId9"/>
+              <w:footerReference w:type="even" r:id="rId10"/>
+              <w:footerReference w:type="default" r:id="rId11"/>
+              <w:headerReference w:type="first" r:id="rId12"/>
+              <w:footerReference w:type="first" r:id="rId13"/>
+              <w:type w:val="continuous"/>
+              <w:pgSz w:w="11900" w:h="16840"/>
+              <w:pgMar w:top="1417" w:right="1134" w:bottom="1134" w:left="1134" w:header="708" w:footer="708" w:gutter="0"/>
+              <w:cols w:space="708"/>
+              <w:docGrid w:linePitch="360"/>
+            </w:sectPr>
           </w:pPr>
           <w:r>
             <w:rPr>
@@ -5245,366 +5258,6 @@
     </w:sdt>
     <w:p>
       <w:pPr>
-        <w:rPr>
-          <w:rFonts w:ascii="Chalkboard" w:hAnsi="Chalkboard" w:cs="Arial"/>
-          <w:b/>
-          <w:bCs/>
-          <w:sz w:val="36"/>
-          <w:szCs w:val="36"/>
-          <w:u w:val="single"/>
-        </w:rPr>
-      </w:pPr>
-    </w:p>
-    <w:p>
-      <w:pPr>
-        <w:rPr>
-          <w:rFonts w:ascii="Chalkboard" w:hAnsi="Chalkboard" w:cs="Arial"/>
-          <w:b/>
-          <w:bCs/>
-          <w:sz w:val="36"/>
-          <w:szCs w:val="36"/>
-          <w:u w:val="single"/>
-        </w:rPr>
-      </w:pPr>
-    </w:p>
-    <w:p>
-      <w:pPr>
-        <w:rPr>
-          <w:rFonts w:ascii="Chalkboard" w:hAnsi="Chalkboard" w:cs="Arial"/>
-          <w:b/>
-          <w:bCs/>
-          <w:sz w:val="36"/>
-          <w:szCs w:val="36"/>
-          <w:u w:val="single"/>
-        </w:rPr>
-      </w:pPr>
-    </w:p>
-    <w:p>
-      <w:pPr>
-        <w:rPr>
-          <w:rFonts w:ascii="Chalkboard" w:hAnsi="Chalkboard" w:cs="Arial"/>
-          <w:b/>
-          <w:bCs/>
-          <w:sz w:val="36"/>
-          <w:szCs w:val="36"/>
-          <w:u w:val="single"/>
-        </w:rPr>
-      </w:pPr>
-    </w:p>
-    <w:p>
-      <w:pPr>
-        <w:rPr>
-          <w:rFonts w:ascii="Chalkboard" w:hAnsi="Chalkboard" w:cs="Arial"/>
-          <w:b/>
-          <w:bCs/>
-          <w:sz w:val="36"/>
-          <w:szCs w:val="36"/>
-          <w:u w:val="single"/>
-        </w:rPr>
-      </w:pPr>
-    </w:p>
-    <w:p>
-      <w:pPr>
-        <w:rPr>
-          <w:rFonts w:ascii="Chalkboard" w:hAnsi="Chalkboard" w:cs="Arial"/>
-          <w:b/>
-          <w:bCs/>
-          <w:sz w:val="36"/>
-          <w:szCs w:val="36"/>
-          <w:u w:val="single"/>
-        </w:rPr>
-      </w:pPr>
-    </w:p>
-    <w:p>
-      <w:pPr>
-        <w:rPr>
-          <w:rFonts w:ascii="Chalkboard" w:hAnsi="Chalkboard" w:cs="Arial"/>
-          <w:b/>
-          <w:bCs/>
-          <w:sz w:val="36"/>
-          <w:szCs w:val="36"/>
-          <w:u w:val="single"/>
-        </w:rPr>
-      </w:pPr>
-    </w:p>
-    <w:p>
-      <w:pPr>
-        <w:rPr>
-          <w:rFonts w:ascii="Chalkboard" w:hAnsi="Chalkboard" w:cs="Arial"/>
-          <w:b/>
-          <w:bCs/>
-          <w:sz w:val="36"/>
-          <w:szCs w:val="36"/>
-          <w:u w:val="single"/>
-        </w:rPr>
-      </w:pPr>
-    </w:p>
-    <w:p>
-      <w:pPr>
-        <w:rPr>
-          <w:rFonts w:ascii="Chalkboard" w:hAnsi="Chalkboard" w:cs="Arial"/>
-          <w:b/>
-          <w:bCs/>
-          <w:sz w:val="36"/>
-          <w:szCs w:val="36"/>
-          <w:u w:val="single"/>
-        </w:rPr>
-      </w:pPr>
-    </w:p>
-    <w:p>
-      <w:pPr>
-        <w:rPr>
-          <w:rFonts w:ascii="Chalkboard" w:hAnsi="Chalkboard" w:cs="Arial"/>
-          <w:b/>
-          <w:bCs/>
-          <w:sz w:val="36"/>
-          <w:szCs w:val="36"/>
-          <w:u w:val="single"/>
-        </w:rPr>
-      </w:pPr>
-    </w:p>
-    <w:p>
-      <w:pPr>
-        <w:rPr>
-          <w:rFonts w:ascii="Chalkboard" w:hAnsi="Chalkboard" w:cs="Arial"/>
-          <w:b/>
-          <w:bCs/>
-          <w:sz w:val="36"/>
-          <w:szCs w:val="36"/>
-          <w:u w:val="single"/>
-        </w:rPr>
-      </w:pPr>
-    </w:p>
-    <w:p>
-      <w:pPr>
-        <w:rPr>
-          <w:rFonts w:ascii="Chalkboard" w:hAnsi="Chalkboard" w:cs="Arial"/>
-          <w:b/>
-          <w:bCs/>
-          <w:sz w:val="36"/>
-          <w:szCs w:val="36"/>
-          <w:u w:val="single"/>
-        </w:rPr>
-      </w:pPr>
-    </w:p>
-    <w:p>
-      <w:pPr>
-        <w:rPr>
-          <w:rFonts w:ascii="Chalkboard" w:hAnsi="Chalkboard" w:cs="Arial"/>
-          <w:b/>
-          <w:bCs/>
-          <w:sz w:val="36"/>
-          <w:szCs w:val="36"/>
-          <w:u w:val="single"/>
-        </w:rPr>
-      </w:pPr>
-    </w:p>
-    <w:p>
-      <w:pPr>
-        <w:rPr>
-          <w:rFonts w:ascii="Chalkboard" w:hAnsi="Chalkboard" w:cs="Arial"/>
-          <w:b/>
-          <w:bCs/>
-          <w:sz w:val="36"/>
-          <w:szCs w:val="36"/>
-          <w:u w:val="single"/>
-        </w:rPr>
-      </w:pPr>
-    </w:p>
-    <w:p>
-      <w:pPr>
-        <w:rPr>
-          <w:rFonts w:ascii="Chalkboard" w:hAnsi="Chalkboard" w:cs="Arial"/>
-          <w:b/>
-          <w:bCs/>
-          <w:sz w:val="36"/>
-          <w:szCs w:val="36"/>
-          <w:u w:val="single"/>
-        </w:rPr>
-      </w:pPr>
-    </w:p>
-    <w:p>
-      <w:pPr>
-        <w:rPr>
-          <w:rFonts w:ascii="Chalkboard" w:hAnsi="Chalkboard" w:cs="Arial"/>
-          <w:b/>
-          <w:bCs/>
-          <w:sz w:val="36"/>
-          <w:szCs w:val="36"/>
-          <w:u w:val="single"/>
-        </w:rPr>
-      </w:pPr>
-    </w:p>
-    <w:p>
-      <w:pPr>
-        <w:rPr>
-          <w:rFonts w:ascii="Chalkboard" w:hAnsi="Chalkboard" w:cs="Arial"/>
-          <w:b/>
-          <w:bCs/>
-          <w:sz w:val="36"/>
-          <w:szCs w:val="36"/>
-          <w:u w:val="single"/>
-        </w:rPr>
-      </w:pPr>
-    </w:p>
-    <w:p>
-      <w:pPr>
-        <w:rPr>
-          <w:rFonts w:ascii="Chalkboard" w:hAnsi="Chalkboard" w:cs="Arial"/>
-          <w:b/>
-          <w:bCs/>
-          <w:sz w:val="36"/>
-          <w:szCs w:val="36"/>
-          <w:u w:val="single"/>
-        </w:rPr>
-      </w:pPr>
-    </w:p>
-    <w:p>
-      <w:pPr>
-        <w:rPr>
-          <w:rFonts w:ascii="Chalkboard" w:hAnsi="Chalkboard" w:cs="Arial"/>
-          <w:b/>
-          <w:bCs/>
-          <w:sz w:val="36"/>
-          <w:szCs w:val="36"/>
-          <w:u w:val="single"/>
-        </w:rPr>
-      </w:pPr>
-    </w:p>
-    <w:p>
-      <w:pPr>
-        <w:rPr>
-          <w:rFonts w:ascii="Chalkboard" w:hAnsi="Chalkboard" w:cs="Arial"/>
-          <w:b/>
-          <w:bCs/>
-          <w:sz w:val="36"/>
-          <w:szCs w:val="36"/>
-          <w:u w:val="single"/>
-        </w:rPr>
-      </w:pPr>
-    </w:p>
-    <w:p>
-      <w:pPr>
-        <w:rPr>
-          <w:rFonts w:ascii="Chalkboard" w:hAnsi="Chalkboard" w:cs="Arial"/>
-          <w:b/>
-          <w:bCs/>
-          <w:sz w:val="36"/>
-          <w:szCs w:val="36"/>
-          <w:u w:val="single"/>
-        </w:rPr>
-      </w:pPr>
-    </w:p>
-    <w:p>
-      <w:pPr>
-        <w:rPr>
-          <w:rFonts w:ascii="Chalkboard" w:hAnsi="Chalkboard" w:cs="Arial"/>
-          <w:b/>
-          <w:bCs/>
-          <w:sz w:val="36"/>
-          <w:szCs w:val="36"/>
-          <w:u w:val="single"/>
-        </w:rPr>
-      </w:pPr>
-    </w:p>
-    <w:p>
-      <w:pPr>
-        <w:rPr>
-          <w:rFonts w:ascii="Chalkboard" w:hAnsi="Chalkboard" w:cs="Arial"/>
-          <w:b/>
-          <w:bCs/>
-          <w:sz w:val="36"/>
-          <w:szCs w:val="36"/>
-          <w:u w:val="single"/>
-        </w:rPr>
-      </w:pPr>
-    </w:p>
-    <w:p>
-      <w:pPr>
-        <w:rPr>
-          <w:rFonts w:ascii="Chalkboard" w:hAnsi="Chalkboard" w:cs="Arial"/>
-          <w:b/>
-          <w:bCs/>
-          <w:sz w:val="36"/>
-          <w:szCs w:val="36"/>
-          <w:u w:val="single"/>
-        </w:rPr>
-      </w:pPr>
-    </w:p>
-    <w:p>
-      <w:pPr>
-        <w:rPr>
-          <w:rFonts w:ascii="Chalkboard" w:hAnsi="Chalkboard" w:cs="Arial"/>
-          <w:b/>
-          <w:bCs/>
-          <w:sz w:val="36"/>
-          <w:szCs w:val="36"/>
-          <w:u w:val="single"/>
-        </w:rPr>
-      </w:pPr>
-    </w:p>
-    <w:p>
-      <w:pPr>
-        <w:rPr>
-          <w:rFonts w:ascii="Chalkboard" w:hAnsi="Chalkboard" w:cs="Arial"/>
-          <w:b/>
-          <w:bCs/>
-          <w:sz w:val="36"/>
-          <w:szCs w:val="36"/>
-          <w:u w:val="single"/>
-        </w:rPr>
-      </w:pPr>
-    </w:p>
-    <w:p>
-      <w:pPr>
-        <w:rPr>
-          <w:rFonts w:ascii="Chalkboard" w:hAnsi="Chalkboard" w:cs="Arial"/>
-          <w:b/>
-          <w:bCs/>
-          <w:sz w:val="36"/>
-          <w:szCs w:val="36"/>
-          <w:u w:val="single"/>
-        </w:rPr>
-      </w:pPr>
-    </w:p>
-    <w:p>
-      <w:pPr>
-        <w:rPr>
-          <w:rFonts w:ascii="Chalkboard" w:hAnsi="Chalkboard" w:cs="Arial"/>
-          <w:b/>
-          <w:bCs/>
-          <w:sz w:val="36"/>
-          <w:szCs w:val="36"/>
-          <w:u w:val="single"/>
-        </w:rPr>
-      </w:pPr>
-    </w:p>
-    <w:p>
-      <w:pPr>
-        <w:rPr>
-          <w:rFonts w:ascii="Chalkboard" w:hAnsi="Chalkboard" w:cs="Arial"/>
-          <w:b/>
-          <w:bCs/>
-          <w:sz w:val="36"/>
-          <w:szCs w:val="36"/>
-          <w:u w:val="single"/>
-        </w:rPr>
-      </w:pPr>
-    </w:p>
-    <w:p>
-      <w:pPr>
-        <w:rPr>
-          <w:rFonts w:ascii="Chalkboard" w:hAnsi="Chalkboard" w:cs="Arial"/>
-          <w:b/>
-          <w:bCs/>
-          <w:sz w:val="36"/>
-          <w:szCs w:val="36"/>
-          <w:u w:val="single"/>
-        </w:rPr>
-      </w:pPr>
-    </w:p>
-    <w:p>
-      <w:pPr>
         <w:pStyle w:val="Titolo1"/>
         <w:rPr>
           <w:color w:val="F6F6F6"/>
@@ -6582,7 +6235,6 @@
           <w:szCs w:val="32"/>
           <w:bdr w:val="none" w:sz="0" w:space="0" w:color="auto" w:frame="1"/>
         </w:rPr>
-        <w:lastRenderedPageBreak/>
         <w:t>RIT.</w:t>
       </w:r>
       <w:r>
@@ -7353,27 +7005,7 @@
           <w:szCs w:val="32"/>
           <w:shd w:val="clear" w:color="auto" w:fill="FFFFFF"/>
         </w:rPr>
-        <w:t xml:space="preserve">ra pro </w:t>
-      </w:r>
-      <w:proofErr w:type="spellStart"/>
-      <w:r>
-        <w:rPr>
-          <w:rFonts w:ascii="Chalkboard" w:hAnsi="Chalkboard"/>
-          <w:sz w:val="32"/>
-          <w:szCs w:val="32"/>
-          <w:shd w:val="clear" w:color="auto" w:fill="FFFFFF"/>
-        </w:rPr>
-        <w:t>nobis</w:t>
-      </w:r>
-      <w:proofErr w:type="spellEnd"/>
-      <w:r>
-        <w:rPr>
-          <w:rFonts w:ascii="Chalkboard" w:hAnsi="Chalkboard"/>
-          <w:sz w:val="32"/>
-          <w:szCs w:val="32"/>
-          <w:shd w:val="clear" w:color="auto" w:fill="FFFFFF"/>
-        </w:rPr>
-        <w:t>.</w:t>
+        <w:t>ra pro nobis.</w:t>
       </w:r>
       <w:r>
         <w:rPr>
@@ -7416,27 +7048,7 @@
           <w:szCs w:val="32"/>
           <w:shd w:val="clear" w:color="auto" w:fill="FFFFFF"/>
         </w:rPr>
-        <w:t xml:space="preserve">ra pro </w:t>
-      </w:r>
-      <w:proofErr w:type="spellStart"/>
-      <w:r>
-        <w:rPr>
-          <w:rFonts w:ascii="Chalkboard" w:hAnsi="Chalkboard"/>
-          <w:sz w:val="32"/>
-          <w:szCs w:val="32"/>
-          <w:shd w:val="clear" w:color="auto" w:fill="FFFFFF"/>
-        </w:rPr>
-        <w:t>nobis</w:t>
-      </w:r>
-      <w:proofErr w:type="spellEnd"/>
-      <w:r>
-        <w:rPr>
-          <w:rFonts w:ascii="Chalkboard" w:hAnsi="Chalkboard"/>
-          <w:sz w:val="32"/>
-          <w:szCs w:val="32"/>
-          <w:shd w:val="clear" w:color="auto" w:fill="FFFFFF"/>
-        </w:rPr>
-        <w:t>.</w:t>
+        <w:t>ra pro nobis.</w:t>
       </w:r>
       <w:r>
         <w:rPr>
@@ -7479,27 +7091,7 @@
           <w:szCs w:val="32"/>
           <w:shd w:val="clear" w:color="auto" w:fill="FFFFFF"/>
         </w:rPr>
-        <w:t xml:space="preserve">ra pro </w:t>
-      </w:r>
-      <w:proofErr w:type="spellStart"/>
-      <w:r>
-        <w:rPr>
-          <w:rFonts w:ascii="Chalkboard" w:hAnsi="Chalkboard"/>
-          <w:sz w:val="32"/>
-          <w:szCs w:val="32"/>
-          <w:shd w:val="clear" w:color="auto" w:fill="FFFFFF"/>
-        </w:rPr>
-        <w:t>nobis</w:t>
-      </w:r>
-      <w:proofErr w:type="spellEnd"/>
-      <w:r>
-        <w:rPr>
-          <w:rFonts w:ascii="Chalkboard" w:hAnsi="Chalkboard"/>
-          <w:sz w:val="32"/>
-          <w:szCs w:val="32"/>
-          <w:shd w:val="clear" w:color="auto" w:fill="FFFFFF"/>
-        </w:rPr>
-        <w:t>.</w:t>
+        <w:t>ra pro nobis.</w:t>
       </w:r>
       <w:r>
         <w:rPr>
@@ -7542,27 +7134,7 @@
           <w:szCs w:val="32"/>
           <w:shd w:val="clear" w:color="auto" w:fill="FFFFFF"/>
         </w:rPr>
-        <w:t xml:space="preserve">ra pro </w:t>
-      </w:r>
-      <w:proofErr w:type="spellStart"/>
-      <w:r>
-        <w:rPr>
-          <w:rFonts w:ascii="Chalkboard" w:hAnsi="Chalkboard"/>
-          <w:sz w:val="32"/>
-          <w:szCs w:val="32"/>
-          <w:shd w:val="clear" w:color="auto" w:fill="FFFFFF"/>
-        </w:rPr>
-        <w:t>nobis</w:t>
-      </w:r>
-      <w:proofErr w:type="spellEnd"/>
-      <w:r>
-        <w:rPr>
-          <w:rFonts w:ascii="Chalkboard" w:hAnsi="Chalkboard"/>
-          <w:sz w:val="32"/>
-          <w:szCs w:val="32"/>
-          <w:shd w:val="clear" w:color="auto" w:fill="FFFFFF"/>
-        </w:rPr>
-        <w:t>.</w:t>
+        <w:t>ra pro nobis.</w:t>
       </w:r>
       <w:r>
         <w:rPr>
@@ -7628,27 +7200,7 @@
           <w:szCs w:val="32"/>
           <w:shd w:val="clear" w:color="auto" w:fill="FFFFFF"/>
         </w:rPr>
-        <w:t xml:space="preserve">ra pro </w:t>
-      </w:r>
-      <w:proofErr w:type="spellStart"/>
-      <w:r>
-        <w:rPr>
-          <w:rFonts w:ascii="Chalkboard" w:hAnsi="Chalkboard"/>
-          <w:sz w:val="32"/>
-          <w:szCs w:val="32"/>
-          <w:shd w:val="clear" w:color="auto" w:fill="FFFFFF"/>
-        </w:rPr>
-        <w:t>nobis</w:t>
-      </w:r>
-      <w:proofErr w:type="spellEnd"/>
-      <w:r>
-        <w:rPr>
-          <w:rFonts w:ascii="Chalkboard" w:hAnsi="Chalkboard"/>
-          <w:sz w:val="32"/>
-          <w:szCs w:val="32"/>
-          <w:shd w:val="clear" w:color="auto" w:fill="FFFFFF"/>
-        </w:rPr>
-        <w:t>.</w:t>
+        <w:t>ra pro nobis.</w:t>
       </w:r>
       <w:r>
         <w:rPr>
@@ -7691,27 +7243,7 @@
           <w:szCs w:val="32"/>
           <w:shd w:val="clear" w:color="auto" w:fill="FFFFFF"/>
         </w:rPr>
-        <w:t xml:space="preserve">ra pro </w:t>
-      </w:r>
-      <w:proofErr w:type="spellStart"/>
-      <w:r>
-        <w:rPr>
-          <w:rFonts w:ascii="Chalkboard" w:hAnsi="Chalkboard"/>
-          <w:sz w:val="32"/>
-          <w:szCs w:val="32"/>
-          <w:shd w:val="clear" w:color="auto" w:fill="FFFFFF"/>
-        </w:rPr>
-        <w:t>nobis</w:t>
-      </w:r>
-      <w:proofErr w:type="spellEnd"/>
-      <w:r>
-        <w:rPr>
-          <w:rFonts w:ascii="Chalkboard" w:hAnsi="Chalkboard"/>
-          <w:sz w:val="32"/>
-          <w:szCs w:val="32"/>
-          <w:shd w:val="clear" w:color="auto" w:fill="FFFFFF"/>
-        </w:rPr>
-        <w:t>.</w:t>
+        <w:t>ra pro nobis.</w:t>
       </w:r>
       <w:r>
         <w:rPr>
@@ -7754,27 +7286,7 @@
           <w:szCs w:val="32"/>
           <w:shd w:val="clear" w:color="auto" w:fill="FFFFFF"/>
         </w:rPr>
-        <w:t xml:space="preserve">ra pro </w:t>
-      </w:r>
-      <w:proofErr w:type="spellStart"/>
-      <w:r>
-        <w:rPr>
-          <w:rFonts w:ascii="Chalkboard" w:hAnsi="Chalkboard"/>
-          <w:sz w:val="32"/>
-          <w:szCs w:val="32"/>
-          <w:shd w:val="clear" w:color="auto" w:fill="FFFFFF"/>
-        </w:rPr>
-        <w:t>nobis</w:t>
-      </w:r>
-      <w:proofErr w:type="spellEnd"/>
-      <w:r>
-        <w:rPr>
-          <w:rFonts w:ascii="Chalkboard" w:hAnsi="Chalkboard"/>
-          <w:sz w:val="32"/>
-          <w:szCs w:val="32"/>
-          <w:shd w:val="clear" w:color="auto" w:fill="FFFFFF"/>
-        </w:rPr>
-        <w:t>.</w:t>
+        <w:t>ra pro nobis.</w:t>
       </w:r>
       <w:r>
         <w:rPr>
@@ -7817,27 +7329,7 @@
           <w:szCs w:val="32"/>
           <w:shd w:val="clear" w:color="auto" w:fill="FFFFFF"/>
         </w:rPr>
-        <w:t xml:space="preserve">ra pro </w:t>
-      </w:r>
-      <w:proofErr w:type="spellStart"/>
-      <w:r>
-        <w:rPr>
-          <w:rFonts w:ascii="Chalkboard" w:hAnsi="Chalkboard"/>
-          <w:sz w:val="32"/>
-          <w:szCs w:val="32"/>
-          <w:shd w:val="clear" w:color="auto" w:fill="FFFFFF"/>
-        </w:rPr>
-        <w:t>nobis</w:t>
-      </w:r>
-      <w:proofErr w:type="spellEnd"/>
-      <w:r>
-        <w:rPr>
-          <w:rFonts w:ascii="Chalkboard" w:hAnsi="Chalkboard"/>
-          <w:sz w:val="32"/>
-          <w:szCs w:val="32"/>
-          <w:shd w:val="clear" w:color="auto" w:fill="FFFFFF"/>
-        </w:rPr>
-        <w:t>.</w:t>
+        <w:t>ra pro nobis.</w:t>
       </w:r>
     </w:p>
     <w:p>
@@ -12711,25 +12203,14 @@
         </w:rPr>
         <w:br/>
       </w:r>
-      <w:proofErr w:type="spellStart"/>
-      <w:r>
-        <w:rPr>
-          <w:rFonts w:ascii="Chalkboard" w:hAnsi="Chalkboard"/>
-          <w:sz w:val="32"/>
-          <w:szCs w:val="32"/>
-          <w:shd w:val="clear" w:color="auto" w:fill="FFFFFF"/>
-        </w:rPr>
-        <w:t>Che</w:t>
-      </w:r>
-      <w:proofErr w:type="spellEnd"/>
-      <w:r>
-        <w:rPr>
-          <w:rFonts w:ascii="Chalkboard" w:hAnsi="Chalkboard"/>
-          <w:sz w:val="32"/>
-          <w:szCs w:val="32"/>
-          <w:shd w:val="clear" w:color="auto" w:fill="FFFFFF"/>
-        </w:rPr>
-        <w:t xml:space="preserve"> ricerca il Tuo volto più di tutto</w:t>
+      <w:r>
+        <w:rPr>
+          <w:rFonts w:ascii="Chalkboard" w:hAnsi="Chalkboard"/>
+          <w:sz w:val="32"/>
+          <w:szCs w:val="32"/>
+          <w:shd w:val="clear" w:color="auto" w:fill="FFFFFF"/>
+        </w:rPr>
+        <w:t>Che ricerca il Tuo volto più di tutto</w:t>
       </w:r>
       <w:r>
         <w:rPr>
@@ -13803,23 +13284,13 @@
           <w:szCs w:val="32"/>
         </w:rPr>
       </w:pPr>
-      <w:proofErr w:type="spellStart"/>
-      <w:r>
-        <w:rPr>
-          <w:rFonts w:ascii="Chalkboard" w:hAnsi="Chalkboard"/>
-          <w:sz w:val="32"/>
-          <w:szCs w:val="32"/>
-        </w:rPr>
-        <w:t>perchè</w:t>
-      </w:r>
-      <w:proofErr w:type="spellEnd"/>
-      <w:r>
-        <w:rPr>
-          <w:rFonts w:ascii="Chalkboard" w:hAnsi="Chalkboard"/>
-          <w:sz w:val="32"/>
-          <w:szCs w:val="32"/>
-        </w:rPr>
-        <w:t xml:space="preserve"> sei il mio Dio </w:t>
+      <w:r>
+        <w:rPr>
+          <w:rFonts w:ascii="Chalkboard" w:hAnsi="Chalkboard"/>
+          <w:sz w:val="32"/>
+          <w:szCs w:val="32"/>
+        </w:rPr>
+        <w:t xml:space="preserve">perchè sei il mio Dio </w:t>
       </w:r>
     </w:p>
     <w:p>
@@ -13939,23 +13410,13 @@
           <w:szCs w:val="32"/>
         </w:rPr>
       </w:pPr>
-      <w:proofErr w:type="spellStart"/>
-      <w:r>
-        <w:rPr>
-          <w:rFonts w:ascii="Chalkboard" w:hAnsi="Chalkboard"/>
-          <w:sz w:val="32"/>
-          <w:szCs w:val="32"/>
-        </w:rPr>
-        <w:t>perchè</w:t>
-      </w:r>
-      <w:proofErr w:type="spellEnd"/>
-      <w:r>
-        <w:rPr>
-          <w:rFonts w:ascii="Chalkboard" w:hAnsi="Chalkboard"/>
-          <w:sz w:val="32"/>
-          <w:szCs w:val="32"/>
-        </w:rPr>
-        <w:t xml:space="preserve"> sei il mio Dio </w:t>
+      <w:r>
+        <w:rPr>
+          <w:rFonts w:ascii="Chalkboard" w:hAnsi="Chalkboard"/>
+          <w:sz w:val="32"/>
+          <w:szCs w:val="32"/>
+        </w:rPr>
+        <w:t xml:space="preserve">perchè sei il mio Dio </w:t>
       </w:r>
     </w:p>
     <w:p>
@@ -20654,27 +20115,7 @@
           <w:szCs w:val="32"/>
           <w:shd w:val="clear" w:color="auto" w:fill="FFFFFF"/>
         </w:rPr>
-        <w:t xml:space="preserve">he alle Tue creature </w:t>
-      </w:r>
-      <w:proofErr w:type="spellStart"/>
-      <w:r>
-        <w:rPr>
-          <w:rFonts w:ascii="Chalkboard" w:hAnsi="Chalkboard" w:cs="Segoe UI"/>
-          <w:sz w:val="32"/>
-          <w:szCs w:val="32"/>
-          <w:shd w:val="clear" w:color="auto" w:fill="FFFFFF"/>
-        </w:rPr>
-        <w:t>dan</w:t>
-      </w:r>
-      <w:proofErr w:type="spellEnd"/>
-      <w:r>
-        <w:rPr>
-          <w:rFonts w:ascii="Chalkboard" w:hAnsi="Chalkboard" w:cs="Segoe UI"/>
-          <w:sz w:val="32"/>
-          <w:szCs w:val="32"/>
-          <w:shd w:val="clear" w:color="auto" w:fill="FFFFFF"/>
-        </w:rPr>
-        <w:t xml:space="preserve"> sostentamento</w:t>
+        <w:t>he alle Tue creature dan sostentamento</w:t>
       </w:r>
       <w:r>
         <w:rPr>
@@ -21209,27 +20650,7 @@
           <w:szCs w:val="32"/>
           <w:shd w:val="clear" w:color="auto" w:fill="FFFFFF"/>
         </w:rPr>
-        <w:t xml:space="preserve">E beati </w:t>
-      </w:r>
-      <w:proofErr w:type="spellStart"/>
-      <w:r>
-        <w:rPr>
-          <w:rFonts w:ascii="Chalkboard" w:hAnsi="Chalkboard" w:cs="Segoe UI"/>
-          <w:sz w:val="32"/>
-          <w:szCs w:val="32"/>
-          <w:shd w:val="clear" w:color="auto" w:fill="FFFFFF"/>
-        </w:rPr>
-        <w:t>sian</w:t>
-      </w:r>
-      <w:proofErr w:type="spellEnd"/>
-      <w:r>
-        <w:rPr>
-          <w:rFonts w:ascii="Chalkboard" w:hAnsi="Chalkboard" w:cs="Segoe UI"/>
-          <w:sz w:val="32"/>
-          <w:szCs w:val="32"/>
-          <w:shd w:val="clear" w:color="auto" w:fill="FFFFFF"/>
-        </w:rPr>
-        <w:t xml:space="preserve"> coloro</w:t>
+        <w:t>E beati sian coloro</w:t>
       </w:r>
       <w:r>
         <w:rPr>
@@ -21281,27 +20702,7 @@
           <w:szCs w:val="32"/>
           <w:shd w:val="clear" w:color="auto" w:fill="FFFFFF"/>
         </w:rPr>
-        <w:t xml:space="preserve">he da Te Buon Signore </w:t>
-      </w:r>
-      <w:proofErr w:type="spellStart"/>
-      <w:r>
-        <w:rPr>
-          <w:rFonts w:ascii="Chalkboard" w:hAnsi="Chalkboard" w:cs="Segoe UI"/>
-          <w:sz w:val="32"/>
-          <w:szCs w:val="32"/>
-          <w:shd w:val="clear" w:color="auto" w:fill="FFFFFF"/>
-        </w:rPr>
-        <w:t>avran</w:t>
-      </w:r>
-      <w:proofErr w:type="spellEnd"/>
-      <w:r>
-        <w:rPr>
-          <w:rFonts w:ascii="Chalkboard" w:hAnsi="Chalkboard" w:cs="Segoe UI"/>
-          <w:sz w:val="32"/>
-          <w:szCs w:val="32"/>
-          <w:shd w:val="clear" w:color="auto" w:fill="FFFFFF"/>
-        </w:rPr>
-        <w:t xml:space="preserve"> corona</w:t>
+        <w:t>he da Te Buon Signore avran corona</w:t>
       </w:r>
       <w:r>
         <w:rPr>
@@ -21390,27 +20791,7 @@
           <w:szCs w:val="32"/>
           <w:shd w:val="clear" w:color="auto" w:fill="FFFFFF"/>
         </w:rPr>
-        <w:t xml:space="preserve">E beati </w:t>
-      </w:r>
-      <w:proofErr w:type="spellStart"/>
-      <w:r>
-        <w:rPr>
-          <w:rFonts w:ascii="Chalkboard" w:hAnsi="Chalkboard" w:cs="Segoe UI"/>
-          <w:sz w:val="32"/>
-          <w:szCs w:val="32"/>
-          <w:shd w:val="clear" w:color="auto" w:fill="FFFFFF"/>
-        </w:rPr>
-        <w:t>saran</w:t>
-      </w:r>
-      <w:proofErr w:type="spellEnd"/>
-      <w:r>
-        <w:rPr>
-          <w:rFonts w:ascii="Chalkboard" w:hAnsi="Chalkboard" w:cs="Segoe UI"/>
-          <w:sz w:val="32"/>
-          <w:szCs w:val="32"/>
-          <w:shd w:val="clear" w:color="auto" w:fill="FFFFFF"/>
-        </w:rPr>
-        <w:t xml:space="preserve"> quelli</w:t>
+        <w:t>E beati saran quelli</w:t>
       </w:r>
       <w:r>
         <w:rPr>
@@ -21635,29 +21016,7 @@
           <w:sz w:val="32"/>
           <w:szCs w:val="32"/>
         </w:rPr>
-        <w:t xml:space="preserve">Vieni su noi </w:t>
-      </w:r>
-      <w:proofErr w:type="spellStart"/>
-      <w:r>
-        <w:rPr>
-          <w:rFonts w:ascii="Chalkboard" w:hAnsi="Chalkboard"/>
-          <w:b/>
-          <w:bCs/>
-          <w:sz w:val="32"/>
-          <w:szCs w:val="32"/>
-        </w:rPr>
-        <w:t>Maranathà</w:t>
-      </w:r>
-      <w:proofErr w:type="spellEnd"/>
-      <w:r>
-        <w:rPr>
-          <w:rFonts w:ascii="Chalkboard" w:hAnsi="Chalkboard"/>
-          <w:b/>
-          <w:bCs/>
-          <w:sz w:val="32"/>
-          <w:szCs w:val="32"/>
-        </w:rPr>
-        <w:t xml:space="preserve">, vieni su noi spirito. </w:t>
+        <w:t xml:space="preserve">Vieni su noi Maranathà, vieni su noi spirito. </w:t>
       </w:r>
     </w:p>
     <w:p>
@@ -24765,25 +24124,7 @@
           <w:szCs w:val="32"/>
         </w:rPr>
         <w:br/>
-        <w:t xml:space="preserve">Possono mettere radici e passo </w:t>
-      </w:r>
-      <w:proofErr w:type="spellStart"/>
-      <w:r>
-        <w:rPr>
-          <w:rFonts w:ascii="Chalkboard" w:hAnsi="Chalkboard"/>
-          <w:sz w:val="32"/>
-          <w:szCs w:val="32"/>
-        </w:rPr>
-        <w:t>passo</w:t>
-      </w:r>
-      <w:proofErr w:type="spellEnd"/>
-      <w:r>
-        <w:rPr>
-          <w:rFonts w:ascii="Chalkboard" w:hAnsi="Chalkboard"/>
-          <w:sz w:val="32"/>
-          <w:szCs w:val="32"/>
-        </w:rPr>
-        <w:t xml:space="preserve"> camminare.</w:t>
+        <w:t>Possono mettere radici e passo passo camminare.</w:t>
       </w:r>
     </w:p>
     <w:p>
@@ -24826,25 +24167,7 @@
           <w:sz w:val="32"/>
           <w:szCs w:val="32"/>
         </w:rPr>
-        <w:t xml:space="preserve">Questi occhi, con i tuoi, </w:t>
-      </w:r>
-      <w:proofErr w:type="spellStart"/>
-      <w:r>
-        <w:rPr>
-          <w:rFonts w:ascii="Chalkboard" w:hAnsi="Chalkboard"/>
-          <w:sz w:val="32"/>
-          <w:szCs w:val="32"/>
-        </w:rPr>
-        <w:t>potran</w:t>
-      </w:r>
-      <w:proofErr w:type="spellEnd"/>
-      <w:r>
-        <w:rPr>
-          <w:rFonts w:ascii="Chalkboard" w:hAnsi="Chalkboard"/>
-          <w:sz w:val="32"/>
-          <w:szCs w:val="32"/>
-        </w:rPr>
-        <w:t xml:space="preserve"> vedere meraviglie,</w:t>
+        <w:t>Questi occhi, con i tuoi, potran vedere meraviglie,</w:t>
       </w:r>
       <w:r>
         <w:rPr>
@@ -27267,23 +26590,13 @@
           <w:szCs w:val="32"/>
         </w:rPr>
       </w:pPr>
-      <w:proofErr w:type="spellStart"/>
-      <w:r>
-        <w:rPr>
-          <w:rFonts w:ascii="Chalkboard" w:hAnsi="Chalkboard"/>
-          <w:sz w:val="32"/>
-          <w:szCs w:val="32"/>
-        </w:rPr>
-        <w:t>li</w:t>
-      </w:r>
-      <w:proofErr w:type="spellEnd"/>
-      <w:r>
-        <w:rPr>
-          <w:rFonts w:ascii="Chalkboard" w:hAnsi="Chalkboard"/>
-          <w:sz w:val="32"/>
-          <w:szCs w:val="32"/>
-        </w:rPr>
-        <w:t xml:space="preserve"> rimettiamo</w:t>
+      <w:r>
+        <w:rPr>
+          <w:rFonts w:ascii="Chalkboard" w:hAnsi="Chalkboard"/>
+          <w:sz w:val="32"/>
+          <w:szCs w:val="32"/>
+        </w:rPr>
+        <w:t>li rimettiamo</w:t>
       </w:r>
       <w:r>
         <w:rPr>
@@ -35446,16 +34759,7 @@
           <w:sz w:val="32"/>
           <w:szCs w:val="32"/>
         </w:rPr>
-        <w:t xml:space="preserve">Facci uno </w:t>
-      </w:r>
-      <w:proofErr w:type="gramStart"/>
-      <w:r>
-        <w:rPr>
-          <w:rFonts w:ascii="Chalkboard" w:hAnsi="Chalkboard"/>
-          <w:sz w:val="32"/>
-          <w:szCs w:val="32"/>
-        </w:rPr>
-        <w:t>ne</w:t>
+        <w:t>Facci uno ne</w:t>
       </w:r>
       <w:r>
         <w:rPr>
@@ -35465,7 +34769,6 @@
         </w:rPr>
         <w:t>l</w:t>
       </w:r>
-      <w:proofErr w:type="gramEnd"/>
       <w:r>
         <w:rPr>
           <w:rFonts w:ascii="Chalkboard" w:hAnsi="Chalkboard"/>
@@ -37166,9 +36469,8 @@
           <w:szCs w:val="32"/>
           <w:lang w:val="en-US"/>
         </w:rPr>
-        <w:t xml:space="preserve">RIT. Verbum </w:t>
-      </w:r>
-      <w:proofErr w:type="spellStart"/>
+        <w:t>RIT. Verbum caro factum est</w:t>
+      </w:r>
       <w:r>
         <w:rPr>
           <w:rFonts w:ascii="Chalkboard" w:hAnsi="Chalkboard" w:cs="Segoe UI"/>
@@ -37178,9 +36480,90 @@
           <w:szCs w:val="32"/>
           <w:lang w:val="en-US"/>
         </w:rPr>
-        <w:t>caro</w:t>
-      </w:r>
-      <w:proofErr w:type="spellEnd"/>
+        <w:br/>
+        <w:t xml:space="preserve">Verbum panis factum est. </w:t>
+      </w:r>
+      <w:r>
+        <w:rPr>
+          <w:rFonts w:ascii="Chalkboard" w:hAnsi="Chalkboard" w:cs="Segoe UI"/>
+          <w:b/>
+          <w:bCs/>
+          <w:sz w:val="32"/>
+          <w:szCs w:val="32"/>
+        </w:rPr>
+        <w:t>(2v.)</w:t>
+      </w:r>
+    </w:p>
+    <w:p>
+      <w:pPr>
+        <w:pStyle w:val="NormaleWeb"/>
+        <w:shd w:val="clear" w:color="auto" w:fill="FFFFFF"/>
+        <w:spacing w:before="0" w:beforeAutospacing="0" w:after="0" w:afterAutospacing="0"/>
+        <w:rPr>
+          <w:rFonts w:ascii="Chalkboard" w:hAnsi="Chalkboard" w:cs="Segoe UI"/>
+          <w:b/>
+          <w:bCs/>
+          <w:sz w:val="32"/>
+          <w:szCs w:val="32"/>
+        </w:rPr>
+      </w:pPr>
+      <w:r>
+        <w:rPr>
+          <w:rFonts w:ascii="Chalkboard" w:hAnsi="Chalkboard" w:cs="Segoe UI"/>
+          <w:b/>
+          <w:bCs/>
+          <w:sz w:val="32"/>
+          <w:szCs w:val="32"/>
+        </w:rPr>
+        <w:t>Qui spezzi ancora il pane in mezzo a noi</w:t>
+      </w:r>
+      <w:r>
+        <w:rPr>
+          <w:rFonts w:ascii="Chalkboard" w:hAnsi="Chalkboard" w:cs="Segoe UI"/>
+          <w:b/>
+          <w:bCs/>
+          <w:sz w:val="32"/>
+          <w:szCs w:val="32"/>
+        </w:rPr>
+        <w:br/>
+        <w:t>e chiunque mangerà non avrà più fame.</w:t>
+      </w:r>
+      <w:r>
+        <w:rPr>
+          <w:rFonts w:ascii="Chalkboard" w:hAnsi="Chalkboard" w:cs="Segoe UI"/>
+          <w:b/>
+          <w:bCs/>
+          <w:sz w:val="32"/>
+          <w:szCs w:val="32"/>
+        </w:rPr>
+        <w:br/>
+        <w:t>Qui vive la tua Chiesa intorno a te</w:t>
+      </w:r>
+      <w:r>
+        <w:rPr>
+          <w:rFonts w:ascii="Chalkboard" w:hAnsi="Chalkboard" w:cs="Segoe UI"/>
+          <w:b/>
+          <w:bCs/>
+          <w:sz w:val="32"/>
+          <w:szCs w:val="32"/>
+        </w:rPr>
+        <w:br/>
+        <w:t>dove ognuno troverà la sua vera casa.</w:t>
+      </w:r>
+    </w:p>
+    <w:p>
+      <w:pPr>
+        <w:pStyle w:val="NormaleWeb"/>
+        <w:shd w:val="clear" w:color="auto" w:fill="FFFFFF"/>
+        <w:spacing w:before="0" w:beforeAutospacing="0" w:after="0" w:afterAutospacing="0"/>
+        <w:rPr>
+          <w:rFonts w:ascii="Chalkboard" w:hAnsi="Chalkboard" w:cs="Segoe UI"/>
+          <w:b/>
+          <w:bCs/>
+          <w:sz w:val="32"/>
+          <w:szCs w:val="32"/>
+        </w:rPr>
+      </w:pPr>
       <w:r>
         <w:rPr>
           <w:rFonts w:ascii="Chalkboard" w:hAnsi="Chalkboard" w:cs="Segoe UI"/>
@@ -37190,7 +36573,7 @@
           <w:szCs w:val="32"/>
           <w:lang w:val="en-US"/>
         </w:rPr>
-        <w:t xml:space="preserve"> factum est</w:t>
+        <w:t>Verbum caro factum est</w:t>
       </w:r>
       <w:r>
         <w:rPr>
@@ -37202,183 +36585,7 @@
           <w:lang w:val="en-US"/>
         </w:rPr>
         <w:br/>
-        <w:t xml:space="preserve">Verbum </w:t>
-      </w:r>
-      <w:proofErr w:type="spellStart"/>
-      <w:r>
-        <w:rPr>
-          <w:rFonts w:ascii="Chalkboard" w:hAnsi="Chalkboard" w:cs="Segoe UI"/>
-          <w:b/>
-          <w:bCs/>
-          <w:sz w:val="32"/>
-          <w:szCs w:val="32"/>
-          <w:lang w:val="en-US"/>
-        </w:rPr>
-        <w:t>panis</w:t>
-      </w:r>
-      <w:proofErr w:type="spellEnd"/>
-      <w:r>
-        <w:rPr>
-          <w:rFonts w:ascii="Chalkboard" w:hAnsi="Chalkboard" w:cs="Segoe UI"/>
-          <w:b/>
-          <w:bCs/>
-          <w:sz w:val="32"/>
-          <w:szCs w:val="32"/>
-          <w:lang w:val="en-US"/>
-        </w:rPr>
-        <w:t xml:space="preserve"> factum est. </w:t>
-      </w:r>
-      <w:r>
-        <w:rPr>
-          <w:rFonts w:ascii="Chalkboard" w:hAnsi="Chalkboard" w:cs="Segoe UI"/>
-          <w:b/>
-          <w:bCs/>
-          <w:sz w:val="32"/>
-          <w:szCs w:val="32"/>
-        </w:rPr>
-        <w:t>(2v.)</w:t>
-      </w:r>
-    </w:p>
-    <w:p>
-      <w:pPr>
-        <w:pStyle w:val="NormaleWeb"/>
-        <w:shd w:val="clear" w:color="auto" w:fill="FFFFFF"/>
-        <w:spacing w:before="0" w:beforeAutospacing="0" w:after="0" w:afterAutospacing="0"/>
-        <w:rPr>
-          <w:rFonts w:ascii="Chalkboard" w:hAnsi="Chalkboard" w:cs="Segoe UI"/>
-          <w:b/>
-          <w:bCs/>
-          <w:sz w:val="32"/>
-          <w:szCs w:val="32"/>
-        </w:rPr>
-      </w:pPr>
-      <w:r>
-        <w:rPr>
-          <w:rFonts w:ascii="Chalkboard" w:hAnsi="Chalkboard" w:cs="Segoe UI"/>
-          <w:b/>
-          <w:bCs/>
-          <w:sz w:val="32"/>
-          <w:szCs w:val="32"/>
-        </w:rPr>
-        <w:t>Qui spezzi ancora il pane in mezzo a noi</w:t>
-      </w:r>
-      <w:r>
-        <w:rPr>
-          <w:rFonts w:ascii="Chalkboard" w:hAnsi="Chalkboard" w:cs="Segoe UI"/>
-          <w:b/>
-          <w:bCs/>
-          <w:sz w:val="32"/>
-          <w:szCs w:val="32"/>
-        </w:rPr>
-        <w:br/>
-        <w:t>e chiunque mangerà non avrà più fame.</w:t>
-      </w:r>
-      <w:r>
-        <w:rPr>
-          <w:rFonts w:ascii="Chalkboard" w:hAnsi="Chalkboard" w:cs="Segoe UI"/>
-          <w:b/>
-          <w:bCs/>
-          <w:sz w:val="32"/>
-          <w:szCs w:val="32"/>
-        </w:rPr>
-        <w:br/>
-        <w:t>Qui vive la tua Chiesa intorno a te</w:t>
-      </w:r>
-      <w:r>
-        <w:rPr>
-          <w:rFonts w:ascii="Chalkboard" w:hAnsi="Chalkboard" w:cs="Segoe UI"/>
-          <w:b/>
-          <w:bCs/>
-          <w:sz w:val="32"/>
-          <w:szCs w:val="32"/>
-        </w:rPr>
-        <w:br/>
-        <w:t>dove ognuno troverà la sua vera casa.</w:t>
-      </w:r>
-    </w:p>
-    <w:p>
-      <w:pPr>
-        <w:pStyle w:val="NormaleWeb"/>
-        <w:shd w:val="clear" w:color="auto" w:fill="FFFFFF"/>
-        <w:spacing w:before="0" w:beforeAutospacing="0" w:after="0" w:afterAutospacing="0"/>
-        <w:rPr>
-          <w:rFonts w:ascii="Chalkboard" w:hAnsi="Chalkboard" w:cs="Segoe UI"/>
-          <w:b/>
-          <w:bCs/>
-          <w:sz w:val="32"/>
-          <w:szCs w:val="32"/>
-        </w:rPr>
-      </w:pPr>
-      <w:r>
-        <w:rPr>
-          <w:rFonts w:ascii="Chalkboard" w:hAnsi="Chalkboard" w:cs="Segoe UI"/>
-          <w:b/>
-          <w:bCs/>
-          <w:sz w:val="32"/>
-          <w:szCs w:val="32"/>
-          <w:lang w:val="en-US"/>
-        </w:rPr>
-        <w:t xml:space="preserve">Verbum </w:t>
-      </w:r>
-      <w:proofErr w:type="spellStart"/>
-      <w:r>
-        <w:rPr>
-          <w:rFonts w:ascii="Chalkboard" w:hAnsi="Chalkboard" w:cs="Segoe UI"/>
-          <w:b/>
-          <w:bCs/>
-          <w:sz w:val="32"/>
-          <w:szCs w:val="32"/>
-          <w:lang w:val="en-US"/>
-        </w:rPr>
-        <w:t>caro</w:t>
-      </w:r>
-      <w:proofErr w:type="spellEnd"/>
-      <w:r>
-        <w:rPr>
-          <w:rFonts w:ascii="Chalkboard" w:hAnsi="Chalkboard" w:cs="Segoe UI"/>
-          <w:b/>
-          <w:bCs/>
-          <w:sz w:val="32"/>
-          <w:szCs w:val="32"/>
-          <w:lang w:val="en-US"/>
-        </w:rPr>
-        <w:t xml:space="preserve"> factum est</w:t>
-      </w:r>
-      <w:r>
-        <w:rPr>
-          <w:rFonts w:ascii="Chalkboard" w:hAnsi="Chalkboard" w:cs="Segoe UI"/>
-          <w:b/>
-          <w:bCs/>
-          <w:sz w:val="32"/>
-          <w:szCs w:val="32"/>
-          <w:lang w:val="en-US"/>
-        </w:rPr>
-        <w:br/>
-        <w:t xml:space="preserve">Verbum </w:t>
-      </w:r>
-      <w:proofErr w:type="spellStart"/>
-      <w:r>
-        <w:rPr>
-          <w:rFonts w:ascii="Chalkboard" w:hAnsi="Chalkboard" w:cs="Segoe UI"/>
-          <w:b/>
-          <w:bCs/>
-          <w:sz w:val="32"/>
-          <w:szCs w:val="32"/>
-          <w:lang w:val="en-US"/>
-        </w:rPr>
-        <w:t>panis</w:t>
-      </w:r>
-      <w:proofErr w:type="spellEnd"/>
-      <w:r>
-        <w:rPr>
-          <w:rFonts w:ascii="Chalkboard" w:hAnsi="Chalkboard" w:cs="Segoe UI"/>
-          <w:b/>
-          <w:bCs/>
-          <w:sz w:val="32"/>
-          <w:szCs w:val="32"/>
-          <w:lang w:val="en-US"/>
-        </w:rPr>
-        <w:t xml:space="preserve"> factum est. </w:t>
+        <w:t xml:space="preserve">Verbum panis factum est. </w:t>
       </w:r>
       <w:r>
         <w:rPr>
@@ -40540,11 +39747,10 @@
       </w:pPr>
     </w:p>
     <w:sectPr>
-      <w:footerReference w:type="even" r:id="rId8"/>
-      <w:footerReference w:type="default" r:id="rId9"/>
-      <w:type w:val="continuous"/>
+      <w:footerReference w:type="default" r:id="rId14"/>
       <w:pgSz w:w="11900" w:h="16840"/>
       <w:pgMar w:top="1417" w:right="1134" w:bottom="1134" w:left="1134" w:header="708" w:footer="708" w:gutter="0"/>
+      <w:pgNumType w:start="1"/>
       <w:cols w:space="708"/>
       <w:docGrid w:linePitch="360"/>
     </w:sectPr>
@@ -40629,6 +39835,47 @@
 
 <file path=word/footer2.xml><?xml version="1.0" encoding="utf-8"?>
 <w:ftr xmlns:wpc="http://schemas.microsoft.com/office/word/2010/wordprocessingCanvas" xmlns:cx="http://schemas.microsoft.com/office/drawing/2014/chartex" xmlns:cx1="http://schemas.microsoft.com/office/drawing/2015/9/8/chartex" xmlns:cx2="http://schemas.microsoft.com/office/drawing/2015/10/21/chartex" xmlns:cx3="http://schemas.microsoft.com/office/drawing/2016/5/9/chartex" xmlns:cx4="http://schemas.microsoft.com/office/drawing/2016/5/10/chartex" xmlns:cx5="http://schemas.microsoft.com/office/drawing/2016/5/11/chartex" xmlns:cx6="http://schemas.microsoft.com/office/drawing/2016/5/12/chartex" xmlns:cx7="http://schemas.microsoft.com/office/drawing/2016/5/13/chartex" xmlns:cx8="http://schemas.microsoft.com/office/drawing/2016/5/14/chartex" xmlns:mc="http://schemas.openxmlformats.org/markup-compatibility/2006" xmlns:aink="http://schemas.microsoft.com/office/drawing/2016/ink" xmlns:am3d="http://schemas.microsoft.com/office/drawing/2017/model3d" xmlns:o="urn:schemas-microsoft-com:office:office" xmlns:oel="http://schemas.microsoft.com/office/2019/extlst" xmlns:r="http://schemas.openxmlformats.org/officeDocument/2006/relationships" xmlns:m="http://schemas.openxmlformats.org/officeDocument/2006/math" xmlns:v="urn:schemas-microsoft-com:vml" xmlns:wp14="http://schemas.microsoft.com/office/word/2010/wordprocessingDrawing" xmlns:wp="http://schemas.openxmlformats.org/drawingml/2006/wordprocessingDrawing" xmlns:w10="urn:schemas-microsoft-com:office:word" xmlns:w="http://schemas.openxmlformats.org/wordprocessingml/2006/main" xmlns:w14="http://schemas.microsoft.com/office/word/2010/wordml" xmlns:w15="http://schemas.microsoft.com/office/word/2012/wordml" xmlns:w16cex="http://schemas.microsoft.com/office/word/2018/wordml/cex" xmlns:w16cid="http://schemas.microsoft.com/office/word/2016/wordml/cid" xmlns:w16="http://schemas.microsoft.com/office/word/2018/wordml" xmlns:w16du="http://schemas.microsoft.com/office/word/2023/wordml/word16du" xmlns:w16sdtdh="http://schemas.microsoft.com/office/word/2020/wordml/sdtdatahash" xmlns:w16sdtfl="http://schemas.microsoft.com/office/word/2024/wordml/sdtformatlock" xmlns:w16se="http://schemas.microsoft.com/office/word/2015/wordml/symex" xmlns:wpg="http://schemas.microsoft.com/office/word/2010/wordprocessingGroup" xmlns:wpi="http://schemas.microsoft.com/office/word/2010/wordprocessingInk" xmlns:wne="http://schemas.microsoft.com/office/word/2006/wordml" xmlns:wps="http://schemas.microsoft.com/office/word/2010/wordprocessingShape" mc:Ignorable="w14 w15 w16se w16cid w16 w16cex w16sdtdh w16sdtfl w16du wp14">
+  <w:p>
+    <w:pPr>
+      <w:pStyle w:val="Pidipagina"/>
+      <w:framePr w:wrap="none" w:vAnchor="text" w:hAnchor="margin" w:xAlign="center" w:y="1"/>
+      <w:rPr>
+        <w:rStyle w:val="Numeropagina"/>
+        <w:rFonts w:ascii="Chalkboard" w:hAnsi="Chalkboard"/>
+        <w:b/>
+        <w:bCs/>
+        <w:color w:val="000000" w:themeColor="text1"/>
+        <w:sz w:val="32"/>
+        <w:szCs w:val="32"/>
+      </w:rPr>
+    </w:pPr>
+  </w:p>
+  <w:p>
+    <w:pPr>
+      <w:pStyle w:val="Pidipagina"/>
+      <w:rPr>
+        <w:rFonts w:ascii="Chalkboard" w:hAnsi="Chalkboard"/>
+        <w:color w:val="000000" w:themeColor="text1"/>
+        <w:sz w:val="32"/>
+        <w:szCs w:val="32"/>
+      </w:rPr>
+    </w:pPr>
+  </w:p>
+</w:ftr>
+</file>
+
+<file path=word/footer3.xml><?xml version="1.0" encoding="utf-8"?>
+<w:ftr xmlns:wpc="http://schemas.microsoft.com/office/word/2010/wordprocessingCanvas" xmlns:cx="http://schemas.microsoft.com/office/drawing/2014/chartex" xmlns:cx1="http://schemas.microsoft.com/office/drawing/2015/9/8/chartex" xmlns:cx2="http://schemas.microsoft.com/office/drawing/2015/10/21/chartex" xmlns:cx3="http://schemas.microsoft.com/office/drawing/2016/5/9/chartex" xmlns:cx4="http://schemas.microsoft.com/office/drawing/2016/5/10/chartex" xmlns:cx5="http://schemas.microsoft.com/office/drawing/2016/5/11/chartex" xmlns:cx6="http://schemas.microsoft.com/office/drawing/2016/5/12/chartex" xmlns:cx7="http://schemas.microsoft.com/office/drawing/2016/5/13/chartex" xmlns:cx8="http://schemas.microsoft.com/office/drawing/2016/5/14/chartex" xmlns:mc="http://schemas.openxmlformats.org/markup-compatibility/2006" xmlns:aink="http://schemas.microsoft.com/office/drawing/2016/ink" xmlns:am3d="http://schemas.microsoft.com/office/drawing/2017/model3d" xmlns:o="urn:schemas-microsoft-com:office:office" xmlns:oel="http://schemas.microsoft.com/office/2019/extlst" xmlns:r="http://schemas.openxmlformats.org/officeDocument/2006/relationships" xmlns:m="http://schemas.openxmlformats.org/officeDocument/2006/math" xmlns:v="urn:schemas-microsoft-com:vml" xmlns:wp14="http://schemas.microsoft.com/office/word/2010/wordprocessingDrawing" xmlns:wp="http://schemas.openxmlformats.org/drawingml/2006/wordprocessingDrawing" xmlns:w10="urn:schemas-microsoft-com:office:word" xmlns:w="http://schemas.openxmlformats.org/wordprocessingml/2006/main" xmlns:w14="http://schemas.microsoft.com/office/word/2010/wordml" xmlns:w15="http://schemas.microsoft.com/office/word/2012/wordml" xmlns:w16cex="http://schemas.microsoft.com/office/word/2018/wordml/cex" xmlns:w16cid="http://schemas.microsoft.com/office/word/2016/wordml/cid" xmlns:w16="http://schemas.microsoft.com/office/word/2018/wordml" xmlns:w16du="http://schemas.microsoft.com/office/word/2023/wordml/word16du" xmlns:w16sdtdh="http://schemas.microsoft.com/office/word/2020/wordml/sdtdatahash" xmlns:w16sdtfl="http://schemas.microsoft.com/office/word/2024/wordml/sdtformatlock" xmlns:w16se="http://schemas.microsoft.com/office/word/2015/wordml/symex" xmlns:wpg="http://schemas.microsoft.com/office/word/2010/wordprocessingGroup" xmlns:wpi="http://schemas.microsoft.com/office/word/2010/wordprocessingInk" xmlns:wne="http://schemas.microsoft.com/office/word/2006/wordml" xmlns:wps="http://schemas.microsoft.com/office/word/2010/wordprocessingShape" mc:Ignorable="w14 w15 w16se w16cid w16 w16cex w16sdtdh w16sdtfl w16du wp14">
+  <w:p>
+    <w:pPr>
+      <w:pStyle w:val="Pidipagina"/>
+    </w:pPr>
+  </w:p>
+</w:ftr>
+</file>
+
+<file path=word/footer4.xml><?xml version="1.0" encoding="utf-8"?>
+<w:ftr xmlns:wpc="http://schemas.microsoft.com/office/word/2010/wordprocessingCanvas" xmlns:cx="http://schemas.microsoft.com/office/drawing/2014/chartex" xmlns:cx1="http://schemas.microsoft.com/office/drawing/2015/9/8/chartex" xmlns:cx2="http://schemas.microsoft.com/office/drawing/2015/10/21/chartex" xmlns:cx3="http://schemas.microsoft.com/office/drawing/2016/5/9/chartex" xmlns:cx4="http://schemas.microsoft.com/office/drawing/2016/5/10/chartex" xmlns:cx5="http://schemas.microsoft.com/office/drawing/2016/5/11/chartex" xmlns:cx6="http://schemas.microsoft.com/office/drawing/2016/5/12/chartex" xmlns:cx7="http://schemas.microsoft.com/office/drawing/2016/5/13/chartex" xmlns:cx8="http://schemas.microsoft.com/office/drawing/2016/5/14/chartex" xmlns:mc="http://schemas.openxmlformats.org/markup-compatibility/2006" xmlns:aink="http://schemas.microsoft.com/office/drawing/2016/ink" xmlns:am3d="http://schemas.microsoft.com/office/drawing/2017/model3d" xmlns:o="urn:schemas-microsoft-com:office:office" xmlns:oel="http://schemas.microsoft.com/office/2019/extlst" xmlns:r="http://schemas.openxmlformats.org/officeDocument/2006/relationships" xmlns:m="http://schemas.openxmlformats.org/officeDocument/2006/math" xmlns:v="urn:schemas-microsoft-com:vml" xmlns:wp14="http://schemas.microsoft.com/office/word/2010/wordprocessingDrawing" xmlns:wp="http://schemas.openxmlformats.org/drawingml/2006/wordprocessingDrawing" xmlns:w10="urn:schemas-microsoft-com:office:word" xmlns:w="http://schemas.openxmlformats.org/wordprocessingml/2006/main" xmlns:w14="http://schemas.microsoft.com/office/word/2010/wordml" xmlns:w15="http://schemas.microsoft.com/office/word/2012/wordml" xmlns:w16cex="http://schemas.microsoft.com/office/word/2018/wordml/cex" xmlns:w16cid="http://schemas.microsoft.com/office/word/2016/wordml/cid" xmlns:w16="http://schemas.microsoft.com/office/word/2018/wordml" xmlns:w16du="http://schemas.microsoft.com/office/word/2023/wordml/word16du" xmlns:w16sdtdh="http://schemas.microsoft.com/office/word/2020/wordml/sdtdatahash" xmlns:w16sdtfl="http://schemas.microsoft.com/office/word/2024/wordml/sdtformatlock" xmlns:w16se="http://schemas.microsoft.com/office/word/2015/wordml/symex" xmlns:wpg="http://schemas.microsoft.com/office/word/2010/wordprocessingGroup" xmlns:wpi="http://schemas.microsoft.com/office/word/2010/wordprocessingInk" xmlns:wne="http://schemas.microsoft.com/office/word/2006/wordml" xmlns:wps="http://schemas.microsoft.com/office/word/2010/wordprocessingShape" mc:Ignorable="w14 w15 w16se w16cid w16 w16cex w16sdtdh w16sdtfl w16du wp14">
   <w:sdt>
     <w:sdtPr>
       <w:rPr>
@@ -40639,7 +39886,7 @@
         <w:sz w:val="32"/>
         <w:szCs w:val="32"/>
       </w:rPr>
-      <w:id w:val="373587194"/>
+      <w:id w:val="-859813320"/>
       <w:docPartObj>
         <w:docPartGallery w:val="Page Numbers (Bottom of Page)"/>
         <w:docPartUnique/>
@@ -40761,6 +40008,36 @@
     </w:p>
   </w:footnote>
 </w:footnotes>
+</file>
+
+<file path=word/header1.xml><?xml version="1.0" encoding="utf-8"?>
+<w:hdr xmlns:wpc="http://schemas.microsoft.com/office/word/2010/wordprocessingCanvas" xmlns:cx="http://schemas.microsoft.com/office/drawing/2014/chartex" xmlns:cx1="http://schemas.microsoft.com/office/drawing/2015/9/8/chartex" xmlns:cx2="http://schemas.microsoft.com/office/drawing/2015/10/21/chartex" xmlns:cx3="http://schemas.microsoft.com/office/drawing/2016/5/9/chartex" xmlns:cx4="http://schemas.microsoft.com/office/drawing/2016/5/10/chartex" xmlns:cx5="http://schemas.microsoft.com/office/drawing/2016/5/11/chartex" xmlns:cx6="http://schemas.microsoft.com/office/drawing/2016/5/12/chartex" xmlns:cx7="http://schemas.microsoft.com/office/drawing/2016/5/13/chartex" xmlns:cx8="http://schemas.microsoft.com/office/drawing/2016/5/14/chartex" xmlns:mc="http://schemas.openxmlformats.org/markup-compatibility/2006" xmlns:aink="http://schemas.microsoft.com/office/drawing/2016/ink" xmlns:am3d="http://schemas.microsoft.com/office/drawing/2017/model3d" xmlns:o="urn:schemas-microsoft-com:office:office" xmlns:oel="http://schemas.microsoft.com/office/2019/extlst" xmlns:r="http://schemas.openxmlformats.org/officeDocument/2006/relationships" xmlns:m="http://schemas.openxmlformats.org/officeDocument/2006/math" xmlns:v="urn:schemas-microsoft-com:vml" xmlns:wp14="http://schemas.microsoft.com/office/word/2010/wordprocessingDrawing" xmlns:wp="http://schemas.openxmlformats.org/drawingml/2006/wordprocessingDrawing" xmlns:w10="urn:schemas-microsoft-com:office:word" xmlns:w="http://schemas.openxmlformats.org/wordprocessingml/2006/main" xmlns:w14="http://schemas.microsoft.com/office/word/2010/wordml" xmlns:w15="http://schemas.microsoft.com/office/word/2012/wordml" xmlns:w16cex="http://schemas.microsoft.com/office/word/2018/wordml/cex" xmlns:w16cid="http://schemas.microsoft.com/office/word/2016/wordml/cid" xmlns:w16="http://schemas.microsoft.com/office/word/2018/wordml" xmlns:w16du="http://schemas.microsoft.com/office/word/2023/wordml/word16du" xmlns:w16sdtdh="http://schemas.microsoft.com/office/word/2020/wordml/sdtdatahash" xmlns:w16sdtfl="http://schemas.microsoft.com/office/word/2024/wordml/sdtformatlock" xmlns:w16se="http://schemas.microsoft.com/office/word/2015/wordml/symex" xmlns:wpg="http://schemas.microsoft.com/office/word/2010/wordprocessingGroup" xmlns:wpi="http://schemas.microsoft.com/office/word/2010/wordprocessingInk" xmlns:wne="http://schemas.microsoft.com/office/word/2006/wordml" xmlns:wps="http://schemas.microsoft.com/office/word/2010/wordprocessingShape" mc:Ignorable="w14 w15 w16se w16cid w16 w16cex w16sdtdh w16sdtfl w16du wp14">
+  <w:p>
+    <w:pPr>
+      <w:pStyle w:val="Intestazione"/>
+    </w:pPr>
+  </w:p>
+</w:hdr>
+</file>
+
+<file path=word/header2.xml><?xml version="1.0" encoding="utf-8"?>
+<w:hdr xmlns:wpc="http://schemas.microsoft.com/office/word/2010/wordprocessingCanvas" xmlns:cx="http://schemas.microsoft.com/office/drawing/2014/chartex" xmlns:cx1="http://schemas.microsoft.com/office/drawing/2015/9/8/chartex" xmlns:cx2="http://schemas.microsoft.com/office/drawing/2015/10/21/chartex" xmlns:cx3="http://schemas.microsoft.com/office/drawing/2016/5/9/chartex" xmlns:cx4="http://schemas.microsoft.com/office/drawing/2016/5/10/chartex" xmlns:cx5="http://schemas.microsoft.com/office/drawing/2016/5/11/chartex" xmlns:cx6="http://schemas.microsoft.com/office/drawing/2016/5/12/chartex" xmlns:cx7="http://schemas.microsoft.com/office/drawing/2016/5/13/chartex" xmlns:cx8="http://schemas.microsoft.com/office/drawing/2016/5/14/chartex" xmlns:mc="http://schemas.openxmlformats.org/markup-compatibility/2006" xmlns:aink="http://schemas.microsoft.com/office/drawing/2016/ink" xmlns:am3d="http://schemas.microsoft.com/office/drawing/2017/model3d" xmlns:o="urn:schemas-microsoft-com:office:office" xmlns:oel="http://schemas.microsoft.com/office/2019/extlst" xmlns:r="http://schemas.openxmlformats.org/officeDocument/2006/relationships" xmlns:m="http://schemas.openxmlformats.org/officeDocument/2006/math" xmlns:v="urn:schemas-microsoft-com:vml" xmlns:wp14="http://schemas.microsoft.com/office/word/2010/wordprocessingDrawing" xmlns:wp="http://schemas.openxmlformats.org/drawingml/2006/wordprocessingDrawing" xmlns:w10="urn:schemas-microsoft-com:office:word" xmlns:w="http://schemas.openxmlformats.org/wordprocessingml/2006/main" xmlns:w14="http://schemas.microsoft.com/office/word/2010/wordml" xmlns:w15="http://schemas.microsoft.com/office/word/2012/wordml" xmlns:w16cex="http://schemas.microsoft.com/office/word/2018/wordml/cex" xmlns:w16cid="http://schemas.microsoft.com/office/word/2016/wordml/cid" xmlns:w16="http://schemas.microsoft.com/office/word/2018/wordml" xmlns:w16du="http://schemas.microsoft.com/office/word/2023/wordml/word16du" xmlns:w16sdtdh="http://schemas.microsoft.com/office/word/2020/wordml/sdtdatahash" xmlns:w16sdtfl="http://schemas.microsoft.com/office/word/2024/wordml/sdtformatlock" xmlns:w16se="http://schemas.microsoft.com/office/word/2015/wordml/symex" xmlns:wpg="http://schemas.microsoft.com/office/word/2010/wordprocessingGroup" xmlns:wpi="http://schemas.microsoft.com/office/word/2010/wordprocessingInk" xmlns:wne="http://schemas.microsoft.com/office/word/2006/wordml" xmlns:wps="http://schemas.microsoft.com/office/word/2010/wordprocessingShape" mc:Ignorable="w14 w15 w16se w16cid w16 w16cex w16sdtdh w16sdtfl w16du wp14">
+  <w:p>
+    <w:pPr>
+      <w:pStyle w:val="Intestazione"/>
+    </w:pPr>
+  </w:p>
+</w:hdr>
+</file>
+
+<file path=word/header3.xml><?xml version="1.0" encoding="utf-8"?>
+<w:hdr xmlns:wpc="http://schemas.microsoft.com/office/word/2010/wordprocessingCanvas" xmlns:cx="http://schemas.microsoft.com/office/drawing/2014/chartex" xmlns:cx1="http://schemas.microsoft.com/office/drawing/2015/9/8/chartex" xmlns:cx2="http://schemas.microsoft.com/office/drawing/2015/10/21/chartex" xmlns:cx3="http://schemas.microsoft.com/office/drawing/2016/5/9/chartex" xmlns:cx4="http://schemas.microsoft.com/office/drawing/2016/5/10/chartex" xmlns:cx5="http://schemas.microsoft.com/office/drawing/2016/5/11/chartex" xmlns:cx6="http://schemas.microsoft.com/office/drawing/2016/5/12/chartex" xmlns:cx7="http://schemas.microsoft.com/office/drawing/2016/5/13/chartex" xmlns:cx8="http://schemas.microsoft.com/office/drawing/2016/5/14/chartex" xmlns:mc="http://schemas.openxmlformats.org/markup-compatibility/2006" xmlns:aink="http://schemas.microsoft.com/office/drawing/2016/ink" xmlns:am3d="http://schemas.microsoft.com/office/drawing/2017/model3d" xmlns:o="urn:schemas-microsoft-com:office:office" xmlns:oel="http://schemas.microsoft.com/office/2019/extlst" xmlns:r="http://schemas.openxmlformats.org/officeDocument/2006/relationships" xmlns:m="http://schemas.openxmlformats.org/officeDocument/2006/math" xmlns:v="urn:schemas-microsoft-com:vml" xmlns:wp14="http://schemas.microsoft.com/office/word/2010/wordprocessingDrawing" xmlns:wp="http://schemas.openxmlformats.org/drawingml/2006/wordprocessingDrawing" xmlns:w10="urn:schemas-microsoft-com:office:word" xmlns:w="http://schemas.openxmlformats.org/wordprocessingml/2006/main" xmlns:w14="http://schemas.microsoft.com/office/word/2010/wordml" xmlns:w15="http://schemas.microsoft.com/office/word/2012/wordml" xmlns:w16cex="http://schemas.microsoft.com/office/word/2018/wordml/cex" xmlns:w16cid="http://schemas.microsoft.com/office/word/2016/wordml/cid" xmlns:w16="http://schemas.microsoft.com/office/word/2018/wordml" xmlns:w16du="http://schemas.microsoft.com/office/word/2023/wordml/word16du" xmlns:w16sdtdh="http://schemas.microsoft.com/office/word/2020/wordml/sdtdatahash" xmlns:w16sdtfl="http://schemas.microsoft.com/office/word/2024/wordml/sdtformatlock" xmlns:w16se="http://schemas.microsoft.com/office/word/2015/wordml/symex" xmlns:wpg="http://schemas.microsoft.com/office/word/2010/wordprocessingGroup" xmlns:wpi="http://schemas.microsoft.com/office/word/2010/wordprocessingInk" xmlns:wne="http://schemas.microsoft.com/office/word/2006/wordml" xmlns:wps="http://schemas.microsoft.com/office/word/2010/wordprocessingShape" mc:Ignorable="w14 w15 w16se w16cid w16 w16cex w16sdtdh w16sdtfl w16du wp14">
+  <w:p>
+    <w:pPr>
+      <w:pStyle w:val="Intestazione"/>
+    </w:pPr>
+  </w:p>
+</w:hdr>
 </file>
 
 <file path=word/numbering.xml><?xml version="1.0" encoding="utf-8"?>
